--- a/arb/docx/66.content.docx
+++ b/arb/docx/66.content.docx
@@ -22,7 +22,7 @@
         <w:rPr>
           <w:lang w:val="ar_AE" w:bidi="ar_AE"/>
         </w:rPr>
-        <w:t>Resource: ملاحظات الدراسة - مقدمات الكتب (تينديل)</w:t>
+        <w:t>Resource: Tyndale Open Study Notes</w:t>
       </w:r>
       <w:r>
         <w:rPr>
@@ -122,7 +122,7 @@
         <w:rPr>
           <w:lang w:val="ar_AE" w:bidi="ar_AE"/>
         </w:rPr>
-        <w:t>ملاحظات الدراسة - مقدمات الكتب (تينديل)</w:t>
+        <w:t>Tyndale Open Study Notes</w:t>
       </w:r>
     </w:p>
     <w:p>

--- a/arb/docx/66.content.docx
+++ b/arb/docx/66.content.docx
@@ -22,7 +22,7 @@
         <w:rPr>
           <w:lang w:val="ar_AE" w:bidi="ar_AE"/>
         </w:rPr>
-        <w:t>Resource: Tyndale Open Study Notes</w:t>
+        <w:t>Resource: Aquifer Open Study Notes (Book Intros)</w:t>
       </w:r>
       <w:r>
         <w:rPr>
@@ -122,7 +122,7 @@
         <w:rPr>
           <w:lang w:val="ar_AE" w:bidi="ar_AE"/>
         </w:rPr>
-        <w:t>Tyndale Open Study Notes</w:t>
+        <w:t>Aquifer Open Study Notes (Book Intros)</w:t>
       </w:r>
     </w:p>
     <w:p>

--- a/arb/docx/66.content.docx
+++ b/arb/docx/66.content.docx
@@ -9,6 +9,8 @@
       </w:pPr>
       <w:r>
         <w:rPr>
+          <w:rtl/>
+          <w:cs/>
           <w:lang w:val="ar_AE" w:bidi="ar_AE"/>
         </w:rPr>
       </w:r>
@@ -20,12 +22,16 @@
       </w:pPr>
       <w:r>
         <w:rPr>
+          <w:rtl/>
+          <w:cs/>
           <w:lang w:val="ar_AE" w:bidi="ar_AE"/>
         </w:rPr>
         <w:t>Resource: Aquifer Open Study Notes (Book Intros)</w:t>
       </w:r>
       <w:r>
         <w:rPr>
+          <w:rtl/>
+          <w:cs/>
           <w:lang w:val="ar_AE" w:bidi="ar_AE"/>
         </w:rPr>
       </w:r>
@@ -36,12 +42,16 @@
       </w:pPr>
       <w:r>
         <w:rPr>
+          <w:rtl/>
+          <w:cs/>
           <w:lang w:val="ar_AE" w:bidi="ar_AE"/>
         </w:rPr>
       </w:r>
       <w:r>
         <w:rPr>
           <w:b/>
+          <w:rtl/>
+          <w:cs/>
           <w:lang w:val="ar_AE" w:bidi="ar_AE"/>
         </w:rPr>
         <w:t>Aquifer Open Study Notes (Book Intros)</w:t>
@@ -53,35 +63,47 @@
       </w:pPr>
       <w:r>
         <w:rPr>
-          <w:lang w:val="ar_AE" w:bidi="ar_AE"/>
-        </w:rPr>
-      </w:r>
-      <w:r>
-        <w:rPr>
+          <w:rtl/>
+          <w:cs/>
+          <w:lang w:val="ar_AE" w:bidi="ar_AE"/>
+        </w:rPr>
+      </w:r>
+      <w:r>
+        <w:rPr>
+          <w:rtl/>
+          <w:cs/>
           <w:lang w:val="ar_AE" w:bidi="ar_AE"/>
         </w:rPr>
         <w:t xml:space="preserve">This work is an adaptation of </w:t>
       </w:r>
       <w:r>
         <w:rPr>
+          <w:rtl/>
+          <w:cs/>
           <w:lang w:val="ar_AE" w:bidi="ar_AE"/>
         </w:rPr>
         <w:t>Tyndale Open Study Notes</w:t>
       </w:r>
       <w:r>
         <w:rPr>
+          <w:rtl/>
+          <w:cs/>
           <w:lang w:val="ar_AE" w:bidi="ar_AE"/>
         </w:rPr>
         <w:t xml:space="preserve"> © 2023 Tyndale House Publishers, licensed under the CC BY-SA 4.0 license. The adaptation, </w:t>
       </w:r>
       <w:r>
         <w:rPr>
+          <w:rtl/>
+          <w:cs/>
           <w:lang w:val="ar_AE" w:bidi="ar_AE"/>
         </w:rPr>
         <w:t>Aquifer Open Study Notes</w:t>
       </w:r>
       <w:r>
         <w:rPr>
+          <w:rtl/>
+          <w:cs/>
           <w:lang w:val="ar_AE" w:bidi="ar_AE"/>
         </w:rPr>
         <w:t>, was created by Mission Mutual and is also licensed under CC BY-SA 4.0.</w:t>
@@ -93,22 +115,30 @@
       </w:pPr>
       <w:r>
         <w:rPr>
-          <w:lang w:val="ar_AE" w:bidi="ar_AE"/>
-        </w:rPr>
-      </w:r>
-      <w:r>
-        <w:rPr>
+          <w:rtl/>
+          <w:cs/>
+          <w:lang w:val="ar_AE" w:bidi="ar_AE"/>
+        </w:rPr>
+      </w:r>
+      <w:r>
+        <w:rPr>
+          <w:rtl/>
+          <w:cs/>
           <w:lang w:val="ar_AE" w:bidi="ar_AE"/>
         </w:rPr>
         <w:t>This resource has been adapted into multiple languages, including English, Tok Pisin, Arabic (عربي), French (Français), Hindi (हिंदी), Indonesian (Bahasa Indonesia), Portuguese (Português), Russian (Русский), Spanish (Español), Swahili (Kiswahili), and Simplified Chinese (简体中文).</w:t>
       </w:r>
       <w:r>
         <w:rPr>
-          <w:lang w:val="ar_AE" w:bidi="ar_AE"/>
-        </w:rPr>
-      </w:r>
-      <w:r>
-        <w:rPr>
+          <w:rtl/>
+          <w:cs/>
+          <w:lang w:val="ar_AE" w:bidi="ar_AE"/>
+        </w:rPr>
+      </w:r>
+      <w:r>
+        <w:rPr>
+          <w:rtl/>
+          <w:cs/>
           <w:lang w:val="ar_AE" w:bidi="ar_AE"/>
         </w:rPr>
       </w:r>
@@ -120,6 +150,8 @@
       </w:pPr>
       <w:r>
         <w:rPr>
+          <w:rtl/>
+          <w:cs/>
           <w:lang w:val="ar_AE" w:bidi="ar_AE"/>
         </w:rPr>
         <w:t>Aquifer Open Study Notes (Book Intros)</w:t>
@@ -149,6 +181,8 @@
       </w:pPr>
       <w:r>
         <w:rPr>
+          <w:rtl/>
+          <w:cs/>
           <w:lang w:val="ar_AE" w:bidi="ar_AE"/>
         </w:rPr>
       </w:r>
@@ -160,12 +194,16 @@
       </w:pPr>
       <w:r>
         <w:rPr>
+          <w:rtl/>
+          <w:cs/>
           <w:lang w:val="ar_AE" w:bidi="ar_AE"/>
         </w:rPr>
         <w:t>REV</w:t>
       </w:r>
       <w:r>
         <w:rPr>
+          <w:rtl/>
+          <w:cs/>
           <w:lang w:val="ar_AE" w:bidi="ar_AE"/>
         </w:rPr>
       </w:r>
@@ -176,22 +214,30 @@
       </w:pPr>
       <w:r>
         <w:rPr>
-          <w:lang w:val="ar_AE" w:bidi="ar_AE"/>
-        </w:rPr>
-      </w:r>
-      <w:r>
-        <w:rPr>
+          <w:rtl/>
+          <w:cs/>
+          <w:lang w:val="ar_AE" w:bidi="ar_AE"/>
+        </w:rPr>
+      </w:r>
+      <w:r>
+        <w:rPr>
+          <w:rtl/>
+          <w:cs/>
           <w:lang w:val="ar_AE" w:bidi="ar_AE"/>
         </w:rPr>
         <w:t xml:space="preserve"> </w:t>
       </w:r>
       <w:r>
         <w:rPr>
-          <w:lang w:val="ar_AE" w:bidi="ar_AE"/>
-        </w:rPr>
-      </w:r>
-      <w:r>
-        <w:rPr>
+          <w:rtl/>
+          <w:cs/>
+          <w:lang w:val="ar_AE" w:bidi="ar_AE"/>
+        </w:rPr>
+      </w:r>
+      <w:r>
+        <w:rPr>
+          <w:rtl/>
+          <w:cs/>
           <w:lang w:val="ar_AE" w:bidi="ar_AE"/>
         </w:rPr>
       </w:r>
@@ -217,6 +263,8 @@
       </w:pPr>
       <w:r>
         <w:rPr>
+          <w:rtl/>
+          <w:cs/>
           <w:lang w:val="ar_AE" w:bidi="ar_AE"/>
         </w:rPr>
       </w:r>
@@ -228,12 +276,16 @@
       </w:pPr>
       <w:r>
         <w:rPr>
+          <w:rtl/>
+          <w:cs/>
           <w:lang w:val="ar_AE" w:bidi="ar_AE"/>
         </w:rPr>
         <w:t>سِفْرِ الرُّؤيَا</w:t>
       </w:r>
       <w:r>
         <w:rPr>
+          <w:rtl/>
+          <w:cs/>
           <w:lang w:val="ar_AE" w:bidi="ar_AE"/>
         </w:rPr>
       </w:r>
@@ -244,17 +296,23 @@
       </w:pPr>
       <w:r>
         <w:rPr>
-          <w:lang w:val="ar_AE" w:bidi="ar_AE"/>
-        </w:rPr>
-      </w:r>
-      <w:r>
-        <w:rPr>
+          <w:rtl/>
+          <w:cs/>
+          <w:lang w:val="ar_AE" w:bidi="ar_AE"/>
+        </w:rPr>
+      </w:r>
+      <w:r>
+        <w:rPr>
+          <w:rtl/>
+          <w:cs/>
           <w:lang w:val="ar_AE" w:bidi="ar_AE"/>
         </w:rPr>
         <w:t>رُؤَيَا يُوحَنَّا رِسَالةٌ مجيدةٌ، مصمَّمَةٌ بشكلٍ رائعٍ عن الخلاصِ المتاح في يَسُوع المَسِيح. يُطَوِّبُ سِفْرُ الرُّؤيَا كلَّ من يتأمَّلُهُ، ويحذِّرُ بصرامَةٍ من يقاومِون المسيح والبشارة السَّارَّة، كما يوجِّه التحذيرَ لكلِّ من يكون سلوكُهم المسيحيُّ سطحيًّا. دراما السِّفْر المتجلِّيَة شيئًا فشيئًا تمتدُّ عبر السِّفْرِ بِصُّوَرٍ خياليَّةِ تشْهَدُ على قُدْرَة اللهِ الفائِقَة. تصِفُ رؤَى السِّفْر بَلْوَى المسيحيين، وأحكام دينونة الله على مُضْطَّهِدِيهم، والرَّجاءَ الأبديِّ ووَعْدَ الله لشَعْبِه الأمينِ</w:t>
       </w:r>
       <w:r>
         <w:rPr>
+          <w:rtl/>
+          <w:cs/>
           <w:lang w:val="ar_AE" w:bidi="ar_AE"/>
         </w:rPr>
         <w:t>.</w:t>
@@ -268,6 +326,8 @@
       <w:r>
         <w:rPr>
           <w:b/>
+          <w:rtl/>
+          <w:cs/>
           <w:lang w:val="ar_AE" w:bidi="ar_AE"/>
         </w:rPr>
         <w:t>سِيَاقُ السِّفْر</w:t>
@@ -279,17 +339,23 @@
       </w:pPr>
       <w:r>
         <w:rPr>
-          <w:lang w:val="ar_AE" w:bidi="ar_AE"/>
-        </w:rPr>
-      </w:r>
-      <w:r>
-        <w:rPr>
+          <w:rtl/>
+          <w:cs/>
+          <w:lang w:val="ar_AE" w:bidi="ar_AE"/>
+        </w:rPr>
+      </w:r>
+      <w:r>
+        <w:rPr>
+          <w:rtl/>
+          <w:cs/>
           <w:lang w:val="ar_AE" w:bidi="ar_AE"/>
         </w:rPr>
         <w:t>رُبَّما كُتِبَ سِفْرُ الرُّؤيَا في تِسْعِينِيَّات القرنِ الأوَّلِ الميلادي، على الرُّغْم من احتمالِيَّةِ كِتَابَتِهِ في سِتِّينِيَّات ذلك القرنِ. أثناء تلك الفترات، اخْتَبَرَ المسيحيون ضغطًا واضطهادًا متنامِيًا. بحلول التِّسْعِينِيَّات، أدان اليهودُ المسيحِيَّةَ في جلساتِ مجمعهم في يامْنِيا (70–85م). ثم أَبْلَغُوا السُّلُطَات الرُّومَانِيَّة عن المسيحيين باعتبارهم جماعاتٍ منحَرِفَةً دِينيًّا، ولا تستحقُّ الحماية وَفْقًا لِقَوانِين التَّرْخِيص الدِّينِيِّ، التي سَمَحَتْ لليهودِ بممارسة شعائرهم الدينية. في ذات الوقْتِ، طَالَبَ الرُّومان بالولاءِ المُطْلَقِ للإمبراطور. في تلك المرحلةِ، ربما لم يكن هناك أيُّ اضطهادٍ رَسْمِيٍّ على مستوى الإمبراطورية كَكُلٍّ، ولكن في إقليم آسِيَّا الممثِّل للسيادَةِ الرُّومانية (تُركِيا المعاصرة اليوم)، كلُّ من يرفضُ عبادَةَ الإمبراطور، كان عُرْضَةً لمواجهَةِ اضطهادٍ شديدٍ</w:t>
       </w:r>
       <w:r>
         <w:rPr>
+          <w:rtl/>
+          <w:cs/>
           <w:lang w:val="ar_AE" w:bidi="ar_AE"/>
         </w:rPr>
         <w:t>.</w:t>
@@ -301,29 +367,39 @@
       </w:pPr>
       <w:r>
         <w:rPr>
-          <w:lang w:val="ar_AE" w:bidi="ar_AE"/>
-        </w:rPr>
-      </w:r>
-      <w:r>
-        <w:rPr>
+          <w:rtl/>
+          <w:cs/>
+          <w:lang w:val="ar_AE" w:bidi="ar_AE"/>
+        </w:rPr>
+      </w:r>
+      <w:r>
+        <w:rPr>
+          <w:rtl/>
+          <w:cs/>
           <w:lang w:val="ar_AE" w:bidi="ar_AE"/>
         </w:rPr>
         <w:t xml:space="preserve">لمواجهةِ اضطهادٍ كهذا، وبشكلٍ دِرَامِيٍّ، يُذَكِّر سِفْرُ الرُّؤْيَا المسيحيين بمصدَرِ رجائِهِم وتبريرهم، كما يتحدَّاهم بقوةٍ على الثباتِ بكلِّ أمانَةٍ. ربما بدا المسيحيون في إقليمِ آسِيَّا ضعفاءً عاجزين بالنسبَةِ إلى العالم، إلا أن سِفْرَ الرُّؤْيَا يُذَكِّرُهم مرارًا وتكرارًا، كما يُذَكِّرُنا الآن، أن الإله الذي نخدِمُه هو الرَّبٌّ القَادِرُ على كلِّ شيءٍ. إنه </w:t>
       </w:r>
       <w:r>
         <w:rPr>
+          <w:rtl/>
+          <w:cs/>
           <w:lang w:val="ar_AE" w:bidi="ar_AE"/>
         </w:rPr>
         <w:t xml:space="preserve">يَتَحَكَّمُ </w:t>
       </w:r>
       <w:r>
         <w:rPr>
+          <w:rtl/>
+          <w:cs/>
           <w:lang w:val="ar_AE" w:bidi="ar_AE"/>
         </w:rPr>
         <w:t>في التاريخِ؛ لقد تمَّمَ خلاصَنا ويواصِل تحقيقََ مقَاصِدِهِ</w:t>
       </w:r>
       <w:r>
         <w:rPr>
+          <w:rtl/>
+          <w:cs/>
           <w:lang w:val="ar_AE" w:bidi="ar_AE"/>
         </w:rPr>
         <w:t>.</w:t>
@@ -337,6 +413,8 @@
       <w:r>
         <w:rPr>
           <w:b/>
+          <w:rtl/>
+          <w:cs/>
           <w:lang w:val="ar_AE" w:bidi="ar_AE"/>
         </w:rPr>
         <w:t>مُوجَزُ السِّفْرِ</w:t>
@@ -348,17 +426,23 @@
       </w:pPr>
       <w:r>
         <w:rPr>
-          <w:lang w:val="ar_AE" w:bidi="ar_AE"/>
-        </w:rPr>
-      </w:r>
-      <w:r>
-        <w:rPr>
+          <w:rtl/>
+          <w:cs/>
+          <w:lang w:val="ar_AE" w:bidi="ar_AE"/>
+        </w:rPr>
+      </w:r>
+      <w:r>
+        <w:rPr>
+          <w:rtl/>
+          <w:cs/>
           <w:lang w:val="ar_AE" w:bidi="ar_AE"/>
         </w:rPr>
         <w:t>يَبْدَأُ سِفْرُ الرُّؤيَا بشكلٍ غيرِ تقليديٍّ، بثلاثِ مُقَدَّمَاتٍ منْفَصِلَةٍ. أولاً يوضِّح الرَّائِي الطبيعَةَ الرُّؤْيَوِيَّةَ للسِّفْرِ</w:t>
       </w:r>
       <w:r>
         <w:rPr>
+          <w:rtl/>
+          <w:cs/>
           <w:lang w:val="ar_AE" w:bidi="ar_AE"/>
         </w:rPr>
         <w:t xml:space="preserve"> (</w:t>
@@ -366,6 +450,8 @@
       <w:hyperlink r:id="rId13">
         <w:r>
           <w:rPr>
+            <w:rtl/>
+            <w:cs/>
             <w:lang w:val="ar_AE" w:bidi="ar_AE"/>
           </w:rPr>
           <w:rPr>
@@ -377,18 +463,24 @@
       </w:hyperlink>
       <w:r>
         <w:rPr>
+          <w:rtl/>
+          <w:cs/>
           <w:lang w:val="ar_AE" w:bidi="ar_AE"/>
         </w:rPr>
         <w:t>)؛</w:t>
       </w:r>
       <w:r>
         <w:rPr>
+          <w:rtl/>
+          <w:cs/>
           <w:lang w:val="ar_AE" w:bidi="ar_AE"/>
         </w:rPr>
         <w:t xml:space="preserve"> ثمَّ يُقَدِّمُ تحيَّةً نمطيَّةً بحسب أَدَبِ الرَّسَائِل</w:t>
       </w:r>
       <w:r>
         <w:rPr>
+          <w:rtl/>
+          <w:cs/>
           <w:lang w:val="ar_AE" w:bidi="ar_AE"/>
         </w:rPr>
         <w:t xml:space="preserve"> (</w:t>
@@ -396,6 +488,8 @@
       <w:hyperlink r:id="rId14">
         <w:r>
           <w:rPr>
+            <w:rtl/>
+            <w:cs/>
             <w:lang w:val="ar_AE" w:bidi="ar_AE"/>
           </w:rPr>
           <w:rPr>
@@ -407,18 +501,24 @@
       </w:hyperlink>
       <w:r>
         <w:rPr>
+          <w:rtl/>
+          <w:cs/>
           <w:lang w:val="ar_AE" w:bidi="ar_AE"/>
         </w:rPr>
         <w:t xml:space="preserve">) تَلِيها </w:t>
       </w:r>
       <w:r>
         <w:rPr>
+          <w:rtl/>
+          <w:cs/>
           <w:lang w:val="ar_AE" w:bidi="ar_AE"/>
         </w:rPr>
         <w:t>مُقَدِّمَةٌ تاريخِيَّة</w:t>
       </w:r>
       <w:r>
         <w:rPr>
+          <w:rtl/>
+          <w:cs/>
           <w:lang w:val="ar_AE" w:bidi="ar_AE"/>
         </w:rPr>
         <w:t xml:space="preserve"> (</w:t>
@@ -426,6 +526,8 @@
       <w:hyperlink r:id="rId15">
         <w:r>
           <w:rPr>
+            <w:rtl/>
+            <w:cs/>
             <w:lang w:val="ar_AE" w:bidi="ar_AE"/>
           </w:rPr>
           <w:rPr>
@@ -437,6 +539,8 @@
       </w:hyperlink>
       <w:r>
         <w:rPr>
+          <w:rtl/>
+          <w:cs/>
           <w:lang w:val="ar_AE" w:bidi="ar_AE"/>
         </w:rPr>
         <w:t>).</w:t>
@@ -448,17 +552,23 @@
       </w:pPr>
       <w:r>
         <w:rPr>
-          <w:lang w:val="ar_AE" w:bidi="ar_AE"/>
-        </w:rPr>
-      </w:r>
-      <w:r>
-        <w:rPr>
+          <w:rtl/>
+          <w:cs/>
+          <w:lang w:val="ar_AE" w:bidi="ar_AE"/>
+        </w:rPr>
+      </w:r>
+      <w:r>
+        <w:rPr>
+          <w:rtl/>
+          <w:cs/>
           <w:lang w:val="ar_AE" w:bidi="ar_AE"/>
         </w:rPr>
         <w:t>بعد ذلك، يَصِفُ السِّفْرُ رؤية الرَّائي للرَّبِّ يَسُوع المَسِيح</w:t>
       </w:r>
       <w:r>
         <w:rPr>
+          <w:rtl/>
+          <w:cs/>
           <w:lang w:val="ar_AE" w:bidi="ar_AE"/>
         </w:rPr>
         <w:t xml:space="preserve"> (</w:t>
@@ -466,6 +576,8 @@
       <w:hyperlink r:id="rId16">
         <w:r>
           <w:rPr>
+            <w:rtl/>
+            <w:cs/>
             <w:lang w:val="ar_AE" w:bidi="ar_AE"/>
           </w:rPr>
           <w:rPr>
@@ -477,18 +589,24 @@
       </w:hyperlink>
       <w:r>
         <w:rPr>
+          <w:rtl/>
+          <w:cs/>
           <w:lang w:val="ar_AE" w:bidi="ar_AE"/>
         </w:rPr>
         <w:t>). و</w:t>
       </w:r>
       <w:r>
         <w:rPr>
+          <w:rtl/>
+          <w:cs/>
           <w:lang w:val="ar_AE" w:bidi="ar_AE"/>
         </w:rPr>
         <w:t>في سَبْعِ رَسَائِلِ إلى سَبْعِ كَنَائِسٍ في إقْلِيم آسِيَّا، يُعالِجُ المسيحُ بشكلٍ شخصيٍّ المؤمنين وأساليب الحياة الخاصة بتلك الكَنَائِس</w:t>
       </w:r>
       <w:r>
         <w:rPr>
+          <w:rtl/>
+          <w:cs/>
           <w:lang w:val="ar_AE" w:bidi="ar_AE"/>
         </w:rPr>
         <w:t xml:space="preserve"> (</w:t>
@@ -496,6 +614,8 @@
       <w:hyperlink r:id="rId17">
         <w:r>
           <w:rPr>
+            <w:rtl/>
+            <w:cs/>
             <w:lang w:val="ar_AE" w:bidi="ar_AE"/>
           </w:rPr>
           <w:rPr>
@@ -507,18 +627,24 @@
       </w:hyperlink>
       <w:r>
         <w:rPr>
+          <w:rtl/>
+          <w:cs/>
           <w:lang w:val="ar_AE" w:bidi="ar_AE"/>
         </w:rPr>
         <w:t xml:space="preserve">). </w:t>
       </w:r>
       <w:r>
         <w:rPr>
+          <w:rtl/>
+          <w:cs/>
           <w:lang w:val="ar_AE" w:bidi="ar_AE"/>
         </w:rPr>
         <w:t>بعد هذه الرَّسَائِل</w:t>
       </w:r>
       <w:r>
         <w:rPr>
+          <w:rtl/>
+          <w:cs/>
           <w:lang w:val="ar_AE" w:bidi="ar_AE"/>
         </w:rPr>
         <w:t>، تُهَيِّئُ فصول (</w:t>
@@ -526,6 +652,8 @@
       <w:hyperlink r:id="rId18">
         <w:r>
           <w:rPr>
+            <w:rtl/>
+            <w:cs/>
             <w:lang w:val="ar_AE" w:bidi="ar_AE"/>
           </w:rPr>
           <w:rPr>
@@ -537,6 +665,8 @@
       </w:hyperlink>
       <w:r>
         <w:rPr>
+          <w:rtl/>
+          <w:cs/>
           <w:lang w:val="ar_AE" w:bidi="ar_AE"/>
         </w:rPr>
         <w:t>) المَسْرَحَ للدِّراما التالِيَة باستعراضِ سُمُوِّ سيادَةِ الله، إذ تُصَوِّر المَسِيح كأَسَدٍ وحَمَلٍ.</w:t>
@@ -548,11 +678,15 @@
       </w:pPr>
       <w:r>
         <w:rPr>
-          <w:lang w:val="ar_AE" w:bidi="ar_AE"/>
-        </w:rPr>
-      </w:r>
-      <w:r>
-        <w:rPr>
+          <w:rtl/>
+          <w:cs/>
+          <w:lang w:val="ar_AE" w:bidi="ar_AE"/>
+        </w:rPr>
+      </w:r>
+      <w:r>
+        <w:rPr>
+          <w:rtl/>
+          <w:cs/>
           <w:lang w:val="ar_AE" w:bidi="ar_AE"/>
         </w:rPr>
         <w:t>يَصِفُ قَلْبُ السِّفْرُ، في فصولِ (</w:t>
@@ -560,6 +694,8 @@
       <w:hyperlink r:id="rId19">
         <w:r>
           <w:rPr>
+            <w:rtl/>
+            <w:cs/>
             <w:lang w:val="ar_AE" w:bidi="ar_AE"/>
           </w:rPr>
           <w:rPr>
@@ -571,18 +707,24 @@
       </w:hyperlink>
       <w:r>
         <w:rPr>
+          <w:rtl/>
+          <w:cs/>
           <w:lang w:val="ar_AE" w:bidi="ar_AE"/>
         </w:rPr>
         <w:t xml:space="preserve">) </w:t>
       </w:r>
       <w:r>
         <w:rPr>
+          <w:rtl/>
+          <w:cs/>
           <w:lang w:val="ar_AE" w:bidi="ar_AE"/>
         </w:rPr>
         <w:t>الدراما المرتبطة بثلاثة أعمالٍ للدينونةِ. في العَمَلِ الأَوَّل</w:t>
       </w:r>
       <w:r>
         <w:rPr>
+          <w:rtl/>
+          <w:cs/>
           <w:lang w:val="ar_AE" w:bidi="ar_AE"/>
         </w:rPr>
         <w:t xml:space="preserve"> (</w:t>
@@ -590,6 +732,8 @@
       <w:hyperlink r:id="rId20">
         <w:r>
           <w:rPr>
+            <w:rtl/>
+            <w:cs/>
             <w:lang w:val="ar_AE" w:bidi="ar_AE"/>
           </w:rPr>
           <w:rPr>
@@ -601,30 +745,40 @@
       </w:hyperlink>
       <w:r>
         <w:rPr>
+          <w:rtl/>
+          <w:cs/>
           <w:lang w:val="ar_AE" w:bidi="ar_AE"/>
         </w:rPr>
         <w:t xml:space="preserve">)، </w:t>
       </w:r>
       <w:r>
         <w:rPr>
+          <w:rtl/>
+          <w:cs/>
           <w:lang w:val="ar_AE" w:bidi="ar_AE"/>
         </w:rPr>
         <w:t>يَفْتَحُ المَسِيح سَبْعَةَ ختومٍ يَنْجُمُ عنها سَبْعُ دينوناتٍ. كما ينطوي هذا العَمَلُ أيضًا على أوَّل فَاصِلٍ</w:t>
       </w:r>
       <w:r>
         <w:rPr>
+          <w:rtl/>
+          <w:cs/>
           <w:lang w:val="ar_AE" w:bidi="ar_AE"/>
         </w:rPr>
         <w:t xml:space="preserve"> </w:t>
       </w:r>
       <w:r>
         <w:rPr>
+          <w:rtl/>
+          <w:cs/>
           <w:lang w:val="ar_AE" w:bidi="ar_AE"/>
         </w:rPr>
         <w:t xml:space="preserve">يُظْهِرُ أن شعبَ اللهِ مَصُونٌ من أيِّ أذًى </w:t>
       </w:r>
       <w:r>
         <w:rPr>
+          <w:rtl/>
+          <w:cs/>
           <w:lang w:val="ar_AE" w:bidi="ar_AE"/>
         </w:rPr>
         <w:t>(</w:t>
@@ -632,6 +786,8 @@
       <w:hyperlink r:id="rId21">
         <w:r>
           <w:rPr>
+            <w:rtl/>
+            <w:cs/>
             <w:lang w:val="ar_AE" w:bidi="ar_AE"/>
           </w:rPr>
           <w:rPr>
@@ -643,6 +799,8 @@
       </w:hyperlink>
       <w:r>
         <w:rPr>
+          <w:rtl/>
+          <w:cs/>
           <w:lang w:val="ar_AE" w:bidi="ar_AE"/>
         </w:rPr>
         <w:t>).</w:t>
@@ -654,17 +812,23 @@
       </w:pPr>
       <w:r>
         <w:rPr>
-          <w:lang w:val="ar_AE" w:bidi="ar_AE"/>
-        </w:rPr>
-      </w:r>
-      <w:r>
-        <w:rPr>
+          <w:rtl/>
+          <w:cs/>
+          <w:lang w:val="ar_AE" w:bidi="ar_AE"/>
+        </w:rPr>
+      </w:r>
+      <w:r>
+        <w:rPr>
+          <w:rtl/>
+          <w:cs/>
           <w:lang w:val="ar_AE" w:bidi="ar_AE"/>
         </w:rPr>
         <w:t xml:space="preserve">يُصَوِّرُ العَمَلُ الثَّانِي سَبْعَةَ ملائكةٍ ينفخون في سَبْعَةِ أبواقٍ </w:t>
       </w:r>
       <w:r>
         <w:rPr>
+          <w:rtl/>
+          <w:cs/>
           <w:lang w:val="ar_AE" w:bidi="ar_AE"/>
         </w:rPr>
         <w:t>(</w:t>
@@ -672,6 +836,8 @@
       <w:hyperlink r:id="rId22">
         <w:r>
           <w:rPr>
+            <w:rtl/>
+            <w:cs/>
             <w:lang w:val="ar_AE" w:bidi="ar_AE"/>
           </w:rPr>
           <w:rPr>
@@ -683,18 +849,24 @@
       </w:hyperlink>
       <w:r>
         <w:rPr>
+          <w:rtl/>
+          <w:cs/>
           <w:lang w:val="ar_AE" w:bidi="ar_AE"/>
         </w:rPr>
         <w:t xml:space="preserve">) </w:t>
       </w:r>
       <w:r>
         <w:rPr>
+          <w:rtl/>
+          <w:cs/>
           <w:lang w:val="ar_AE" w:bidi="ar_AE"/>
         </w:rPr>
         <w:t>في رُؤيَةٍ ثانيَةٍ لدينونةٍ الله على العالَمِ. والبوقُ السَّادِسُ متبوعٌ بفاصلٍ ثانٍ وغامضٍ</w:t>
       </w:r>
       <w:r>
         <w:rPr>
+          <w:rtl/>
+          <w:cs/>
           <w:lang w:val="ar_AE" w:bidi="ar_AE"/>
         </w:rPr>
         <w:t xml:space="preserve"> (</w:t>
@@ -702,6 +874,8 @@
       <w:hyperlink r:id="rId23">
         <w:r>
           <w:rPr>
+            <w:rtl/>
+            <w:cs/>
             <w:lang w:val="ar_AE" w:bidi="ar_AE"/>
           </w:rPr>
           <w:rPr>
@@ -713,18 +887,24 @@
       </w:hyperlink>
       <w:r>
         <w:rPr>
+          <w:rtl/>
+          <w:cs/>
           <w:lang w:val="ar_AE" w:bidi="ar_AE"/>
         </w:rPr>
         <w:t xml:space="preserve">) </w:t>
       </w:r>
       <w:r>
         <w:rPr>
+          <w:rtl/>
+          <w:cs/>
           <w:lang w:val="ar_AE" w:bidi="ar_AE"/>
         </w:rPr>
         <w:t xml:space="preserve">وفيه يقوم مَلاكٌ، ودَرْجٌ صغيرٌ، وسَبْعَةُ رعودٍ سِرِّيَّةٍ بتقديم افتتاحية لصورةٍ حُلْوَةٍ ومرَّة في آنٍ واحِدٍ عن شاهِدَيْن يعلنان رسَالَةَ الله </w:t>
       </w:r>
       <w:r>
         <w:rPr>
+          <w:rtl/>
+          <w:cs/>
           <w:lang w:val="ar_AE" w:bidi="ar_AE"/>
         </w:rPr>
         <w:t>(</w:t>
@@ -732,6 +912,8 @@
       <w:hyperlink r:id="rId24">
         <w:r>
           <w:rPr>
+            <w:rtl/>
+            <w:cs/>
             <w:lang w:val="ar_AE" w:bidi="ar_AE"/>
           </w:rPr>
           <w:rPr>
@@ -743,18 +925,24 @@
       </w:hyperlink>
       <w:r>
         <w:rPr>
+          <w:rtl/>
+          <w:cs/>
           <w:lang w:val="ar_AE" w:bidi="ar_AE"/>
         </w:rPr>
         <w:t xml:space="preserve">). أمَّا </w:t>
       </w:r>
       <w:r>
         <w:rPr>
+          <w:rtl/>
+          <w:cs/>
           <w:lang w:val="ar_AE" w:bidi="ar_AE"/>
         </w:rPr>
         <w:t>البُوقُ الأخيرُ فيعلِنُ عن السَّماء؛ ومجيء ملكوتِ المسيح</w:t>
       </w:r>
       <w:r>
         <w:rPr>
+          <w:rtl/>
+          <w:cs/>
           <w:lang w:val="ar_AE" w:bidi="ar_AE"/>
         </w:rPr>
         <w:t xml:space="preserve"> (</w:t>
@@ -762,6 +950,8 @@
       <w:hyperlink r:id="rId25">
         <w:r>
           <w:rPr>
+            <w:rtl/>
+            <w:cs/>
             <w:lang w:val="ar_AE" w:bidi="ar_AE"/>
           </w:rPr>
           <w:rPr>
@@ -773,6 +963,8 @@
       </w:hyperlink>
       <w:r>
         <w:rPr>
+          <w:rtl/>
+          <w:cs/>
           <w:lang w:val="ar_AE" w:bidi="ar_AE"/>
         </w:rPr>
         <w:t>).</w:t>
@@ -784,17 +976,23 @@
       </w:pPr>
       <w:r>
         <w:rPr>
-          <w:lang w:val="ar_AE" w:bidi="ar_AE"/>
-        </w:rPr>
-      </w:r>
-      <w:r>
-        <w:rPr>
+          <w:rtl/>
+          <w:cs/>
+          <w:lang w:val="ar_AE" w:bidi="ar_AE"/>
+        </w:rPr>
+      </w:r>
+      <w:r>
+        <w:rPr>
+          <w:rtl/>
+          <w:cs/>
           <w:lang w:val="ar_AE" w:bidi="ar_AE"/>
         </w:rPr>
         <w:t>بعد العَمَلِ الثَّاني، ينتَقِلُ بنا السِّفْرُ إلى سِلْسِلَةٍ من ثلاث آياتٍ عظيمة وصُوَرٍ رمزيةٍ. إذ يُصَوِّرُ</w:t>
       </w:r>
       <w:r>
         <w:rPr>
+          <w:rtl/>
+          <w:cs/>
           <w:lang w:val="ar_AE" w:bidi="ar_AE"/>
         </w:rPr>
         <w:t xml:space="preserve"> لنا فَصْلُ (</w:t>
@@ -802,6 +1000,8 @@
       <w:hyperlink r:id="rId26">
         <w:r>
           <w:rPr>
+            <w:rtl/>
+            <w:cs/>
             <w:lang w:val="ar_AE" w:bidi="ar_AE"/>
           </w:rPr>
           <w:rPr>
@@ -813,18 +1013,24 @@
       </w:hyperlink>
       <w:r>
         <w:rPr>
+          <w:rtl/>
+          <w:cs/>
           <w:lang w:val="ar_AE" w:bidi="ar_AE"/>
         </w:rPr>
         <w:t xml:space="preserve">) </w:t>
       </w:r>
       <w:r>
         <w:rPr>
+          <w:rtl/>
+          <w:cs/>
           <w:lang w:val="ar_AE" w:bidi="ar_AE"/>
         </w:rPr>
         <w:t>معركةً كونيَّةً بين الخَيْرِ والشَّرِّ وولادَةَ المُخَلِّصِ الموعودِ بِهِ: المسيح، الذي ينقذِهُ الله من مقاصِدِ الشيطانِ التدميريةِ</w:t>
       </w:r>
       <w:r>
         <w:rPr>
+          <w:rtl/>
+          <w:cs/>
           <w:lang w:val="ar_AE" w:bidi="ar_AE"/>
         </w:rPr>
         <w:t xml:space="preserve"> (</w:t>
@@ -832,6 +1038,8 @@
       <w:hyperlink r:id="rId27">
         <w:r>
           <w:rPr>
+            <w:rtl/>
+            <w:cs/>
             <w:lang w:val="ar_AE" w:bidi="ar_AE"/>
           </w:rPr>
           <w:rPr>
@@ -843,18 +1051,24 @@
       </w:hyperlink>
       <w:r>
         <w:rPr>
+          <w:rtl/>
+          <w:cs/>
           <w:lang w:val="ar_AE" w:bidi="ar_AE"/>
         </w:rPr>
         <w:t>). و</w:t>
       </w:r>
       <w:r>
         <w:rPr>
+          <w:rtl/>
+          <w:cs/>
           <w:lang w:val="ar_AE" w:bidi="ar_AE"/>
         </w:rPr>
         <w:t>رُغْمَ هزيمَتِهِ، يَسْتَمِرُّ الشَّيْطانُ - المُصَوَّر كتِنِّينٍ - في إحداثِ الفوضَى وسطِ شعبِ الله</w:t>
       </w:r>
       <w:r>
         <w:rPr>
+          <w:rtl/>
+          <w:cs/>
           <w:lang w:val="ar_AE" w:bidi="ar_AE"/>
         </w:rPr>
         <w:t xml:space="preserve"> (</w:t>
@@ -862,6 +1076,8 @@
       <w:hyperlink r:id="rId28">
         <w:r>
           <w:rPr>
+            <w:rtl/>
+            <w:cs/>
             <w:lang w:val="ar_AE" w:bidi="ar_AE"/>
           </w:rPr>
           <w:rPr>
@@ -873,18 +1089,24 @@
       </w:hyperlink>
       <w:r>
         <w:rPr>
+          <w:rtl/>
+          <w:cs/>
           <w:lang w:val="ar_AE" w:bidi="ar_AE"/>
         </w:rPr>
         <w:t xml:space="preserve">). </w:t>
       </w:r>
       <w:r>
         <w:rPr>
+          <w:rtl/>
+          <w:cs/>
           <w:lang w:val="ar_AE" w:bidi="ar_AE"/>
         </w:rPr>
         <w:t>يُقَدِّمُ السِّفْرُ بعد ذلك وَحْشَيْن آخرين، يُشَكِّلان مع التِّنِّينِ "ثالوثًا شريرًا" زائفًا في العالَمِ</w:t>
       </w:r>
       <w:r>
         <w:rPr>
+          <w:rtl/>
+          <w:cs/>
           <w:lang w:val="ar_AE" w:bidi="ar_AE"/>
         </w:rPr>
         <w:t xml:space="preserve"> (</w:t>
@@ -892,6 +1114,8 @@
       <w:hyperlink r:id="rId29">
         <w:r>
           <w:rPr>
+            <w:rtl/>
+            <w:cs/>
             <w:lang w:val="ar_AE" w:bidi="ar_AE"/>
           </w:rPr>
           <w:rPr>
@@ -903,18 +1127,24 @@
       </w:hyperlink>
       <w:r>
         <w:rPr>
+          <w:rtl/>
+          <w:cs/>
           <w:lang w:val="ar_AE" w:bidi="ar_AE"/>
         </w:rPr>
         <w:t xml:space="preserve">). </w:t>
       </w:r>
       <w:r>
         <w:rPr>
+          <w:rtl/>
+          <w:cs/>
           <w:lang w:val="ar_AE" w:bidi="ar_AE"/>
         </w:rPr>
         <w:t>تَخْتَلِفُ هذه القُوَى الشريرةُ بشكلٍ صاعقٍ عن حَمَلِ الله وخدامِهِ الأمناءِ الواقفين على جَبَلِ صِهْيَونِ، موضع فداءِ الله وسلطانِهِ</w:t>
       </w:r>
       <w:r>
         <w:rPr>
+          <w:rtl/>
+          <w:cs/>
           <w:lang w:val="ar_AE" w:bidi="ar_AE"/>
         </w:rPr>
         <w:t xml:space="preserve"> (</w:t>
@@ -922,6 +1152,8 @@
       <w:hyperlink r:id="rId30">
         <w:r>
           <w:rPr>
+            <w:rtl/>
+            <w:cs/>
             <w:lang w:val="ar_AE" w:bidi="ar_AE"/>
           </w:rPr>
           <w:rPr>
@@ -933,18 +1165,24 @@
       </w:hyperlink>
       <w:r>
         <w:rPr>
+          <w:rtl/>
+          <w:cs/>
           <w:lang w:val="ar_AE" w:bidi="ar_AE"/>
         </w:rPr>
         <w:t xml:space="preserve">). </w:t>
       </w:r>
       <w:r>
         <w:rPr>
+          <w:rtl/>
+          <w:cs/>
           <w:lang w:val="ar_AE" w:bidi="ar_AE"/>
         </w:rPr>
         <w:t>بعد ذلك، يقومُ ثلاثةُ ملائكةٍ بالإعلانِ عن رسَالَةِ الله الخاصة بالدينونَةِ العتيدَةِ لتدمير هذه القُوَى الشريرةِ</w:t>
       </w:r>
       <w:r>
         <w:rPr>
+          <w:rtl/>
+          <w:cs/>
           <w:lang w:val="ar_AE" w:bidi="ar_AE"/>
         </w:rPr>
         <w:t xml:space="preserve"> (</w:t>
@@ -952,6 +1190,8 @@
       <w:hyperlink r:id="rId31">
         <w:r>
           <w:rPr>
+            <w:rtl/>
+            <w:cs/>
             <w:lang w:val="ar_AE" w:bidi="ar_AE"/>
           </w:rPr>
           <w:rPr>
@@ -963,6 +1203,8 @@
       </w:hyperlink>
       <w:r>
         <w:rPr>
+          <w:rtl/>
+          <w:cs/>
           <w:lang w:val="ar_AE" w:bidi="ar_AE"/>
         </w:rPr>
         <w:t>).</w:t>
@@ -974,17 +1216,23 @@
       </w:pPr>
       <w:r>
         <w:rPr>
-          <w:lang w:val="ar_AE" w:bidi="ar_AE"/>
-        </w:rPr>
-      </w:r>
-      <w:r>
-        <w:rPr>
+          <w:rtl/>
+          <w:cs/>
+          <w:lang w:val="ar_AE" w:bidi="ar_AE"/>
+        </w:rPr>
+      </w:r>
+      <w:r>
+        <w:rPr>
+          <w:rtl/>
+          <w:cs/>
           <w:lang w:val="ar_AE" w:bidi="ar_AE"/>
         </w:rPr>
         <w:t>ينطوي العَمَلُ الثَّالِثُ والأخيرُ من أعمالِ دينونةِ الله على سَبْعَةِ جاماتٍ</w:t>
       </w:r>
       <w:r>
         <w:rPr>
+          <w:rtl/>
+          <w:cs/>
           <w:lang w:val="ar_AE" w:bidi="ar_AE"/>
         </w:rPr>
         <w:t xml:space="preserve"> (</w:t>
@@ -992,6 +1240,8 @@
       <w:hyperlink r:id="rId32">
         <w:r>
           <w:rPr>
+            <w:rtl/>
+            <w:cs/>
             <w:lang w:val="ar_AE" w:bidi="ar_AE"/>
           </w:rPr>
           <w:rPr>
@@ -1003,18 +1253,24 @@
       </w:hyperlink>
       <w:r>
         <w:rPr>
+          <w:rtl/>
+          <w:cs/>
           <w:lang w:val="ar_AE" w:bidi="ar_AE"/>
         </w:rPr>
         <w:t xml:space="preserve">)، </w:t>
       </w:r>
       <w:r>
         <w:rPr>
+          <w:rtl/>
+          <w:cs/>
           <w:lang w:val="ar_AE" w:bidi="ar_AE"/>
         </w:rPr>
         <w:t>يُقَدِّمُها يُوحَنَّا الرَّائِي بترنيمة مُوسَى والحَمَلِ</w:t>
       </w:r>
       <w:r>
         <w:rPr>
+          <w:rtl/>
+          <w:cs/>
           <w:lang w:val="ar_AE" w:bidi="ar_AE"/>
         </w:rPr>
         <w:t xml:space="preserve"> (</w:t>
@@ -1022,6 +1278,8 @@
       <w:hyperlink r:id="rId33">
         <w:r>
           <w:rPr>
+            <w:rtl/>
+            <w:cs/>
             <w:lang w:val="ar_AE" w:bidi="ar_AE"/>
           </w:rPr>
           <w:rPr>
@@ -1033,6 +1291,8 @@
       </w:hyperlink>
       <w:r>
         <w:rPr>
+          <w:rtl/>
+          <w:cs/>
           <w:lang w:val="ar_AE" w:bidi="ar_AE"/>
         </w:rPr>
         <w:t>).</w:t>
@@ -1044,17 +1304,23 @@
       </w:pPr>
       <w:r>
         <w:rPr>
-          <w:lang w:val="ar_AE" w:bidi="ar_AE"/>
-        </w:rPr>
-      </w:r>
-      <w:r>
-        <w:rPr>
+          <w:rtl/>
+          <w:cs/>
+          <w:lang w:val="ar_AE" w:bidi="ar_AE"/>
+        </w:rPr>
+      </w:r>
+      <w:r>
+        <w:rPr>
+          <w:rtl/>
+          <w:cs/>
           <w:lang w:val="ar_AE" w:bidi="ar_AE"/>
         </w:rPr>
         <w:t>بعد الجاماتِ، يَسْرُدُ الرَّائي نهايةَ الزانيةِ العظيمةِ، بابِل (أو روما</w:t>
       </w:r>
       <w:r>
         <w:rPr>
+          <w:rtl/>
+          <w:cs/>
           <w:lang w:val="ar_AE" w:bidi="ar_AE"/>
         </w:rPr>
         <w:t xml:space="preserve">، </w:t>
@@ -1062,6 +1328,8 @@
       <w:hyperlink r:id="rId34">
         <w:r>
           <w:rPr>
+            <w:rtl/>
+            <w:cs/>
             <w:lang w:val="ar_AE" w:bidi="ar_AE"/>
           </w:rPr>
           <w:rPr>
@@ -1073,18 +1341,24 @@
       </w:hyperlink>
       <w:r>
         <w:rPr>
+          <w:rtl/>
+          <w:cs/>
           <w:lang w:val="ar_AE" w:bidi="ar_AE"/>
         </w:rPr>
         <w:t xml:space="preserve">). </w:t>
       </w:r>
       <w:r>
         <w:rPr>
+          <w:rtl/>
+          <w:cs/>
           <w:lang w:val="ar_AE" w:bidi="ar_AE"/>
         </w:rPr>
         <w:t>وبينما يَنُوحُ العالَمُ على زوالِ هذا المصدرِ المزعُومِ للأمانِ</w:t>
       </w:r>
       <w:r>
         <w:rPr>
+          <w:rtl/>
+          <w:cs/>
           <w:lang w:val="ar_AE" w:bidi="ar_AE"/>
         </w:rPr>
         <w:t xml:space="preserve"> (</w:t>
@@ -1092,6 +1366,8 @@
       <w:hyperlink r:id="rId35">
         <w:r>
           <w:rPr>
+            <w:rtl/>
+            <w:cs/>
             <w:lang w:val="ar_AE" w:bidi="ar_AE"/>
           </w:rPr>
           <w:rPr>
@@ -1103,18 +1379,24 @@
       </w:hyperlink>
       <w:r>
         <w:rPr>
+          <w:rtl/>
+          <w:cs/>
           <w:lang w:val="ar_AE" w:bidi="ar_AE"/>
         </w:rPr>
         <w:t xml:space="preserve">)، </w:t>
       </w:r>
       <w:r>
         <w:rPr>
+          <w:rtl/>
+          <w:cs/>
           <w:lang w:val="ar_AE" w:bidi="ar_AE"/>
         </w:rPr>
         <w:t>تفرُحُ السماءُ، والرُّسُل، والأنبياءُ بسقوطِها</w:t>
       </w:r>
       <w:r>
         <w:rPr>
+          <w:rtl/>
+          <w:cs/>
           <w:lang w:val="ar_AE" w:bidi="ar_AE"/>
         </w:rPr>
         <w:t xml:space="preserve"> (</w:t>
@@ -1122,6 +1404,8 @@
       <w:hyperlink r:id="rId36">
         <w:r>
           <w:rPr>
+            <w:rtl/>
+            <w:cs/>
             <w:lang w:val="ar_AE" w:bidi="ar_AE"/>
           </w:rPr>
           <w:rPr>
@@ -1133,6 +1417,8 @@
       </w:hyperlink>
       <w:r>
         <w:rPr>
+          <w:rtl/>
+          <w:cs/>
           <w:lang w:val="ar_AE" w:bidi="ar_AE"/>
         </w:rPr>
         <w:t>) وهم يرنِّمون ترانيم النُّصرَة الإلهية (</w:t>
@@ -1140,6 +1426,8 @@
       <w:hyperlink r:id="rId37">
         <w:r>
           <w:rPr>
+            <w:rtl/>
+            <w:cs/>
             <w:lang w:val="ar_AE" w:bidi="ar_AE"/>
           </w:rPr>
           <w:rPr>
@@ -1151,42 +1439,56 @@
       </w:hyperlink>
       <w:r>
         <w:rPr>
+          <w:rtl/>
+          <w:cs/>
           <w:lang w:val="ar_AE" w:bidi="ar_AE"/>
         </w:rPr>
         <w:t xml:space="preserve">). </w:t>
       </w:r>
       <w:r>
         <w:rPr>
+          <w:rtl/>
+          <w:cs/>
           <w:lang w:val="ar_AE" w:bidi="ar_AE"/>
         </w:rPr>
         <w:t>فأعداءُ الله ما من فرصَةٍ أمامهم للنجاحِ ضد ربِّ الأربابِ</w:t>
       </w:r>
       <w:r>
         <w:rPr>
+          <w:rtl/>
+          <w:cs/>
           <w:lang w:val="ar_AE" w:bidi="ar_AE"/>
         </w:rPr>
         <w:t xml:space="preserve">. إن </w:t>
       </w:r>
       <w:r>
         <w:rPr>
+          <w:rtl/>
+          <w:cs/>
           <w:lang w:val="ar_AE" w:bidi="ar_AE"/>
         </w:rPr>
         <w:t>الوحوشَ (تنظيماتُ العالَمِ السُّلْطَوِيَّةِ) وكلَّ من يَتْبَعُها سوف يَلاقون نهايتَهُم العادِلَةَ في بُحَيْرَةِ النَّارِ عندما يُدِّمِرُ الرَّبَّ يَسُوع المَسِيح أعداءَهُ في معركةِ</w:t>
       </w:r>
       <w:r>
         <w:rPr>
+          <w:rtl/>
+          <w:cs/>
           <w:lang w:val="ar_AE" w:bidi="ar_AE"/>
         </w:rPr>
         <w:t xml:space="preserve"> </w:t>
       </w:r>
       <w:r>
         <w:rPr>
+          <w:rtl/>
+          <w:cs/>
           <w:lang w:val="ar_AE" w:bidi="ar_AE"/>
         </w:rPr>
         <w:t xml:space="preserve">هَرْمَجَدُّون </w:t>
       </w:r>
       <w:r>
         <w:rPr>
+          <w:rtl/>
+          <w:cs/>
           <w:lang w:val="ar_AE" w:bidi="ar_AE"/>
         </w:rPr>
         <w:t>(</w:t>
@@ -1194,6 +1496,8 @@
       <w:hyperlink r:id="rId38">
         <w:r>
           <w:rPr>
+            <w:rtl/>
+            <w:cs/>
             <w:lang w:val="ar_AE" w:bidi="ar_AE"/>
           </w:rPr>
           <w:rPr>
@@ -1205,18 +1509,24 @@
       </w:hyperlink>
       <w:r>
         <w:rPr>
+          <w:rtl/>
+          <w:cs/>
           <w:lang w:val="ar_AE" w:bidi="ar_AE"/>
         </w:rPr>
         <w:t>). و</w:t>
       </w:r>
       <w:r>
         <w:rPr>
+          <w:rtl/>
+          <w:cs/>
           <w:lang w:val="ar_AE" w:bidi="ar_AE"/>
         </w:rPr>
         <w:t>بينما يكونُ الشيطانُ مقيَّدًا</w:t>
       </w:r>
       <w:r>
         <w:rPr>
+          <w:rtl/>
+          <w:cs/>
           <w:lang w:val="ar_AE" w:bidi="ar_AE"/>
         </w:rPr>
         <w:t xml:space="preserve"> (</w:t>
@@ -1224,6 +1534,8 @@
       <w:hyperlink r:id="rId39">
         <w:r>
           <w:rPr>
+            <w:rtl/>
+            <w:cs/>
             <w:lang w:val="ar_AE" w:bidi="ar_AE"/>
           </w:rPr>
           <w:rPr>
@@ -1235,18 +1547,24 @@
       </w:hyperlink>
       <w:r>
         <w:rPr>
+          <w:rtl/>
+          <w:cs/>
           <w:lang w:val="ar_AE" w:bidi="ar_AE"/>
         </w:rPr>
         <w:t>)، س</w:t>
       </w:r>
       <w:r>
         <w:rPr>
+          <w:rtl/>
+          <w:cs/>
           <w:lang w:val="ar_AE" w:bidi="ar_AE"/>
         </w:rPr>
         <w:t>يَنْعَمُ شعبُ الله المقدَّس بفترةٍ من الرَّاحةِ وهم يَمْلِكُون مَع المسيحِ على الأرضِ</w:t>
       </w:r>
       <w:r>
         <w:rPr>
+          <w:rtl/>
+          <w:cs/>
           <w:lang w:val="ar_AE" w:bidi="ar_AE"/>
         </w:rPr>
         <w:t xml:space="preserve"> (</w:t>
@@ -1254,6 +1572,8 @@
       <w:hyperlink r:id="rId40">
         <w:r>
           <w:rPr>
+            <w:rtl/>
+            <w:cs/>
             <w:lang w:val="ar_AE" w:bidi="ar_AE"/>
           </w:rPr>
           <w:rPr>
@@ -1265,18 +1585,24 @@
       </w:hyperlink>
       <w:r>
         <w:rPr>
+          <w:rtl/>
+          <w:cs/>
           <w:lang w:val="ar_AE" w:bidi="ar_AE"/>
         </w:rPr>
         <w:t xml:space="preserve">). </w:t>
       </w:r>
       <w:r>
         <w:rPr>
+          <w:rtl/>
+          <w:cs/>
           <w:lang w:val="ar_AE" w:bidi="ar_AE"/>
         </w:rPr>
         <w:t>على الرُّغْم من محاولة الشيطان الفاشلَةِ لهزيمَةِ الله في المعركة، إلا أنه سَيُلْقَى أيضًا في بُحَيْرَةِ النَّارِ</w:t>
       </w:r>
       <w:r>
         <w:rPr>
+          <w:rtl/>
+          <w:cs/>
           <w:lang w:val="ar_AE" w:bidi="ar_AE"/>
         </w:rPr>
         <w:t xml:space="preserve"> (</w:t>
@@ -1284,6 +1610,8 @@
       <w:hyperlink r:id="rId41">
         <w:r>
           <w:rPr>
+            <w:rtl/>
+            <w:cs/>
             <w:lang w:val="ar_AE" w:bidi="ar_AE"/>
           </w:rPr>
           <w:rPr>
@@ -1295,18 +1623,24 @@
       </w:hyperlink>
       <w:r>
         <w:rPr>
+          <w:rtl/>
+          <w:cs/>
           <w:lang w:val="ar_AE" w:bidi="ar_AE"/>
         </w:rPr>
         <w:t xml:space="preserve">). </w:t>
       </w:r>
       <w:r>
         <w:rPr>
+          <w:rtl/>
+          <w:cs/>
           <w:lang w:val="ar_AE" w:bidi="ar_AE"/>
         </w:rPr>
         <w:t>كلُّ من يتبعُ التِّنِّين سَوف يُدانُ أمام عرشِ الله، وهكذا ينتهي الموتُ، العدُوُّ الأكبرُ للبشريةِ</w:t>
       </w:r>
       <w:r>
         <w:rPr>
+          <w:rtl/>
+          <w:cs/>
           <w:lang w:val="ar_AE" w:bidi="ar_AE"/>
         </w:rPr>
         <w:t xml:space="preserve"> (</w:t>
@@ -1314,6 +1648,8 @@
       <w:hyperlink r:id="rId42">
         <w:r>
           <w:rPr>
+            <w:rtl/>
+            <w:cs/>
             <w:lang w:val="ar_AE" w:bidi="ar_AE"/>
           </w:rPr>
           <w:rPr>
@@ -1325,6 +1661,8 @@
       </w:hyperlink>
       <w:r>
         <w:rPr>
+          <w:rtl/>
+          <w:cs/>
           <w:lang w:val="ar_AE" w:bidi="ar_AE"/>
         </w:rPr>
         <w:t>).</w:t>
@@ -1336,17 +1674,23 @@
       </w:pPr>
       <w:r>
         <w:rPr>
-          <w:lang w:val="ar_AE" w:bidi="ar_AE"/>
-        </w:rPr>
-      </w:r>
-      <w:r>
-        <w:rPr>
+          <w:rtl/>
+          <w:cs/>
+          <w:lang w:val="ar_AE" w:bidi="ar_AE"/>
+        </w:rPr>
+      </w:r>
+      <w:r>
+        <w:rPr>
+          <w:rtl/>
+          <w:cs/>
           <w:lang w:val="ar_AE" w:bidi="ar_AE"/>
         </w:rPr>
         <w:t>أخيرًا، يَرْسُمُ يُوحَنَّا الرَّائي صورةً رائعةً للسماءِ، تُثْرِي الخيالَ البشريَّ عبر التَّصْمِيمِ، والحجمِ، والرُّموزِ</w:t>
       </w:r>
       <w:r>
         <w:rPr>
+          <w:rtl/>
+          <w:cs/>
           <w:lang w:val="ar_AE" w:bidi="ar_AE"/>
         </w:rPr>
         <w:t xml:space="preserve"> (</w:t>
@@ -1354,6 +1698,8 @@
       <w:hyperlink r:id="rId43">
         <w:r>
           <w:rPr>
+            <w:rtl/>
+            <w:cs/>
             <w:lang w:val="ar_AE" w:bidi="ar_AE"/>
           </w:rPr>
           <w:rPr>
@@ -1365,18 +1711,24 @@
       </w:hyperlink>
       <w:r>
         <w:rPr>
+          <w:rtl/>
+          <w:cs/>
           <w:lang w:val="ar_AE" w:bidi="ar_AE"/>
         </w:rPr>
         <w:t xml:space="preserve">). </w:t>
       </w:r>
       <w:r>
         <w:rPr>
+          <w:rtl/>
+          <w:cs/>
           <w:lang w:val="ar_AE" w:bidi="ar_AE"/>
         </w:rPr>
         <w:t>هذه المشاهِدُ، برؤيتها عن الرَّجَاءِ، تُشَكِّلُ خاتِمَةً مناسِبَةً لسِفْرِ الرُّؤيَا وللكِتَابِ المُقَدَّسِ بأكمَلِهِ. أخيرًا، يدعو الرُّوحُ والكنيسةُ كلَّ القرَّاءِ للمجيء لِيَنْعَمُوا بوَعْدِ الله الأبديِّ</w:t>
       </w:r>
       <w:r>
         <w:rPr>
+          <w:rtl/>
+          <w:cs/>
           <w:lang w:val="ar_AE" w:bidi="ar_AE"/>
         </w:rPr>
         <w:t xml:space="preserve"> (</w:t>
@@ -1384,6 +1736,8 @@
       <w:hyperlink r:id="rId44">
         <w:r>
           <w:rPr>
+            <w:rtl/>
+            <w:cs/>
             <w:lang w:val="ar_AE" w:bidi="ar_AE"/>
           </w:rPr>
           <w:rPr>
@@ -1395,30 +1749,40 @@
       </w:hyperlink>
       <w:r>
         <w:rPr>
+          <w:rtl/>
+          <w:cs/>
           <w:lang w:val="ar_AE" w:bidi="ar_AE"/>
         </w:rPr>
         <w:t xml:space="preserve">)، </w:t>
       </w:r>
       <w:r>
         <w:rPr>
+          <w:rtl/>
+          <w:cs/>
           <w:lang w:val="ar_AE" w:bidi="ar_AE"/>
         </w:rPr>
         <w:t>لِيَنْتَهِيَ السِّفْرُ بالصَّلاةِ الثابتة لمن يَتْبَعُون المسيح</w:t>
       </w:r>
       <w:r>
         <w:rPr>
+          <w:rtl/>
+          <w:cs/>
           <w:lang w:val="ar_AE" w:bidi="ar_AE"/>
         </w:rPr>
         <w:t>: "</w:t>
       </w:r>
       <w:r>
         <w:rPr>
+          <w:rtl/>
+          <w:cs/>
           <w:lang w:val="ar_AE" w:bidi="ar_AE"/>
         </w:rPr>
         <w:t>آمِينَ. تَعَالَ أَيُّهَا ٱلرَّبُّ يَسُوعُ</w:t>
       </w:r>
       <w:r>
         <w:rPr>
+          <w:rtl/>
+          <w:cs/>
           <w:lang w:val="ar_AE" w:bidi="ar_AE"/>
         </w:rPr>
         <w:t>!" (</w:t>
@@ -1426,6 +1790,8 @@
       <w:hyperlink r:id="rId45">
         <w:r>
           <w:rPr>
+            <w:rtl/>
+            <w:cs/>
             <w:lang w:val="ar_AE" w:bidi="ar_AE"/>
           </w:rPr>
           <w:rPr>
@@ -1437,6 +1803,8 @@
       </w:hyperlink>
       <w:r>
         <w:rPr>
+          <w:rtl/>
+          <w:cs/>
           <w:lang w:val="ar_AE" w:bidi="ar_AE"/>
         </w:rPr>
         <w:t>).</w:t>
@@ -1450,6 +1818,8 @@
       <w:r>
         <w:rPr>
           <w:b/>
+          <w:rtl/>
+          <w:cs/>
           <w:lang w:val="ar_AE" w:bidi="ar_AE"/>
         </w:rPr>
         <w:t>تَفْسِيرُ الرُّؤيَا</w:t>
@@ -1461,17 +1831,23 @@
       </w:pPr>
       <w:r>
         <w:rPr>
-          <w:lang w:val="ar_AE" w:bidi="ar_AE"/>
-        </w:rPr>
-      </w:r>
-      <w:r>
-        <w:rPr>
+          <w:rtl/>
+          <w:cs/>
+          <w:lang w:val="ar_AE" w:bidi="ar_AE"/>
+        </w:rPr>
+      </w:r>
+      <w:r>
+        <w:rPr>
+          <w:rtl/>
+          <w:cs/>
           <w:lang w:val="ar_AE" w:bidi="ar_AE"/>
         </w:rPr>
         <w:t>سِفْرُ الرُّؤيَا عَمَلٌ من الأعمالِ الأدَبِيَّة المُثِيرَة التي حَيَّرتْ الكثيرين من القُرَّاءِ، وربما ذلك بسبب طبِيعَتِهِ كنبوَّةٍ وأدبٍ رؤيوي. لقد كَتَبَ چون كالڤن، المُصْلِحُ السويسري، تعليقاتٍ تفسيريَّةً حول كلِّ سِفْرٍ من أسفارِ الكِتَابِ المُقَدَّسِ ما عدا الرُّؤيَا، الأَمْرُ الذي يعني أنه لم يكُنْ واثِقًا من فَهْمِهِ الكامِلِ للسِّفْرِ. لم يؤمِن مارتن لوثر أن سِفْرَ الرُّؤيَا يُقَدِّمُ تعليمًا كافيًا عن التبريرِ بالإيمانِ؛ لذلك، أعطى لِسِفْرِ الرُّؤيَا مكانَةً أقلَّ من جهةِ القانونيةِ، ولم يَعْتَبِرْه سفرًا ذا سلطانٍ للتعليم، وإنما للحياة المسيحية فقط. في ضَوءِ الصعوباتِ التفسيريةِ، فإن الكثير من المُعَلِّمِين المسيحيين يتبعون نفسَ التَّوَجُّه بتجنُّبِ سِفْرِ الرُّؤيَا تمامًا، أو يتحدَّثون فقط عن الرَّسَائِل المًرْسَلَةِ إلى الكَنَائِسِ السَّبْعِ</w:t>
       </w:r>
       <w:r>
         <w:rPr>
+          <w:rtl/>
+          <w:cs/>
           <w:lang w:val="ar_AE" w:bidi="ar_AE"/>
         </w:rPr>
         <w:t xml:space="preserve"> (</w:t>
@@ -1479,6 +1855,8 @@
       <w:hyperlink r:id="rId17">
         <w:r>
           <w:rPr>
+            <w:rtl/>
+            <w:cs/>
             <w:lang w:val="ar_AE" w:bidi="ar_AE"/>
           </w:rPr>
           <w:rPr>
@@ -1490,6 +1868,8 @@
       </w:hyperlink>
       <w:r>
         <w:rPr>
+          <w:rtl/>
+          <w:cs/>
           <w:lang w:val="ar_AE" w:bidi="ar_AE"/>
         </w:rPr>
         <w:t>).</w:t>
@@ -1501,17 +1881,23 @@
       </w:pPr>
       <w:r>
         <w:rPr>
-          <w:lang w:val="ar_AE" w:bidi="ar_AE"/>
-        </w:rPr>
-      </w:r>
-      <w:r>
-        <w:rPr>
+          <w:rtl/>
+          <w:cs/>
+          <w:lang w:val="ar_AE" w:bidi="ar_AE"/>
+        </w:rPr>
+      </w:r>
+      <w:r>
+        <w:rPr>
+          <w:rtl/>
+          <w:cs/>
           <w:lang w:val="ar_AE" w:bidi="ar_AE"/>
         </w:rPr>
         <w:t>على مَرِّ القُرونِ، اخْتَلَفَ المفسِّرُون حول معنى سِفْرِ الرُّؤيَا. اسْتَخْدَمَ البعضُ تفسيراتِهم للسِّفْرِ لتصنيف مسيحيين آخرين لا يشاركونهم آرائهم كمرتدين أو هراطقة. بينما قضى آخرون شهورًا أو حتى سنواتٍ للبحث في السِّفْرِ عن معلوماتٍ ترتبطُ بالأحداثِ الزمنية القريبة العهدِ أو المستقبلية. تَميلُ موادُ الدِّرَاسة في هذا المدخل إلى تفسيرِ الرُّؤَى على أنها تَعْكِس العالَمِ وخبرة الكنائس الأصلية - الواقعة في الإمبراطورية الرومانية - التي كُتب لها السِّفُرُ أولاً. ومع ذلك، تُعْلِنُ الدراما والرِّسَالَةُ الكامِلَةُ للسِّفْرِ عن كنوزٍ تهدُفُ إلى تشجيعِ المؤمنين في كلِّ العصورِ على الثباتِ في إيمانِهِم</w:t>
       </w:r>
       <w:r>
         <w:rPr>
+          <w:rtl/>
+          <w:cs/>
           <w:lang w:val="ar_AE" w:bidi="ar_AE"/>
         </w:rPr>
         <w:t>.</w:t>
@@ -1525,6 +1911,8 @@
       <w:r>
         <w:rPr>
           <w:b/>
+          <w:rtl/>
+          <w:cs/>
           <w:lang w:val="ar_AE" w:bidi="ar_AE"/>
         </w:rPr>
         <w:t>طَبِيعَةُ الرُّؤيَا</w:t>
@@ -1536,17 +1924,23 @@
       </w:pPr>
       <w:r>
         <w:rPr>
-          <w:lang w:val="ar_AE" w:bidi="ar_AE"/>
-        </w:rPr>
-      </w:r>
-      <w:r>
-        <w:rPr>
+          <w:rtl/>
+          <w:cs/>
+          <w:lang w:val="ar_AE" w:bidi="ar_AE"/>
+        </w:rPr>
+      </w:r>
+      <w:r>
+        <w:rPr>
+          <w:rtl/>
+          <w:cs/>
           <w:lang w:val="ar_AE" w:bidi="ar_AE"/>
         </w:rPr>
         <w:t xml:space="preserve">الكِتَابُ المُقَدَّسُ بأَكْمَلِهِ مُوحًى به من الله، انْظُرْ </w:t>
       </w:r>
       <w:r>
         <w:rPr>
+          <w:rtl/>
+          <w:cs/>
           <w:lang w:val="ar_AE" w:bidi="ar_AE"/>
         </w:rPr>
         <w:t>(</w:t>
@@ -1554,6 +1948,8 @@
       <w:hyperlink r:id="rId46">
         <w:r>
           <w:rPr>
+            <w:rtl/>
+            <w:cs/>
             <w:lang w:val="ar_AE" w:bidi="ar_AE"/>
           </w:rPr>
           <w:rPr>
@@ -1565,6 +1961,8 @@
       </w:hyperlink>
       <w:r>
         <w:rPr>
+          <w:rtl/>
+          <w:cs/>
           <w:lang w:val="ar_AE" w:bidi="ar_AE"/>
         </w:rPr>
         <w:t xml:space="preserve">؛ </w:t>
@@ -1572,6 +1970,8 @@
       <w:hyperlink r:id="rId47">
         <w:r>
           <w:rPr>
+            <w:rtl/>
+            <w:cs/>
             <w:lang w:val="ar_AE" w:bidi="ar_AE"/>
           </w:rPr>
           <w:rPr>
@@ -1583,12 +1983,16 @@
       </w:hyperlink>
       <w:r>
         <w:rPr>
+          <w:rtl/>
+          <w:cs/>
           <w:lang w:val="ar_AE" w:bidi="ar_AE"/>
         </w:rPr>
         <w:t xml:space="preserve">). </w:t>
       </w:r>
       <w:r>
         <w:rPr>
+          <w:rtl/>
+          <w:cs/>
           <w:lang w:val="ar_AE" w:bidi="ar_AE"/>
         </w:rPr>
         <w:t xml:space="preserve">بعضُ الأسفارِ، مثل الرِّسَالَة إلى رُومِية، والأسفارِ التَّارِيخيَّةِ، وبعض الأسفارِ النبويةِ، تخاطِبُ بشكلٍ أساسيٍّ </w:t>
@@ -1596,12 +2000,16 @@
       <w:r>
         <w:rPr>
           <w:b/>
+          <w:rtl/>
+          <w:cs/>
           <w:lang w:val="ar_AE" w:bidi="ar_AE"/>
         </w:rPr>
         <w:t>العَقْلَ</w:t>
       </w:r>
       <w:r>
         <w:rPr>
+          <w:rtl/>
+          <w:cs/>
           <w:lang w:val="ar_AE" w:bidi="ar_AE"/>
         </w:rPr>
         <w:t xml:space="preserve">. أسفارٌ أخرى كالمَزَامِير والأسفارِ الشِّعْريَّة تتلامَسُ مع </w:t>
@@ -1609,12 +2017,16 @@
       <w:r>
         <w:rPr>
           <w:b/>
+          <w:rtl/>
+          <w:cs/>
           <w:lang w:val="ar_AE" w:bidi="ar_AE"/>
         </w:rPr>
         <w:t>المشَاعِر</w:t>
       </w:r>
       <w:r>
         <w:rPr>
+          <w:rtl/>
+          <w:cs/>
           <w:lang w:val="ar_AE" w:bidi="ar_AE"/>
         </w:rPr>
         <w:t xml:space="preserve">. أما سِفْرُ الرُّؤيَا فهو يداعبُ قدرَةَ البَشَرِ على </w:t>
@@ -1622,18 +2034,24 @@
       <w:r>
         <w:rPr>
           <w:b/>
+          <w:rtl/>
+          <w:cs/>
           <w:lang w:val="ar_AE" w:bidi="ar_AE"/>
         </w:rPr>
         <w:t>التَّخَيُّل</w:t>
       </w:r>
       <w:r>
         <w:rPr>
+          <w:rtl/>
+          <w:cs/>
           <w:lang w:val="ar_AE" w:bidi="ar_AE"/>
         </w:rPr>
         <w:t xml:space="preserve"> (كما تفعل بعضُ أسفارِ أخرى في العَهْدِ القَدِيمِ، مثل حِزْقِيال، وأجزاءٍ من سِفْرِ دانيآل وزَكَرِيَّا). يتحدَّث سِفْرُ الرُّؤيَا عن طريق الرُّؤَى، الصُّوَرِ، واللُّغَة المجازية بدلاً من المَنْطِقِ العقلانيِّ. يُقَدِّمُ السِّفْرُ أحيانًا، وفي مزيجٍ مثيرٍ، أمورًا حرفيَّةً ورَمْزِيَّةً معًا. يقاوِم السِّفْرُ من يتعامَل معه كسفْرٍ نظامي للتعليم العقيدي المرتبط بالأزمنة الأخيرة، وفي الغالب، يكتشفُ ذلك كلُّ من يُحاوِلُ تنظيمَ السِّفْرِ على هذا النحو</w:t>
       </w:r>
       <w:r>
         <w:rPr>
+          <w:rtl/>
+          <w:cs/>
           <w:lang w:val="ar_AE" w:bidi="ar_AE"/>
         </w:rPr>
         <w:t>.</w:t>
@@ -1645,29 +2063,39 @@
       </w:pPr>
       <w:r>
         <w:rPr>
-          <w:lang w:val="ar_AE" w:bidi="ar_AE"/>
-        </w:rPr>
-      </w:r>
-      <w:r>
-        <w:rPr>
+          <w:rtl/>
+          <w:cs/>
+          <w:lang w:val="ar_AE" w:bidi="ar_AE"/>
+        </w:rPr>
+      </w:r>
+      <w:r>
+        <w:rPr>
+          <w:rtl/>
+          <w:cs/>
           <w:lang w:val="ar_AE" w:bidi="ar_AE"/>
         </w:rPr>
         <w:t>بسَبَبِ طبِيعَة سِفْرِ الرُّؤيَا، تُحَتِّمُ علينا قراءتُه إعمالَ الخَيالِ. يشبِهُ الأمْرُ الدُّخُول إلى عالَمِ الأحلامِ مع الله واكتشاف احتوائها على رسَالةٍ رائعةٍ منهُ. فبدلاً من محاولَة وضعِ كلِّ مشاهِدِ الرُّؤيَا بشكلٍ مناسبٍ في نظامٍ منطقيٍّ، سوف يستفيدُ القُرَّاءُ عند التفكير فيها كَصُوَرٍ. على سبيل المثالِ، عندما يقولُ الرَّائي:</w:t>
       </w:r>
       <w:r>
         <w:rPr>
+          <w:rtl/>
+          <w:cs/>
           <w:lang w:val="ar_AE" w:bidi="ar_AE"/>
         </w:rPr>
         <w:t xml:space="preserve"> "</w:t>
       </w:r>
       <w:r>
         <w:rPr>
+          <w:rtl/>
+          <w:cs/>
           <w:lang w:val="ar_AE" w:bidi="ar_AE"/>
         </w:rPr>
         <w:t>وَاحْتَرَقَ كُلُّ عُشْبٍ أَخْضَرَ</w:t>
       </w:r>
       <w:r>
         <w:rPr>
+          <w:rtl/>
+          <w:cs/>
           <w:lang w:val="ar_AE" w:bidi="ar_AE"/>
         </w:rPr>
         <w:t>" (</w:t>
@@ -1675,6 +2103,8 @@
       <w:hyperlink r:id="rId48">
         <w:r>
           <w:rPr>
+            <w:rtl/>
+            <w:cs/>
             <w:lang w:val="ar_AE" w:bidi="ar_AE"/>
           </w:rPr>
           <w:rPr>
@@ -1686,18 +2116,24 @@
       </w:hyperlink>
       <w:r>
         <w:rPr>
+          <w:rtl/>
+          <w:cs/>
           <w:lang w:val="ar_AE" w:bidi="ar_AE"/>
         </w:rPr>
         <w:t>) ثم يقولُ لاحِقًا أن الجَرَادَ قد "</w:t>
       </w:r>
       <w:r>
         <w:rPr>
+          <w:rtl/>
+          <w:cs/>
           <w:lang w:val="ar_AE" w:bidi="ar_AE"/>
         </w:rPr>
         <w:t>قِيلَ لَهُ أَنْ لَا يَضُرَّ عُشْبَ الأَرْضِ</w:t>
       </w:r>
       <w:r>
         <w:rPr>
+          <w:rtl/>
+          <w:cs/>
           <w:lang w:val="ar_AE" w:bidi="ar_AE"/>
         </w:rPr>
         <w:t>" (</w:t>
@@ -1705,6 +2141,8 @@
       <w:hyperlink r:id="rId49">
         <w:r>
           <w:rPr>
+            <w:rtl/>
+            <w:cs/>
             <w:lang w:val="ar_AE" w:bidi="ar_AE"/>
           </w:rPr>
           <w:rPr>
@@ -1716,30 +2154,40 @@
       </w:hyperlink>
       <w:r>
         <w:rPr>
+          <w:rtl/>
+          <w:cs/>
           <w:lang w:val="ar_AE" w:bidi="ar_AE"/>
         </w:rPr>
         <w:t xml:space="preserve">)، تبدو هذه التصريحاتُ متناقضة. </w:t>
       </w:r>
       <w:r>
         <w:rPr>
+          <w:rtl/>
+          <w:cs/>
           <w:lang w:val="ar_AE" w:bidi="ar_AE"/>
         </w:rPr>
         <w:t xml:space="preserve">ومع ذلك، يُمْكِنُ حَلُّ التناقضِ، عندما نُدْرِكُ أن يُوحَنَّا الرَّائي يَصِفُ ما رآه في رؤيتين مختلفتين ليس المقصودُ بهما سَرْدَ أحداثٍ بحسب تسَلْسُلها التاريخي - بل المقصود بهما تصوير رِسَالَةً محدَّدَة من الله عبر الصُّوَرِ. وبالمثلِ، في رؤيته للسماءِ نقرأُ قولَهُ: </w:t>
       </w:r>
       <w:r>
         <w:rPr>
+          <w:rtl/>
+          <w:cs/>
           <w:lang w:val="ar_AE" w:bidi="ar_AE"/>
         </w:rPr>
         <w:t>"</w:t>
       </w:r>
       <w:r>
         <w:rPr>
+          <w:rtl/>
+          <w:cs/>
           <w:lang w:val="ar_AE" w:bidi="ar_AE"/>
         </w:rPr>
         <w:t>وَانْفَتَحَ هَيْكَلُ اللهِ فِي السَّمَاءِ</w:t>
       </w:r>
       <w:r>
         <w:rPr>
+          <w:rtl/>
+          <w:cs/>
           <w:lang w:val="ar_AE" w:bidi="ar_AE"/>
         </w:rPr>
         <w:t>" (</w:t>
@@ -1747,6 +2195,8 @@
       <w:hyperlink r:id="rId50">
         <w:r>
           <w:rPr>
+            <w:rtl/>
+            <w:cs/>
             <w:lang w:val="ar_AE" w:bidi="ar_AE"/>
           </w:rPr>
           <w:rPr>
@@ -1758,18 +2208,24 @@
       </w:hyperlink>
       <w:r>
         <w:rPr>
+          <w:rtl/>
+          <w:cs/>
           <w:lang w:val="ar_AE" w:bidi="ar_AE"/>
         </w:rPr>
         <w:t>)، لكننا نَقْرَأ لاحِقًا قولَهُ: "</w:t>
       </w:r>
       <w:r>
         <w:rPr>
+          <w:rtl/>
+          <w:cs/>
           <w:lang w:val="ar_AE" w:bidi="ar_AE"/>
         </w:rPr>
         <w:t>وَلَمْ أَرَ فِيهَا هَيْكَلاً</w:t>
       </w:r>
       <w:r>
         <w:rPr>
+          <w:rtl/>
+          <w:cs/>
           <w:lang w:val="ar_AE" w:bidi="ar_AE"/>
         </w:rPr>
         <w:t>" (</w:t>
@@ -1777,6 +2233,8 @@
       <w:hyperlink r:id="rId51">
         <w:r>
           <w:rPr>
+            <w:rtl/>
+            <w:cs/>
             <w:lang w:val="ar_AE" w:bidi="ar_AE"/>
           </w:rPr>
           <w:rPr>
@@ -1788,18 +2246,24 @@
       </w:hyperlink>
       <w:r>
         <w:rPr>
+          <w:rtl/>
+          <w:cs/>
           <w:lang w:val="ar_AE" w:bidi="ar_AE"/>
         </w:rPr>
         <w:t xml:space="preserve">). </w:t>
       </w:r>
       <w:r>
         <w:rPr>
+          <w:rtl/>
+          <w:cs/>
           <w:lang w:val="ar_AE" w:bidi="ar_AE"/>
         </w:rPr>
         <w:t>على هذا النحو، تختلفُ النقطةُ المركزية لكلِّ رؤيةٍ؛ ومن هنا يَتَعَيَّنُ على القُرَّاءِ ألا يحاولُوا قراءة رؤيةٍ ما بالتداخل مع رؤيةٍ أخرى، بالأحرى، عليهم التركيز على النقطةِ الرئيسةِ لكلِّ رؤيةٍ وَفْقًا لتعبيراتها الخاصة. فالقرَّاءُ الأوائل، الذين كانوا على درايَةٍ بِمَنْطِقِ الصُّوَرِ الاستعارِيَّةِ، أدركوا طبيعةَ التفكيرِ عبرَ الصُّورِ. مثلما أدركوا عدم قِراءةِ أو فَهْمِ أَحَدِ أمثالِ الرَّبِّ يَسُوع بَمَثَلٍ تصويريٍّ آخر، تَجَنَّبُوا محاولة تنظيم أو دَمْج رؤى يُوحَنَّا الرَّائي</w:t>
       </w:r>
       <w:r>
         <w:rPr>
+          <w:rtl/>
+          <w:cs/>
           <w:lang w:val="ar_AE" w:bidi="ar_AE"/>
         </w:rPr>
         <w:t>.</w:t>
@@ -1813,6 +2277,8 @@
       <w:r>
         <w:rPr>
           <w:b/>
+          <w:rtl/>
+          <w:cs/>
           <w:lang w:val="ar_AE" w:bidi="ar_AE"/>
         </w:rPr>
         <w:t>الكِتَابَةُ الرُّؤيَوِيَّةُ</w:t>
@@ -1824,17 +2290,23 @@
       </w:pPr>
       <w:r>
         <w:rPr>
-          <w:lang w:val="ar_AE" w:bidi="ar_AE"/>
-        </w:rPr>
-      </w:r>
-      <w:r>
-        <w:rPr>
+          <w:rtl/>
+          <w:cs/>
+          <w:lang w:val="ar_AE" w:bidi="ar_AE"/>
+        </w:rPr>
+      </w:r>
+      <w:r>
+        <w:rPr>
+          <w:rtl/>
+          <w:cs/>
           <w:lang w:val="ar_AE" w:bidi="ar_AE"/>
         </w:rPr>
         <w:t>من خلال الصُّور والرُّؤَى المُعَبَّر عنها لفظيًّا، يأخذ يُوحَنَّا الرَّائي عقولنا بشكلٍ رائعٍ إلى عالَمِ الخيالِ. لم ينفرِدْ الرَّائي وحده في الكتابَةِ بهذِهِ الطريقةِ - فقد استخدَمَ نوعًا مألوفًا من الأَدَبِ لِنَقْلِ رسالتِهِ. وتُعرَف هذه الأعمال الأدبية الخيالِيَّةِ باسم "الأَدَبِ الرُّؤيَوِيِّ" وذلك نقلاً عن اللفظة اليونانية "إپوكالِبسِس" التي تعني "الكشْفَ عن، إزاحةَ الستار عن"، وهكذا يَدَّعِي السِّفْرُ الكشف عن رؤيَةٍ جديدةٍ للواقِع. غالبًا ما تُكْتَبُ هذه الأعمالُ كنوع من أنواع التشجيع في أوقاتِ الضغط الشديد والاضطهاد القاسي. وفي الغالب، تَسْتَخْدِمُ الكتاباتُ الرُّؤيَوِيَّةُ أسماءً، وأعدادًا، وأوصافًا رمزيًّة كـ "شفرةٍ" حتى لا يَفْهَمُ القراءُ الذين من الخارجِ (وعلى وجه التحديد الأعداء) مضمونَ ودلالاتِ الرِّسَالَةِ لأنهم لا يمتلكون مفتاحَ تلك الشفرة. وهكذا يبدو العملُ الرُّؤْيَوِيُّ بالنسبة إليهم كأنه حديثٌ مزدوجٌ أو هُرَاءٌ لا معنى له. في سِفْرُ الرُّؤيَا، على سبيل المثال، تُستخدَمُ بَابِل كرمزٍ للرُّومان</w:t>
       </w:r>
       <w:r>
         <w:rPr>
+          <w:rtl/>
+          <w:cs/>
           <w:lang w:val="ar_AE" w:bidi="ar_AE"/>
         </w:rPr>
         <w:t xml:space="preserve"> (</w:t>
@@ -1842,6 +2314,8 @@
       <w:hyperlink r:id="rId52">
         <w:r>
           <w:rPr>
+            <w:rtl/>
+            <w:cs/>
             <w:lang w:val="ar_AE" w:bidi="ar_AE"/>
           </w:rPr>
           <w:rPr>
@@ -1853,6 +2327,8 @@
       </w:hyperlink>
       <w:r>
         <w:rPr>
+          <w:rtl/>
+          <w:cs/>
           <w:lang w:val="ar_AE" w:bidi="ar_AE"/>
         </w:rPr>
         <w:t>).</w:t>
@@ -1864,47 +2340,63 @@
       </w:pPr>
       <w:r>
         <w:rPr>
-          <w:lang w:val="ar_AE" w:bidi="ar_AE"/>
-        </w:rPr>
-      </w:r>
-      <w:r>
-        <w:rPr>
+          <w:rtl/>
+          <w:cs/>
+          <w:lang w:val="ar_AE" w:bidi="ar_AE"/>
+        </w:rPr>
+      </w:r>
+      <w:r>
+        <w:rPr>
+          <w:rtl/>
+          <w:cs/>
           <w:lang w:val="ar_AE" w:bidi="ar_AE"/>
         </w:rPr>
         <w:t>يحتوي العَهْدِ القَدِيمِ على أمثلةٍ للأدَبِ الرُّؤْيَوِيِّ في سِفْرَيِّ دانيآل وزَكَرَيَّا، انْظُرْ (</w:t>
       </w:r>
       <w:r>
         <w:rPr>
+          <w:rtl/>
+          <w:cs/>
           <w:lang w:val="ar_AE" w:bidi="ar_AE"/>
         </w:rPr>
         <w:t>مُقَدِّمَة سِفْر دانيآل، "دانيآل كأَدَبٍ"</w:t>
       </w:r>
       <w:r>
         <w:rPr>
+          <w:rtl/>
+          <w:cs/>
           <w:lang w:val="ar_AE" w:bidi="ar_AE"/>
         </w:rPr>
         <w:t xml:space="preserve">؛ </w:t>
       </w:r>
       <w:r>
         <w:rPr>
+          <w:rtl/>
+          <w:cs/>
           <w:lang w:val="ar_AE" w:bidi="ar_AE"/>
         </w:rPr>
         <w:t>مقَدِّمَة سِفْر زَكَريَّا، "النَّمَط الأَدَبِي"</w:t>
       </w:r>
       <w:r>
         <w:rPr>
+          <w:rtl/>
+          <w:cs/>
           <w:lang w:val="ar_AE" w:bidi="ar_AE"/>
         </w:rPr>
         <w:t xml:space="preserve">). </w:t>
       </w:r>
       <w:r>
         <w:rPr>
+          <w:rtl/>
+          <w:cs/>
           <w:lang w:val="ar_AE" w:bidi="ar_AE"/>
         </w:rPr>
         <w:t>في الأدَبِ الرُّؤْيَوِيِّ اليهودِيِّ، يُصَوَّرُ الله عادةً بالإله المتعالي، المتحَكِّمِ تمامًا في التاريخ، حتى وإن بَدَتَ الأوضاع قاتِمَة بالنسبة إلى القُرَّاء. يُقدِّم هذا الأدبُ رسَالَةَ الله غالبًا عن طريق الرُّؤَى، الأَحْلامِ، أو تَنَقُّلِ الرَّائي عبر عوالَمٍ كونيةٍ أو روحيَّةٍ. تمنَحُ هذه الإعلاناتُ للرائين، والحالمين، والمفسِّرين، والأنبياءِ رسائل الرَّجاءِ والخلاص لشعبِ الله ورسائل الدينونة على أعداء الله. كان الأنبياءُ ملزمين بمشاركةِ رسائلِهم مع الآخرين - وتحديدًا مع شعب الله، الذي يعاني من وطأة الاضطهاد والضِّيقِ. أدرَكَ قُرَّاءُ هذا الأدَبَ أن وعودَ الرَّجاءِ لن تتحققَ على الفورِ؛ بل إن هذه الوعودَ يُعَبَّرُ عنها عادةً كجزءٍ من دينونَةٍ كارِثيةٍ عتيدَةٍ، بِها يُدَمِّرُ الله أعداءه ويجلِبُ البركاتِ النهائيةَ لشعبِهِ. وقبل أن يتحققَّ ذلك، يَتَعَيَّنُ على شعبِ الله أن يبقى أمينًا، مثابرًا في مواجهة الألم، مُدْرِكًا أن الله سوف يُخَلِّصُه قريبًا. إن كلَّ هذه الملامح لها ما يعبِّرُ عنها في سِفْرِ الرُّؤيَا</w:t>
       </w:r>
       <w:r>
         <w:rPr>
+          <w:rtl/>
+          <w:cs/>
           <w:lang w:val="ar_AE" w:bidi="ar_AE"/>
         </w:rPr>
         <w:t>.</w:t>
@@ -1916,17 +2408,23 @@
       </w:pPr>
       <w:r>
         <w:rPr>
-          <w:lang w:val="ar_AE" w:bidi="ar_AE"/>
-        </w:rPr>
-      </w:r>
-      <w:r>
-        <w:rPr>
+          <w:rtl/>
+          <w:cs/>
+          <w:lang w:val="ar_AE" w:bidi="ar_AE"/>
+        </w:rPr>
+      </w:r>
+      <w:r>
+        <w:rPr>
+          <w:rtl/>
+          <w:cs/>
           <w:lang w:val="ar_AE" w:bidi="ar_AE"/>
         </w:rPr>
         <w:t>كراءٍ أو صاحب رؤًى، يشيرُ يُوحَنَّا إلى عَمَلِهِ أيضًا على أنه "نُبُوَّةٌ"</w:t>
       </w:r>
       <w:r>
         <w:rPr>
+          <w:rtl/>
+          <w:cs/>
           <w:lang w:val="ar_AE" w:bidi="ar_AE"/>
         </w:rPr>
         <w:t xml:space="preserve"> (</w:t>
@@ -1934,6 +2432,8 @@
       <w:hyperlink r:id="rId53">
         <w:r>
           <w:rPr>
+            <w:rtl/>
+            <w:cs/>
             <w:lang w:val="ar_AE" w:bidi="ar_AE"/>
           </w:rPr>
           <w:rPr>
@@ -1945,6 +2445,8 @@
       </w:hyperlink>
       <w:r>
         <w:rPr>
+          <w:rtl/>
+          <w:cs/>
           <w:lang w:val="ar_AE" w:bidi="ar_AE"/>
         </w:rPr>
         <w:t xml:space="preserve">; </w:t>
@@ -1952,6 +2454,8 @@
       <w:hyperlink r:id="rId54">
         <w:r>
           <w:rPr>
+            <w:rtl/>
+            <w:cs/>
             <w:lang w:val="ar_AE" w:bidi="ar_AE"/>
           </w:rPr>
           <w:rPr>
@@ -1963,18 +2467,24 @@
       </w:hyperlink>
       <w:r>
         <w:rPr>
+          <w:rtl/>
+          <w:cs/>
           <w:lang w:val="ar_AE" w:bidi="ar_AE"/>
         </w:rPr>
         <w:t xml:space="preserve">). لا يقصُدُ بذلك أنها نُبُوَّةٌ بالمعنى التنبؤي المحض، بل بمعنى العَهَدِ القديمِ المرتبط بإعلانِ رسَالَةٍ من الله، موجَّهَة إلى شعبِهِ. </w:t>
       </w:r>
       <w:r>
         <w:rPr>
+          <w:rtl/>
+          <w:cs/>
           <w:lang w:val="ar_AE" w:bidi="ar_AE"/>
         </w:rPr>
         <w:t>تؤكِّد الرُّؤَى النَّبَويِّة لِيُوحَنَّا الرَّائي أن عَمَلَ اللهِ إزاء الأوقاتِ الضاغطةِ لن يكتَمِلَ بالتمامِ إلا بنهايَةِ التاريخِ والأبديةِ العتيدَةِ</w:t>
       </w:r>
       <w:r>
         <w:rPr>
+          <w:rtl/>
+          <w:cs/>
           <w:lang w:val="ar_AE" w:bidi="ar_AE"/>
         </w:rPr>
         <w:t>.</w:t>
@@ -1988,6 +2498,8 @@
       <w:r>
         <w:rPr>
           <w:b/>
+          <w:rtl/>
+          <w:cs/>
           <w:lang w:val="ar_AE" w:bidi="ar_AE"/>
         </w:rPr>
         <w:t>كَاتِبُ السِّفْرِ</w:t>
@@ -1999,17 +2511,23 @@
       </w:pPr>
       <w:r>
         <w:rPr>
-          <w:lang w:val="ar_AE" w:bidi="ar_AE"/>
-        </w:rPr>
-      </w:r>
-      <w:r>
-        <w:rPr>
+          <w:rtl/>
+          <w:cs/>
+          <w:lang w:val="ar_AE" w:bidi="ar_AE"/>
+        </w:rPr>
+      </w:r>
+      <w:r>
+        <w:rPr>
+          <w:rtl/>
+          <w:cs/>
           <w:lang w:val="ar_AE" w:bidi="ar_AE"/>
         </w:rPr>
         <w:t>بعد اكْتمالِ الأَسْفَارِ التي تشكِّلُ الآن الأسفار القانونية للعَهْدِ القَدِيمِ، كُتِبُ العديد من أسفارِ الأَدَبِ الرُّؤيَوِيِّ اليهودي، وذلك في وقتٍ آمَنَ فيه اليهودُ بِتَوَقُّف النُّبُوَّةِ، وأن كلمَةَ الله لهم موجودةٌ بشكلٍ أساسيٍّ في أَسْفَارِ التَّورَاةِ والأنبياءِ. كَتَبَ هؤلاء الكُتَّابُ اليهودُ أسفارَهم الرُّؤْيَوِيَّةَ بأسماء أشخاص أتقياء سابقين مثل عَزْرَا، بَارُوخ، أَخْنوخ، إِشَعْيَاء، وحتى آدَم وذلك لكي تَنْعَمُ كتاباتُهم بالمصداقيَّةِ والقبولِ. ولهذا يُطْلَقُ على هذه الأعمال سودوجرافيا (أي "الكتابات المنحولة") لأنها كُتِبَتْ بأسماء مستعارَةٍ. وبالمثلِ، في الزمن اللاحقِ لعصرِ الرُّسُل، تَبَنَّى الكُتَّابُ الخياليُّون والمُعَلِّمُون الكَذَبَةُ هذه الممارسة باستخدامِ أسماء التابعين الأوائل للرَّبِّ يَسُوع (مثل الرَّسُول بُطْرُس، ويَعْقوب، ويُوحَنَّا، وحتى العذراء مَرْيَم) لاستمالة انتباه المسيحيين</w:t>
       </w:r>
       <w:r>
         <w:rPr>
+          <w:rtl/>
+          <w:cs/>
           <w:lang w:val="ar_AE" w:bidi="ar_AE"/>
         </w:rPr>
         <w:t>.</w:t>
@@ -2021,11 +2539,15 @@
       </w:pPr>
       <w:r>
         <w:rPr>
-          <w:lang w:val="ar_AE" w:bidi="ar_AE"/>
-        </w:rPr>
-      </w:r>
-      <w:r>
-        <w:rPr>
+          <w:rtl/>
+          <w:cs/>
+          <w:lang w:val="ar_AE" w:bidi="ar_AE"/>
+        </w:rPr>
+      </w:r>
+      <w:r>
+        <w:rPr>
+          <w:rtl/>
+          <w:cs/>
           <w:lang w:val="ar_AE" w:bidi="ar_AE"/>
         </w:rPr>
         <w:t>بخلاف ذلك، الأسفارُ التي جُمِعَتْ في العَهْدِ الجَدِيدِ كُتِبَتْ بأسماء مؤلفيها، انْظُرْ (</w:t>
@@ -2033,6 +2555,8 @@
       <w:hyperlink r:id="rId55">
         <w:r>
           <w:rPr>
+            <w:rtl/>
+            <w:cs/>
             <w:lang w:val="ar_AE" w:bidi="ar_AE"/>
           </w:rPr>
           <w:rPr>
@@ -2044,6 +2568,8 @@
       </w:hyperlink>
       <w:r>
         <w:rPr>
+          <w:rtl/>
+          <w:cs/>
           <w:lang w:val="ar_AE" w:bidi="ar_AE"/>
         </w:rPr>
         <w:t xml:space="preserve">؛ </w:t>
@@ -2051,6 +2577,8 @@
       <w:hyperlink r:id="rId56">
         <w:r>
           <w:rPr>
+            <w:rtl/>
+            <w:cs/>
             <w:lang w:val="ar_AE" w:bidi="ar_AE"/>
           </w:rPr>
           <w:rPr>
@@ -2062,42 +2590,56 @@
       </w:hyperlink>
       <w:r>
         <w:rPr>
+          <w:rtl/>
+          <w:cs/>
           <w:lang w:val="ar_AE" w:bidi="ar_AE"/>
         </w:rPr>
         <w:t xml:space="preserve">) أو </w:t>
       </w:r>
       <w:r>
         <w:rPr>
+          <w:rtl/>
+          <w:cs/>
           <w:lang w:val="ar_AE" w:bidi="ar_AE"/>
         </w:rPr>
         <w:t>كانَتْ بشكلٍ شرعيٍّ كتاباتٍ رسولِيَّةً حتى وإن لم تُشِرْ إلى كاتِبِها بالاسم مثل الإنجيل بحسب البَشِير</w:t>
       </w:r>
       <w:r>
         <w:rPr>
+          <w:rtl/>
+          <w:cs/>
           <w:lang w:val="ar_AE" w:bidi="ar_AE"/>
         </w:rPr>
         <w:t xml:space="preserve"> (مَتَّى)، أو (الرِّسَالَة إلى </w:t>
       </w:r>
       <w:r>
         <w:rPr>
+          <w:rtl/>
+          <w:cs/>
           <w:lang w:val="ar_AE" w:bidi="ar_AE"/>
         </w:rPr>
         <w:t>العِبْرانِيِّين</w:t>
       </w:r>
       <w:r>
         <w:rPr>
+          <w:rtl/>
+          <w:cs/>
           <w:lang w:val="ar_AE" w:bidi="ar_AE"/>
         </w:rPr>
         <w:t xml:space="preserve">). </w:t>
       </w:r>
       <w:r>
         <w:rPr>
+          <w:rtl/>
+          <w:cs/>
           <w:lang w:val="ar_AE" w:bidi="ar_AE"/>
         </w:rPr>
         <w:t>يَصِفُ كَاتِبُ سِفْرُ الرُّؤيَا نفسَهُ بكلِّ بساطَةٍ بالاسم يُوحَنَّا</w:t>
       </w:r>
       <w:r>
         <w:rPr>
+          <w:rtl/>
+          <w:cs/>
           <w:lang w:val="ar_AE" w:bidi="ar_AE"/>
         </w:rPr>
         <w:t xml:space="preserve"> (</w:t>
@@ -2105,6 +2647,8 @@
       <w:hyperlink r:id="rId57">
         <w:r>
           <w:rPr>
+            <w:rtl/>
+            <w:cs/>
             <w:lang w:val="ar_AE" w:bidi="ar_AE"/>
           </w:rPr>
           <w:rPr>
@@ -2116,6 +2660,8 @@
       </w:hyperlink>
       <w:r>
         <w:rPr>
+          <w:rtl/>
+          <w:cs/>
           <w:lang w:val="ar_AE" w:bidi="ar_AE"/>
         </w:rPr>
         <w:t xml:space="preserve">، </w:t>
@@ -2123,6 +2669,8 @@
       <w:hyperlink r:id="rId58">
         <w:r>
           <w:rPr>
+            <w:rtl/>
+            <w:cs/>
             <w:lang w:val="ar_AE" w:bidi="ar_AE"/>
           </w:rPr>
           <w:rPr>
@@ -2134,6 +2682,8 @@
       </w:hyperlink>
       <w:r>
         <w:rPr>
+          <w:rtl/>
+          <w:cs/>
           <w:lang w:val="ar_AE" w:bidi="ar_AE"/>
         </w:rPr>
         <w:t xml:space="preserve">، </w:t>
@@ -2141,6 +2691,8 @@
       <w:hyperlink r:id="rId59">
         <w:r>
           <w:rPr>
+            <w:rtl/>
+            <w:cs/>
             <w:lang w:val="ar_AE" w:bidi="ar_AE"/>
           </w:rPr>
           <w:rPr>
@@ -2152,30 +2704,40 @@
       </w:hyperlink>
       <w:r>
         <w:rPr>
+          <w:rtl/>
+          <w:cs/>
           <w:lang w:val="ar_AE" w:bidi="ar_AE"/>
         </w:rPr>
         <w:t xml:space="preserve">). </w:t>
       </w:r>
       <w:r>
         <w:rPr>
+          <w:rtl/>
+          <w:cs/>
           <w:lang w:val="ar_AE" w:bidi="ar_AE"/>
         </w:rPr>
         <w:t>في الكنيسَةِ المبكِّرةِ، كان هذا الاسم يُعرفُ عمومًا بأنه الرَّسول يُوحَنَّا، الذي يُشيرُ إلى نفسِهِ في الإنجيلِ الذي يحمِلُ اسْمَهُ بأنه</w:t>
       </w:r>
       <w:r>
         <w:rPr>
+          <w:rtl/>
+          <w:cs/>
           <w:lang w:val="ar_AE" w:bidi="ar_AE"/>
         </w:rPr>
         <w:t xml:space="preserve"> "</w:t>
       </w:r>
       <w:r>
         <w:rPr>
+          <w:rtl/>
+          <w:cs/>
           <w:lang w:val="ar_AE" w:bidi="ar_AE"/>
         </w:rPr>
         <w:t>التِّلْمِيذُ الَّذِي كَانَ يَسُوعُ يُحِبُّهُ</w:t>
       </w:r>
       <w:r>
         <w:rPr>
+          <w:rtl/>
+          <w:cs/>
           <w:lang w:val="ar_AE" w:bidi="ar_AE"/>
         </w:rPr>
         <w:t>" (</w:t>
@@ -2183,6 +2745,8 @@
       <w:hyperlink r:id="rId60">
         <w:r>
           <w:rPr>
+            <w:rtl/>
+            <w:cs/>
             <w:lang w:val="ar_AE" w:bidi="ar_AE"/>
           </w:rPr>
           <w:rPr>
@@ -2194,6 +2758,8 @@
       </w:hyperlink>
       <w:r>
         <w:rPr>
+          <w:rtl/>
+          <w:cs/>
           <w:lang w:val="ar_AE" w:bidi="ar_AE"/>
         </w:rPr>
         <w:t xml:space="preserve">؛ </w:t>
@@ -2201,6 +2767,8 @@
       <w:hyperlink r:id="rId61">
         <w:r>
           <w:rPr>
+            <w:rtl/>
+            <w:cs/>
             <w:lang w:val="ar_AE" w:bidi="ar_AE"/>
           </w:rPr>
           <w:rPr>
@@ -2212,6 +2780,8 @@
       </w:hyperlink>
       <w:r>
         <w:rPr>
+          <w:rtl/>
+          <w:cs/>
           <w:lang w:val="ar_AE" w:bidi="ar_AE"/>
         </w:rPr>
         <w:t xml:space="preserve">؛ </w:t>
@@ -2219,6 +2789,8 @@
       <w:hyperlink r:id="rId62">
         <w:r>
           <w:rPr>
+            <w:rtl/>
+            <w:cs/>
             <w:lang w:val="ar_AE" w:bidi="ar_AE"/>
           </w:rPr>
           <w:rPr>
@@ -2230,6 +2802,8 @@
       </w:hyperlink>
       <w:r>
         <w:rPr>
+          <w:rtl/>
+          <w:cs/>
           <w:lang w:val="ar_AE" w:bidi="ar_AE"/>
         </w:rPr>
         <w:t xml:space="preserve">؛ </w:t>
@@ -2237,6 +2811,8 @@
       <w:hyperlink r:id="rId63">
         <w:r>
           <w:rPr>
+            <w:rtl/>
+            <w:cs/>
             <w:lang w:val="ar_AE" w:bidi="ar_AE"/>
           </w:rPr>
           <w:rPr>
@@ -2248,6 +2824,8 @@
       </w:hyperlink>
       <w:r>
         <w:rPr>
+          <w:rtl/>
+          <w:cs/>
           <w:lang w:val="ar_AE" w:bidi="ar_AE"/>
         </w:rPr>
         <w:t>)؛ وفي رسائِلِهِ، يُطْلِقُ على نفسِهِ لقبَ "الشَّيْخ" (</w:t>
@@ -2255,6 +2833,8 @@
       <w:hyperlink r:id="rId64">
         <w:r>
           <w:rPr>
+            <w:rtl/>
+            <w:cs/>
             <w:lang w:val="ar_AE" w:bidi="ar_AE"/>
           </w:rPr>
           <w:rPr>
@@ -2266,6 +2846,8 @@
       </w:hyperlink>
       <w:r>
         <w:rPr>
+          <w:rtl/>
+          <w:cs/>
           <w:lang w:val="ar_AE" w:bidi="ar_AE"/>
         </w:rPr>
         <w:t>).</w:t>
@@ -2278,6 +2860,8 @@
       </w:pPr>
       <w:r>
         <w:rPr>
+          <w:rtl/>
+          <w:cs/>
           <w:lang w:val="ar_AE" w:bidi="ar_AE"/>
         </w:rPr>
         <w:t>تَارِيخُ كِتَابَةِ السِّفْرِ</w:t>
@@ -2289,17 +2873,23 @@
       </w:pPr>
       <w:r>
         <w:rPr>
-          <w:lang w:val="ar_AE" w:bidi="ar_AE"/>
-        </w:rPr>
-      </w:r>
-      <w:r>
-        <w:rPr>
+          <w:rtl/>
+          <w:cs/>
+          <w:lang w:val="ar_AE" w:bidi="ar_AE"/>
+        </w:rPr>
+      </w:r>
+      <w:r>
+        <w:rPr>
+          <w:rtl/>
+          <w:cs/>
           <w:lang w:val="ar_AE" w:bidi="ar_AE"/>
         </w:rPr>
         <w:t>تَلَقَّى يُوحَنَّا الرَّائي الرُّؤَى المقَدَّمَة في سِفْرِ الرُّؤيَا عندما كان سجينًا سياسيًّا ودينيًّا في بَطْمُس، وهي جزيرةٌ صخريةٌ كانت تُستخدم كسجنٍ رومانيٍّ قبالة الساحل الغربيِّ لآسِيَّا الصُّغْرَى بالقرْبِ من أَفَسُس</w:t>
       </w:r>
       <w:r>
         <w:rPr>
+          <w:rtl/>
+          <w:cs/>
           <w:lang w:val="ar_AE" w:bidi="ar_AE"/>
         </w:rPr>
         <w:t xml:space="preserve"> (</w:t>
@@ -2307,6 +2897,8 @@
       <w:hyperlink r:id="rId59">
         <w:r>
           <w:rPr>
+            <w:rtl/>
+            <w:cs/>
             <w:lang w:val="ar_AE" w:bidi="ar_AE"/>
           </w:rPr>
           <w:rPr>
@@ -2318,6 +2910,8 @@
       </w:hyperlink>
       <w:r>
         <w:rPr>
+          <w:rtl/>
+          <w:cs/>
           <w:lang w:val="ar_AE" w:bidi="ar_AE"/>
         </w:rPr>
         <w:t>).</w:t>
@@ -2329,17 +2923,23 @@
       </w:pPr>
       <w:r>
         <w:rPr>
-          <w:lang w:val="ar_AE" w:bidi="ar_AE"/>
-        </w:rPr>
-      </w:r>
-      <w:r>
-        <w:rPr>
+          <w:rtl/>
+          <w:cs/>
+          <w:lang w:val="ar_AE" w:bidi="ar_AE"/>
+        </w:rPr>
+      </w:r>
+      <w:r>
+        <w:rPr>
+          <w:rtl/>
+          <w:cs/>
           <w:lang w:val="ar_AE" w:bidi="ar_AE"/>
         </w:rPr>
         <w:t>من المُرَجَّح أن يُوحَنَّا الرَّائي كَتَبَ سِفْرُ الرُّؤْيَا في السنواتِ الأخيرةِ من حكمِ الإمبراطور دومِتيان (94–96 م) أو بعده مباشرة (96–99 م). ربما يشير المُلوكُ الثمانية</w:t>
       </w:r>
       <w:r>
         <w:rPr>
+          <w:rtl/>
+          <w:cs/>
           <w:lang w:val="ar_AE" w:bidi="ar_AE"/>
         </w:rPr>
         <w:t xml:space="preserve"> في (</w:t>
@@ -2347,6 +2947,8 @@
       <w:hyperlink r:id="rId65">
         <w:r>
           <w:rPr>
+            <w:rtl/>
+            <w:cs/>
             <w:lang w:val="ar_AE" w:bidi="ar_AE"/>
           </w:rPr>
           <w:rPr>
@@ -2358,18 +2960,24 @@
       </w:hyperlink>
       <w:r>
         <w:rPr>
+          <w:rtl/>
+          <w:cs/>
           <w:lang w:val="ar_AE" w:bidi="ar_AE"/>
         </w:rPr>
         <w:t xml:space="preserve">) </w:t>
       </w:r>
       <w:r>
         <w:rPr>
+          <w:rtl/>
+          <w:cs/>
           <w:lang w:val="ar_AE" w:bidi="ar_AE"/>
         </w:rPr>
         <w:t>إلى أباطرة الرومان الثمانية من أوغسطس إلى دومِتيان. من الممكِنِ أيضًا أن يكونَ سِفْرُ الرُّؤيَا قد كُتِبَ في ستينِيَّات القرنِ الأوَّل الميلادي، عندما كان نيرون يَضْطَّهِدُ الكنيسةَ ويقتلُ المسيحيين</w:t>
       </w:r>
       <w:r>
         <w:rPr>
+          <w:rtl/>
+          <w:cs/>
           <w:lang w:val="ar_AE" w:bidi="ar_AE"/>
         </w:rPr>
         <w:t>.</w:t>
@@ -2381,17 +2989,23 @@
       </w:pPr>
       <w:r>
         <w:rPr>
-          <w:lang w:val="ar_AE" w:bidi="ar_AE"/>
-        </w:rPr>
-      </w:r>
-      <w:r>
-        <w:rPr>
+          <w:rtl/>
+          <w:cs/>
+          <w:lang w:val="ar_AE" w:bidi="ar_AE"/>
+        </w:rPr>
+      </w:r>
+      <w:r>
+        <w:rPr>
+          <w:rtl/>
+          <w:cs/>
           <w:lang w:val="ar_AE" w:bidi="ar_AE"/>
         </w:rPr>
         <w:t xml:space="preserve">في تِلْك الأوقاتِ، كان المسيحيون يواجِهُون ضيقًا واضطهادًا شديدًا </w:t>
       </w:r>
       <w:r>
         <w:rPr>
+          <w:rtl/>
+          <w:cs/>
           <w:lang w:val="ar_AE" w:bidi="ar_AE"/>
         </w:rPr>
         <w:t>(</w:t>
@@ -2399,6 +3013,8 @@
       <w:hyperlink r:id="rId66">
         <w:r>
           <w:rPr>
+            <w:rtl/>
+            <w:cs/>
             <w:lang w:val="ar_AE" w:bidi="ar_AE"/>
           </w:rPr>
           <w:rPr>
@@ -2410,6 +3026,8 @@
       </w:hyperlink>
       <w:r>
         <w:rPr>
+          <w:rtl/>
+          <w:cs/>
           <w:lang w:val="ar_AE" w:bidi="ar_AE"/>
         </w:rPr>
         <w:t xml:space="preserve">, </w:t>
@@ -2417,6 +3035,8 @@
       <w:hyperlink r:id="rId67">
         <w:r>
           <w:rPr>
+            <w:rtl/>
+            <w:cs/>
             <w:lang w:val="ar_AE" w:bidi="ar_AE"/>
           </w:rPr>
           <w:rPr>
@@ -2428,6 +3048,8 @@
       </w:hyperlink>
       <w:r>
         <w:rPr>
+          <w:rtl/>
+          <w:cs/>
           <w:lang w:val="ar_AE" w:bidi="ar_AE"/>
         </w:rPr>
         <w:t xml:space="preserve">; </w:t>
@@ -2435,6 +3057,8 @@
       <w:hyperlink r:id="rId68">
         <w:r>
           <w:rPr>
+            <w:rtl/>
+            <w:cs/>
             <w:lang w:val="ar_AE" w:bidi="ar_AE"/>
           </w:rPr>
           <w:rPr>
@@ -2446,6 +3070,8 @@
       </w:hyperlink>
       <w:r>
         <w:rPr>
+          <w:rtl/>
+          <w:cs/>
           <w:lang w:val="ar_AE" w:bidi="ar_AE"/>
         </w:rPr>
         <w:t xml:space="preserve">; </w:t>
@@ -2453,6 +3079,8 @@
       <w:hyperlink r:id="rId69">
         <w:r>
           <w:rPr>
+            <w:rtl/>
+            <w:cs/>
             <w:lang w:val="ar_AE" w:bidi="ar_AE"/>
           </w:rPr>
           <w:rPr>
@@ -2464,6 +3092,8 @@
       </w:hyperlink>
       <w:r>
         <w:rPr>
+          <w:rtl/>
+          <w:cs/>
           <w:lang w:val="ar_AE" w:bidi="ar_AE"/>
         </w:rPr>
         <w:t>). وهكذا، يدعو الرَّائي قراءَهُ إلى التَّحَلِّي بالصَّبْرِ والأمانَةِ (</w:t>
@@ -2471,6 +3101,8 @@
       <w:hyperlink r:id="rId70">
         <w:r>
           <w:rPr>
+            <w:rtl/>
+            <w:cs/>
             <w:lang w:val="ar_AE" w:bidi="ar_AE"/>
           </w:rPr>
           <w:rPr>
@@ -2482,6 +3114,8 @@
       </w:hyperlink>
       <w:r>
         <w:rPr>
+          <w:rtl/>
+          <w:cs/>
           <w:lang w:val="ar_AE" w:bidi="ar_AE"/>
         </w:rPr>
         <w:t>).</w:t>
@@ -2495,6 +3129,8 @@
       <w:r>
         <w:rPr>
           <w:b/>
+          <w:rtl/>
+          <w:cs/>
           <w:lang w:val="ar_AE" w:bidi="ar_AE"/>
         </w:rPr>
         <w:t>مُتَلَقُّو السِّفْرِ</w:t>
@@ -2506,29 +3142,39 @@
       </w:pPr>
       <w:r>
         <w:rPr>
-          <w:lang w:val="ar_AE" w:bidi="ar_AE"/>
-        </w:rPr>
-      </w:r>
-      <w:r>
-        <w:rPr>
+          <w:rtl/>
+          <w:cs/>
+          <w:lang w:val="ar_AE" w:bidi="ar_AE"/>
+        </w:rPr>
+      </w:r>
+      <w:r>
+        <w:rPr>
+          <w:rtl/>
+          <w:cs/>
           <w:lang w:val="ar_AE" w:bidi="ar_AE"/>
         </w:rPr>
         <w:t>كَنائِس إقليم آسِيَّا الروماني (الجزءُ الغربيُّ من تركيا المعاصرة اليوم) هي المتلَقِّي لِسِفْرِ الرُّؤيَا. و</w:t>
       </w:r>
       <w:r>
         <w:rPr>
+          <w:rtl/>
+          <w:cs/>
           <w:lang w:val="ar_AE" w:bidi="ar_AE"/>
         </w:rPr>
         <w:t xml:space="preserve">ترتبطُ </w:t>
       </w:r>
       <w:r>
         <w:rPr>
+          <w:rtl/>
+          <w:cs/>
           <w:lang w:val="ar_AE" w:bidi="ar_AE"/>
         </w:rPr>
         <w:t>المدنُ السَّبْعُ المذكورة في فصول</w:t>
       </w:r>
       <w:r>
         <w:rPr>
+          <w:rtl/>
+          <w:cs/>
           <w:lang w:val="ar_AE" w:bidi="ar_AE"/>
         </w:rPr>
         <w:t xml:space="preserve"> </w:t>
@@ -2536,6 +3182,8 @@
       <w:hyperlink r:id="rId71">
         <w:r>
           <w:rPr>
+            <w:rtl/>
+            <w:cs/>
             <w:lang w:val="ar_AE" w:bidi="ar_AE"/>
           </w:rPr>
           <w:rPr>
@@ -2547,18 +3195,24 @@
       </w:hyperlink>
       <w:r>
         <w:rPr>
+          <w:rtl/>
+          <w:cs/>
           <w:lang w:val="ar_AE" w:bidi="ar_AE"/>
         </w:rPr>
         <w:t xml:space="preserve"> </w:t>
       </w:r>
       <w:r>
         <w:rPr>
+          <w:rtl/>
+          <w:cs/>
           <w:lang w:val="ar_AE" w:bidi="ar_AE"/>
         </w:rPr>
         <w:t>مع بعضها البعض بطريقٍ يشبة المثلث. وهذه المدن خربةٌ اليوم باستثناء سِمِيرْنَا، التي أصبحت الآن ميناءً حديثًا مزدحمًا في إزمير، تركيا. ترتيبُ المدن في الرَّسَائِلِ السَّبْعِ يتبع الترتيب جغرافيا لها، أي يتبع الطريق الذي يمكن لسَّاعِي البريد أن يَسْلُكَه أثناء حملِهِ للسِّفْرِ لكلِّ كنيسةٍ على حدةٍ لتقومَ بقرائتِهِ</w:t>
       </w:r>
       <w:r>
         <w:rPr>
+          <w:rtl/>
+          <w:cs/>
           <w:lang w:val="ar_AE" w:bidi="ar_AE"/>
         </w:rPr>
         <w:t>.</w:t>
@@ -2571,6 +3225,8 @@
       </w:pPr>
       <w:r>
         <w:rPr>
+          <w:rtl/>
+          <w:cs/>
           <w:lang w:val="ar_AE" w:bidi="ar_AE"/>
         </w:rPr>
         <w:t>مَضْمُون ومَغْزَى السِّفْرِ</w:t>
@@ -2582,17 +3238,23 @@
       </w:pPr>
       <w:r>
         <w:rPr>
-          <w:lang w:val="ar_AE" w:bidi="ar_AE"/>
-        </w:rPr>
-      </w:r>
-      <w:r>
-        <w:rPr>
+          <w:rtl/>
+          <w:cs/>
+          <w:lang w:val="ar_AE" w:bidi="ar_AE"/>
+        </w:rPr>
+      </w:r>
+      <w:r>
+        <w:rPr>
+          <w:rtl/>
+          <w:cs/>
           <w:lang w:val="ar_AE" w:bidi="ar_AE"/>
         </w:rPr>
         <w:t>يعلنُ سِفْرُ الرُّؤيَا الطبيعَةِ القَاسِية للشَّرِّ، مع التشديد عَلَى أن الله دائمًا حاضرٌ وفاعلٌ بقوة لتحقيق مقاصدِهِ لصَالِح شعبِهِ، بل إن الشَّرَّ لا يمكِنُه أن يفعلَ إلا ما يسمَحُ بِهِ الله</w:t>
       </w:r>
       <w:r>
         <w:rPr>
+          <w:rtl/>
+          <w:cs/>
           <w:lang w:val="ar_AE" w:bidi="ar_AE"/>
         </w:rPr>
         <w:t xml:space="preserve"> (</w:t>
@@ -2600,6 +3262,8 @@
       <w:hyperlink r:id="rId72">
         <w:r>
           <w:rPr>
+            <w:rtl/>
+            <w:cs/>
             <w:lang w:val="ar_AE" w:bidi="ar_AE"/>
           </w:rPr>
           <w:rPr>
@@ -2611,6 +3275,8 @@
       </w:hyperlink>
       <w:r>
         <w:rPr>
+          <w:rtl/>
+          <w:cs/>
           <w:lang w:val="ar_AE" w:bidi="ar_AE"/>
         </w:rPr>
         <w:t xml:space="preserve">، </w:t>
@@ -2618,6 +3284,8 @@
       <w:hyperlink r:id="rId73">
         <w:r>
           <w:rPr>
+            <w:rtl/>
+            <w:cs/>
             <w:lang w:val="ar_AE" w:bidi="ar_AE"/>
           </w:rPr>
           <w:rPr>
@@ -2629,6 +3297,8 @@
       </w:hyperlink>
       <w:r>
         <w:rPr>
+          <w:rtl/>
+          <w:cs/>
           <w:lang w:val="ar_AE" w:bidi="ar_AE"/>
         </w:rPr>
         <w:t xml:space="preserve">؛ </w:t>
@@ -2636,6 +3306,8 @@
       <w:hyperlink r:id="rId74">
         <w:r>
           <w:rPr>
+            <w:rtl/>
+            <w:cs/>
             <w:lang w:val="ar_AE" w:bidi="ar_AE"/>
           </w:rPr>
           <w:rPr>
@@ -2647,30 +3319,40 @@
       </w:hyperlink>
       <w:r>
         <w:rPr>
+          <w:rtl/>
+          <w:cs/>
           <w:lang w:val="ar_AE" w:bidi="ar_AE"/>
         </w:rPr>
         <w:t xml:space="preserve">). </w:t>
       </w:r>
       <w:r>
         <w:rPr>
+          <w:rtl/>
+          <w:cs/>
           <w:lang w:val="ar_AE" w:bidi="ar_AE"/>
         </w:rPr>
         <w:t xml:space="preserve">الرَّبُّ يَسُوع المَسِيح </w:t>
       </w:r>
       <w:r>
         <w:rPr>
+          <w:rtl/>
+          <w:cs/>
           <w:lang w:val="ar_AE" w:bidi="ar_AE"/>
         </w:rPr>
         <w:t>"</w:t>
       </w:r>
       <w:r>
         <w:rPr>
+          <w:rtl/>
+          <w:cs/>
           <w:lang w:val="ar_AE" w:bidi="ar_AE"/>
         </w:rPr>
         <w:t>هُوَ الْأَلِفُ وَالْيَاءُ</w:t>
       </w:r>
       <w:r>
         <w:rPr>
+          <w:rtl/>
+          <w:cs/>
           <w:lang w:val="ar_AE" w:bidi="ar_AE"/>
         </w:rPr>
         <w:t>" (</w:t>
@@ -2678,6 +3360,8 @@
       <w:hyperlink r:id="rId75">
         <w:r>
           <w:rPr>
+            <w:rtl/>
+            <w:cs/>
             <w:lang w:val="ar_AE" w:bidi="ar_AE"/>
           </w:rPr>
           <w:rPr>
@@ -2689,30 +3373,40 @@
       </w:hyperlink>
       <w:r>
         <w:rPr>
+          <w:rtl/>
+          <w:cs/>
           <w:lang w:val="ar_AE" w:bidi="ar_AE"/>
         </w:rPr>
         <w:t xml:space="preserve">)، هو </w:t>
       </w:r>
       <w:r>
         <w:rPr>
+          <w:rtl/>
+          <w:cs/>
           <w:lang w:val="ar_AE" w:bidi="ar_AE"/>
         </w:rPr>
         <w:t xml:space="preserve">الرَّبُّ المُسَيْطَرُ على كلِّ التَّاريخِ من البِدَايَةِ إلى النِّهايَةِ. وبشكلٍ نهائيٍّ، </w:t>
       </w:r>
       <w:r>
         <w:rPr>
+          <w:rtl/>
+          <w:cs/>
           <w:lang w:val="ar_AE" w:bidi="ar_AE"/>
         </w:rPr>
         <w:t xml:space="preserve">قُوَى الشَّرِّ عديمةُ الجدوى. </w:t>
       </w:r>
       <w:r>
         <w:rPr>
+          <w:rtl/>
+          <w:cs/>
           <w:lang w:val="ar_AE" w:bidi="ar_AE"/>
         </w:rPr>
         <w:t>لقد خَسِرَ الشيطانُ المعرَكَةَ بالفِعْلِ</w:t>
       </w:r>
       <w:r>
         <w:rPr>
+          <w:rtl/>
+          <w:cs/>
           <w:lang w:val="ar_AE" w:bidi="ar_AE"/>
         </w:rPr>
         <w:t xml:space="preserve"> (</w:t>
@@ -2720,6 +3414,8 @@
       <w:hyperlink r:id="rId76">
         <w:r>
           <w:rPr>
+            <w:rtl/>
+            <w:cs/>
             <w:lang w:val="ar_AE" w:bidi="ar_AE"/>
           </w:rPr>
           <w:rPr>
@@ -2731,18 +3427,24 @@
       </w:hyperlink>
       <w:r>
         <w:rPr>
+          <w:rtl/>
+          <w:cs/>
           <w:lang w:val="ar_AE" w:bidi="ar_AE"/>
         </w:rPr>
         <w:t xml:space="preserve">)؛ </w:t>
       </w:r>
       <w:r>
         <w:rPr>
+          <w:rtl/>
+          <w:cs/>
           <w:lang w:val="ar_AE" w:bidi="ar_AE"/>
         </w:rPr>
         <w:t>إذ لا يمكُنُه إلا تقليد وتحريف ما يفعله الله</w:t>
       </w:r>
       <w:r>
         <w:rPr>
+          <w:rtl/>
+          <w:cs/>
           <w:lang w:val="ar_AE" w:bidi="ar_AE"/>
         </w:rPr>
         <w:t>.</w:t>
@@ -2754,17 +3456,23 @@
       </w:pPr>
       <w:r>
         <w:rPr>
-          <w:lang w:val="ar_AE" w:bidi="ar_AE"/>
-        </w:rPr>
-      </w:r>
-      <w:r>
-        <w:rPr>
+          <w:rtl/>
+          <w:cs/>
+          <w:lang w:val="ar_AE" w:bidi="ar_AE"/>
+        </w:rPr>
+      </w:r>
+      <w:r>
+        <w:rPr>
+          <w:rtl/>
+          <w:cs/>
           <w:lang w:val="ar_AE" w:bidi="ar_AE"/>
         </w:rPr>
         <w:t>يوضِّح سِفْرُ الرُّؤيَا أن ما يحدُثُ على الأَرْضِ له عواقبٌ أبدِيَّةٌ. قد يتساءل خدَّامُ الله المتَأَلِّمُون أحيانًا: هل الرَّبُّ يَسُوع قوِيٌّ بما يكفي لتحقيق مقاصِدِ الله في الخلاصِ</w:t>
       </w:r>
       <w:r>
         <w:rPr>
+          <w:rtl/>
+          <w:cs/>
           <w:lang w:val="ar_AE" w:bidi="ar_AE"/>
         </w:rPr>
         <w:t xml:space="preserve"> (</w:t>
@@ -2772,6 +3480,8 @@
       <w:hyperlink r:id="rId77">
         <w:r>
           <w:rPr>
+            <w:rtl/>
+            <w:cs/>
             <w:lang w:val="ar_AE" w:bidi="ar_AE"/>
           </w:rPr>
           <w:rPr>
@@ -2783,18 +3493,24 @@
       </w:hyperlink>
       <w:r>
         <w:rPr>
+          <w:rtl/>
+          <w:cs/>
           <w:lang w:val="ar_AE" w:bidi="ar_AE"/>
         </w:rPr>
         <w:t xml:space="preserve">)؟ </w:t>
       </w:r>
       <w:r>
         <w:rPr>
+          <w:rtl/>
+          <w:cs/>
           <w:lang w:val="ar_AE" w:bidi="ar_AE"/>
         </w:rPr>
         <w:t>مع كُلِّ الشَّرِّ في العالَمِ، يؤكِّدُ سِفْرُ الرُّؤيَا للقرَّاءِ بأن حَمَلَ الله المصلوبَ والقائم من بين الأموات هو بالحقِّ الأَسَدُ القويُّ الخارج من سِبْطِ يَهُوذَا</w:t>
       </w:r>
       <w:r>
         <w:rPr>
+          <w:rtl/>
+          <w:cs/>
           <w:lang w:val="ar_AE" w:bidi="ar_AE"/>
         </w:rPr>
         <w:t xml:space="preserve"> (</w:t>
@@ -2802,6 +3518,8 @@
       <w:hyperlink r:id="rId78">
         <w:r>
           <w:rPr>
+            <w:rtl/>
+            <w:cs/>
             <w:lang w:val="ar_AE" w:bidi="ar_AE"/>
           </w:rPr>
           <w:rPr>
@@ -2813,6 +3531,8 @@
       </w:hyperlink>
       <w:r>
         <w:rPr>
+          <w:rtl/>
+          <w:cs/>
           <w:lang w:val="ar_AE" w:bidi="ar_AE"/>
         </w:rPr>
         <w:t>). هو المستَحِقُّ بالتمام أن يَنْعَمَ بتسبيحِنا (</w:t>
@@ -2820,6 +3540,8 @@
       <w:hyperlink r:id="rId79">
         <w:r>
           <w:rPr>
+            <w:rtl/>
+            <w:cs/>
             <w:lang w:val="ar_AE" w:bidi="ar_AE"/>
           </w:rPr>
           <w:rPr>
@@ -2831,6 +3553,8 @@
       </w:hyperlink>
       <w:r>
         <w:rPr>
+          <w:rtl/>
+          <w:cs/>
           <w:lang w:val="ar_AE" w:bidi="ar_AE"/>
         </w:rPr>
         <w:t>)، هو الواحدُ مع الله الأبدي (</w:t>
@@ -2838,6 +3562,8 @@
       <w:hyperlink r:id="rId80">
         <w:r>
           <w:rPr>
+            <w:rtl/>
+            <w:cs/>
             <w:lang w:val="ar_AE" w:bidi="ar_AE"/>
           </w:rPr>
           <w:rPr>
@@ -2849,18 +3575,24 @@
       </w:hyperlink>
       <w:r>
         <w:rPr>
+          <w:rtl/>
+          <w:cs/>
           <w:lang w:val="ar_AE" w:bidi="ar_AE"/>
         </w:rPr>
         <w:t xml:space="preserve">). </w:t>
       </w:r>
       <w:r>
         <w:rPr>
+          <w:rtl/>
+          <w:cs/>
           <w:lang w:val="ar_AE" w:bidi="ar_AE"/>
         </w:rPr>
         <w:t>على الرُّغم من أن طُرَقَ العَالَمِ تؤدِّي إلى الحربِ، والعنفِ، وعدمِ التَّوازن الاقتصادي، والموتِ</w:t>
       </w:r>
       <w:r>
         <w:rPr>
+          <w:rtl/>
+          <w:cs/>
           <w:lang w:val="ar_AE" w:bidi="ar_AE"/>
         </w:rPr>
         <w:t xml:space="preserve"> (</w:t>
@@ -2868,6 +3600,8 @@
       <w:hyperlink r:id="rId81">
         <w:r>
           <w:rPr>
+            <w:rtl/>
+            <w:cs/>
             <w:lang w:val="ar_AE" w:bidi="ar_AE"/>
           </w:rPr>
           <w:rPr>
@@ -2879,18 +3613,24 @@
       </w:hyperlink>
       <w:r>
         <w:rPr>
+          <w:rtl/>
+          <w:cs/>
           <w:lang w:val="ar_AE" w:bidi="ar_AE"/>
         </w:rPr>
         <w:t xml:space="preserve">)، </w:t>
       </w:r>
       <w:r>
         <w:rPr>
+          <w:rtl/>
+          <w:cs/>
           <w:lang w:val="ar_AE" w:bidi="ar_AE"/>
         </w:rPr>
         <w:t>ومع أن بعضَ النَّاسِ يبدو أنهم مستفيدون من التحالفِ مع الشَّرِّ</w:t>
       </w:r>
       <w:r>
         <w:rPr>
+          <w:rtl/>
+          <w:cs/>
           <w:lang w:val="ar_AE" w:bidi="ar_AE"/>
         </w:rPr>
         <w:t xml:space="preserve"> (</w:t>
@@ -2898,6 +3638,8 @@
       <w:hyperlink r:id="rId82">
         <w:r>
           <w:rPr>
+            <w:rtl/>
+            <w:cs/>
             <w:lang w:val="ar_AE" w:bidi="ar_AE"/>
           </w:rPr>
           <w:rPr>
@@ -2909,18 +3651,24 @@
       </w:hyperlink>
       <w:r>
         <w:rPr>
+          <w:rtl/>
+          <w:cs/>
           <w:lang w:val="ar_AE" w:bidi="ar_AE"/>
         </w:rPr>
         <w:t xml:space="preserve">)، </w:t>
       </w:r>
       <w:r>
         <w:rPr>
+          <w:rtl/>
+          <w:cs/>
           <w:lang w:val="ar_AE" w:bidi="ar_AE"/>
         </w:rPr>
         <w:t>فإن هذه الأمُورُ ستؤدِّي في النِّهايَةِ إلى الضِّيقِ والهَلاكِ</w:t>
       </w:r>
       <w:r>
         <w:rPr>
+          <w:rtl/>
+          <w:cs/>
           <w:lang w:val="ar_AE" w:bidi="ar_AE"/>
         </w:rPr>
         <w:t xml:space="preserve"> (</w:t>
@@ -2928,6 +3676,8 @@
       <w:hyperlink r:id="rId83">
         <w:r>
           <w:rPr>
+            <w:rtl/>
+            <w:cs/>
             <w:lang w:val="ar_AE" w:bidi="ar_AE"/>
           </w:rPr>
           <w:rPr>
@@ -2939,6 +3689,8 @@
       </w:hyperlink>
       <w:r>
         <w:rPr>
+          <w:rtl/>
+          <w:cs/>
           <w:lang w:val="ar_AE" w:bidi="ar_AE"/>
         </w:rPr>
         <w:t>). قد يتعرَّض شعبُ الله للاضطهادِ والموتِ من أجل إيمانِهم (</w:t>
@@ -2946,6 +3698,8 @@
       <w:hyperlink r:id="rId69">
         <w:r>
           <w:rPr>
+            <w:rtl/>
+            <w:cs/>
             <w:lang w:val="ar_AE" w:bidi="ar_AE"/>
           </w:rPr>
           <w:rPr>
@@ -2957,18 +3711,24 @@
       </w:hyperlink>
       <w:r>
         <w:rPr>
+          <w:rtl/>
+          <w:cs/>
           <w:lang w:val="ar_AE" w:bidi="ar_AE"/>
         </w:rPr>
         <w:t xml:space="preserve">)، </w:t>
       </w:r>
       <w:r>
         <w:rPr>
+          <w:rtl/>
+          <w:cs/>
           <w:lang w:val="ar_AE" w:bidi="ar_AE"/>
         </w:rPr>
         <w:t>لكنهم سيَنْعَمون بالنُّصْرَة مع المسيحِ في النهايةِ</w:t>
       </w:r>
       <w:r>
         <w:rPr>
+          <w:rtl/>
+          <w:cs/>
           <w:lang w:val="ar_AE" w:bidi="ar_AE"/>
         </w:rPr>
         <w:t xml:space="preserve"> (</w:t>
@@ -2976,6 +3736,8 @@
       <w:hyperlink r:id="rId84">
         <w:r>
           <w:rPr>
+            <w:rtl/>
+            <w:cs/>
             <w:lang w:val="ar_AE" w:bidi="ar_AE"/>
           </w:rPr>
           <w:rPr>
@@ -2987,6 +3749,8 @@
       </w:hyperlink>
       <w:r>
         <w:rPr>
+          <w:rtl/>
+          <w:cs/>
           <w:lang w:val="ar_AE" w:bidi="ar_AE"/>
         </w:rPr>
         <w:t>) لأنهم خُتِموا على جباههم بِخَتْمِ الله (</w:t>
@@ -2994,6 +3758,8 @@
       <w:hyperlink r:id="rId85">
         <w:r>
           <w:rPr>
+            <w:rtl/>
+            <w:cs/>
             <w:lang w:val="ar_AE" w:bidi="ar_AE"/>
           </w:rPr>
           <w:rPr>
@@ -3005,18 +3771,24 @@
       </w:hyperlink>
       <w:r>
         <w:rPr>
+          <w:rtl/>
+          <w:cs/>
           <w:lang w:val="ar_AE" w:bidi="ar_AE"/>
         </w:rPr>
         <w:t xml:space="preserve">) </w:t>
       </w:r>
       <w:r>
         <w:rPr>
+          <w:rtl/>
+          <w:cs/>
           <w:lang w:val="ar_AE" w:bidi="ar_AE"/>
         </w:rPr>
         <w:t xml:space="preserve">كما مُنِحُوا ثِيَابَ </w:t>
       </w:r>
       <w:r>
         <w:rPr>
+          <w:rtl/>
+          <w:cs/>
           <w:lang w:val="ar_AE" w:bidi="ar_AE"/>
         </w:rPr>
         <w:t>النُّصْرَةِ البيضاء (</w:t>
@@ -3024,6 +3796,8 @@
       <w:hyperlink r:id="rId86">
         <w:r>
           <w:rPr>
+            <w:rtl/>
+            <w:cs/>
             <w:lang w:val="ar_AE" w:bidi="ar_AE"/>
           </w:rPr>
           <w:rPr>
@@ -3035,6 +3809,8 @@
       </w:hyperlink>
       <w:r>
         <w:rPr>
+          <w:rtl/>
+          <w:cs/>
           <w:lang w:val="ar_AE" w:bidi="ar_AE"/>
         </w:rPr>
         <w:t xml:space="preserve">; </w:t>
@@ -3042,6 +3818,8 @@
       <w:hyperlink r:id="rId87">
         <w:r>
           <w:rPr>
+            <w:rtl/>
+            <w:cs/>
             <w:lang w:val="ar_AE" w:bidi="ar_AE"/>
           </w:rPr>
           <w:rPr>
@@ -3053,6 +3831,8 @@
       </w:hyperlink>
       <w:r>
         <w:rPr>
+          <w:rtl/>
+          <w:cs/>
           <w:lang w:val="ar_AE" w:bidi="ar_AE"/>
         </w:rPr>
         <w:t>). ومتاحٌ لهم الدُّخول إلى مسكنِهم السماوي (</w:t>
@@ -3060,6 +3840,8 @@
       <w:hyperlink r:id="rId88">
         <w:r>
           <w:rPr>
+            <w:rtl/>
+            <w:cs/>
             <w:lang w:val="ar_AE" w:bidi="ar_AE"/>
           </w:rPr>
           <w:rPr>
@@ -3071,6 +3853,8 @@
       </w:hyperlink>
       <w:r>
         <w:rPr>
+          <w:rtl/>
+          <w:cs/>
           <w:lang w:val="ar_AE" w:bidi="ar_AE"/>
         </w:rPr>
         <w:t>)، هناك يسبِّحُون اللهَ والحَمَلَ على الدَّوامِ (</w:t>
@@ -3078,6 +3862,8 @@
       <w:hyperlink r:id="rId89">
         <w:r>
           <w:rPr>
+            <w:rtl/>
+            <w:cs/>
             <w:lang w:val="ar_AE" w:bidi="ar_AE"/>
           </w:rPr>
           <w:rPr>
@@ -3089,6 +3875,8 @@
       </w:hyperlink>
       <w:r>
         <w:rPr>
+          <w:rtl/>
+          <w:cs/>
           <w:lang w:val="ar_AE" w:bidi="ar_AE"/>
         </w:rPr>
         <w:t>)، لأنهم سَيَحْيُون إلى الأَبَدِ (</w:t>
@@ -3096,6 +3884,8 @@
       <w:hyperlink r:id="rId90">
         <w:r>
           <w:rPr>
+            <w:rtl/>
+            <w:cs/>
             <w:lang w:val="ar_AE" w:bidi="ar_AE"/>
           </w:rPr>
           <w:rPr>
@@ -3107,18 +3897,24 @@
       </w:hyperlink>
       <w:r>
         <w:rPr>
+          <w:rtl/>
+          <w:cs/>
           <w:lang w:val="ar_AE" w:bidi="ar_AE"/>
         </w:rPr>
         <w:t xml:space="preserve">). </w:t>
       </w:r>
       <w:r>
         <w:rPr>
+          <w:rtl/>
+          <w:cs/>
           <w:lang w:val="ar_AE" w:bidi="ar_AE"/>
         </w:rPr>
         <w:t>يُذَكِّرُ سِفْرُ الرُّؤيَا القرَّاءَ بأن النُّصْرَةَ على قوى الشَّرِّ قد تحقَّقَتْ بالفِعْلِ في الصَّلِيبِ</w:t>
       </w:r>
       <w:r>
         <w:rPr>
+          <w:rtl/>
+          <w:cs/>
           <w:lang w:val="ar_AE" w:bidi="ar_AE"/>
         </w:rPr>
         <w:t xml:space="preserve"> (</w:t>
@@ -3126,6 +3922,8 @@
       <w:hyperlink r:id="rId78">
         <w:r>
           <w:rPr>
+            <w:rtl/>
+            <w:cs/>
             <w:lang w:val="ar_AE" w:bidi="ar_AE"/>
           </w:rPr>
           <w:rPr>
@@ -3137,30 +3935,40 @@
       </w:hyperlink>
       <w:r>
         <w:rPr>
+          <w:rtl/>
+          <w:cs/>
           <w:lang w:val="ar_AE" w:bidi="ar_AE"/>
         </w:rPr>
         <w:t xml:space="preserve">). </w:t>
       </w:r>
       <w:r>
         <w:rPr>
+          <w:rtl/>
+          <w:cs/>
           <w:lang w:val="ar_AE" w:bidi="ar_AE"/>
         </w:rPr>
         <w:t>هَرْمَجَدُّونَ هو عملُ تحدٍّ يائسٍ من قِبَل عدوٍّ مهزومٍ بالفِعْلِ</w:t>
       </w:r>
       <w:r>
         <w:rPr>
+          <w:rtl/>
+          <w:cs/>
           <w:lang w:val="ar_AE" w:bidi="ar_AE"/>
         </w:rPr>
         <w:t xml:space="preserve">. </w:t>
       </w:r>
       <w:r>
         <w:rPr>
+          <w:rtl/>
+          <w:cs/>
           <w:lang w:val="ar_AE" w:bidi="ar_AE"/>
         </w:rPr>
         <w:t>مع أنه قد يُسْمَحُ للشيطانِ بِقَتْلِ القديسين</w:t>
       </w:r>
       <w:r>
         <w:rPr>
+          <w:rtl/>
+          <w:cs/>
           <w:lang w:val="ar_AE" w:bidi="ar_AE"/>
         </w:rPr>
         <w:t xml:space="preserve"> (</w:t>
@@ -3168,6 +3976,8 @@
       <w:hyperlink r:id="rId69">
         <w:r>
           <w:rPr>
+            <w:rtl/>
+            <w:cs/>
             <w:lang w:val="ar_AE" w:bidi="ar_AE"/>
           </w:rPr>
           <w:rPr>
@@ -3179,6 +3989,8 @@
       </w:hyperlink>
       <w:r>
         <w:rPr>
+          <w:rtl/>
+          <w:cs/>
           <w:lang w:val="ar_AE" w:bidi="ar_AE"/>
         </w:rPr>
         <w:t>)، إلا أنهم قد غَلَبُوه بالفِعْلِ بالمسيح وبشهادَتِهم عنه (</w:t>
@@ -3186,6 +3998,8 @@
       <w:hyperlink r:id="rId91">
         <w:r>
           <w:rPr>
+            <w:rtl/>
+            <w:cs/>
             <w:lang w:val="ar_AE" w:bidi="ar_AE"/>
           </w:rPr>
           <w:rPr>
@@ -3197,6 +4011,8 @@
       </w:hyperlink>
       <w:r>
         <w:rPr>
+          <w:rtl/>
+          <w:cs/>
           <w:lang w:val="ar_AE" w:bidi="ar_AE"/>
         </w:rPr>
         <w:t>).</w:t>
@@ -3208,17 +4024,23 @@
       </w:pPr>
       <w:r>
         <w:rPr>
-          <w:lang w:val="ar_AE" w:bidi="ar_AE"/>
-        </w:rPr>
-      </w:r>
-      <w:r>
-        <w:rPr>
+          <w:rtl/>
+          <w:cs/>
+          <w:lang w:val="ar_AE" w:bidi="ar_AE"/>
+        </w:rPr>
+      </w:r>
+      <w:r>
+        <w:rPr>
+          <w:rtl/>
+          <w:cs/>
           <w:lang w:val="ar_AE" w:bidi="ar_AE"/>
         </w:rPr>
         <w:t>الرَّسَالَةُ للمسيحيين الذين يكابُدُون الألَمَ على أيدِي خدَّام الشيطان هي ألا ينوحُوا أو يخافُوا</w:t>
       </w:r>
       <w:r>
         <w:rPr>
+          <w:rtl/>
+          <w:cs/>
           <w:lang w:val="ar_AE" w:bidi="ar_AE"/>
         </w:rPr>
         <w:t xml:space="preserve"> (</w:t>
@@ -3226,6 +4048,8 @@
       <w:hyperlink r:id="rId92">
         <w:r>
           <w:rPr>
+            <w:rtl/>
+            <w:cs/>
             <w:lang w:val="ar_AE" w:bidi="ar_AE"/>
           </w:rPr>
           <w:rPr>
@@ -3237,6 +4061,8 @@
       </w:hyperlink>
       <w:r>
         <w:rPr>
+          <w:rtl/>
+          <w:cs/>
           <w:lang w:val="ar_AE" w:bidi="ar_AE"/>
         </w:rPr>
         <w:t xml:space="preserve">; </w:t>
@@ -3244,6 +4070,8 @@
       <w:hyperlink r:id="rId93">
         <w:r>
           <w:rPr>
+            <w:rtl/>
+            <w:cs/>
             <w:lang w:val="ar_AE" w:bidi="ar_AE"/>
           </w:rPr>
           <w:rPr>
@@ -3255,6 +4083,8 @@
       </w:hyperlink>
       <w:r>
         <w:rPr>
+          <w:rtl/>
+          <w:cs/>
           <w:lang w:val="ar_AE" w:bidi="ar_AE"/>
         </w:rPr>
         <w:t>) بل يَتَحَمَّلُوا آلامَهم بِكُلِّ أمانَةٍ (</w:t>
@@ -3262,6 +4092,8 @@
       <w:hyperlink r:id="rId70">
         <w:r>
           <w:rPr>
+            <w:rtl/>
+            <w:cs/>
             <w:lang w:val="ar_AE" w:bidi="ar_AE"/>
           </w:rPr>
           <w:rPr>
@@ -3273,6 +4105,8 @@
       </w:hyperlink>
       <w:r>
         <w:rPr>
+          <w:rtl/>
+          <w:cs/>
           <w:lang w:val="ar_AE" w:bidi="ar_AE"/>
         </w:rPr>
         <w:t>). مع الله سَتَكُون لَهُم السِّيَادَة (</w:t>
@@ -3280,6 +4114,8 @@
       <w:hyperlink r:id="rId94">
         <w:r>
           <w:rPr>
+            <w:rtl/>
+            <w:cs/>
             <w:lang w:val="ar_AE" w:bidi="ar_AE"/>
           </w:rPr>
           <w:rPr>
@@ -3291,6 +4127,8 @@
       </w:hyperlink>
       <w:r>
         <w:rPr>
+          <w:rtl/>
+          <w:cs/>
           <w:lang w:val="ar_AE" w:bidi="ar_AE"/>
         </w:rPr>
         <w:t xml:space="preserve">; </w:t>
@@ -3298,6 +4136,8 @@
       <w:hyperlink r:id="rId95">
         <w:r>
           <w:rPr>
+            <w:rtl/>
+            <w:cs/>
             <w:lang w:val="ar_AE" w:bidi="ar_AE"/>
           </w:rPr>
           <w:rPr>
@@ -3309,6 +4149,8 @@
       </w:hyperlink>
       <w:r>
         <w:rPr>
+          <w:rtl/>
+          <w:cs/>
           <w:lang w:val="ar_AE" w:bidi="ar_AE"/>
         </w:rPr>
         <w:t>). في النهايةِ، سَيُدَان النَّاسُ بناءً عَلَى أفعالِهم وطريقَةِ قيامِهِم بها (</w:t>
@@ -3316,6 +4158,8 @@
       <w:hyperlink r:id="rId96">
         <w:r>
           <w:rPr>
+            <w:rtl/>
+            <w:cs/>
             <w:lang w:val="ar_AE" w:bidi="ar_AE"/>
           </w:rPr>
           <w:rPr>
@@ -3327,6 +4171,8 @@
       </w:hyperlink>
       <w:r>
         <w:rPr>
+          <w:rtl/>
+          <w:cs/>
           <w:lang w:val="ar_AE" w:bidi="ar_AE"/>
         </w:rPr>
         <w:t>)، سَيُبَارِكُ الله من ينتبهون لِنُبُوَّةِ هذا الكتابِ (</w:t>
@@ -3334,6 +4180,8 @@
       <w:hyperlink r:id="rId53">
         <w:r>
           <w:rPr>
+            <w:rtl/>
+            <w:cs/>
             <w:lang w:val="ar_AE" w:bidi="ar_AE"/>
           </w:rPr>
           <w:rPr>
@@ -3345,6 +4193,8 @@
       </w:hyperlink>
       <w:r>
         <w:rPr>
+          <w:rtl/>
+          <w:cs/>
           <w:lang w:val="ar_AE" w:bidi="ar_AE"/>
         </w:rPr>
         <w:t xml:space="preserve">; </w:t>
@@ -3352,6 +4202,8 @@
       <w:hyperlink r:id="rId54">
         <w:r>
           <w:rPr>
+            <w:rtl/>
+            <w:cs/>
             <w:lang w:val="ar_AE" w:bidi="ar_AE"/>
           </w:rPr>
           <w:rPr>
@@ -3363,6 +4215,8 @@
       </w:hyperlink>
       <w:r>
         <w:rPr>
+          <w:rtl/>
+          <w:cs/>
           <w:lang w:val="ar_AE" w:bidi="ar_AE"/>
         </w:rPr>
         <w:t>). ولذلك، فإن شعْبَ الله المقدَّس مدعوٌّ إلى المثابرةِ بكلِّ أمانةٍ ليكونوا مُنْتَصِرين (</w:t>
@@ -3370,6 +4224,8 @@
       <w:hyperlink r:id="rId97">
         <w:r>
           <w:rPr>
+            <w:rtl/>
+            <w:cs/>
             <w:lang w:val="ar_AE" w:bidi="ar_AE"/>
           </w:rPr>
           <w:rPr>
@@ -3381,6 +4237,8 @@
       </w:hyperlink>
       <w:r>
         <w:rPr>
+          <w:rtl/>
+          <w:cs/>
           <w:lang w:val="ar_AE" w:bidi="ar_AE"/>
         </w:rPr>
         <w:t xml:space="preserve">, </w:t>
@@ -3388,6 +4246,8 @@
       <w:hyperlink r:id="rId98">
         <w:r>
           <w:rPr>
+            <w:rtl/>
+            <w:cs/>
             <w:lang w:val="ar_AE" w:bidi="ar_AE"/>
           </w:rPr>
           <w:rPr>
@@ -3399,6 +4259,8 @@
       </w:hyperlink>
       <w:r>
         <w:rPr>
+          <w:rtl/>
+          <w:cs/>
           <w:lang w:val="ar_AE" w:bidi="ar_AE"/>
         </w:rPr>
         <w:t xml:space="preserve">, </w:t>
@@ -3406,6 +4268,8 @@
       <w:hyperlink r:id="rId99">
         <w:r>
           <w:rPr>
+            <w:rtl/>
+            <w:cs/>
             <w:lang w:val="ar_AE" w:bidi="ar_AE"/>
           </w:rPr>
           <w:rPr>
@@ -3417,6 +4281,8 @@
       </w:hyperlink>
       <w:r>
         <w:rPr>
+          <w:rtl/>
+          <w:cs/>
           <w:lang w:val="ar_AE" w:bidi="ar_AE"/>
         </w:rPr>
         <w:t xml:space="preserve">, </w:t>
@@ -3424,6 +4290,8 @@
       <w:hyperlink r:id="rId100">
         <w:r>
           <w:rPr>
+            <w:rtl/>
+            <w:cs/>
             <w:lang w:val="ar_AE" w:bidi="ar_AE"/>
           </w:rPr>
           <w:rPr>
@@ -3435,6 +4303,8 @@
       </w:hyperlink>
       <w:r>
         <w:rPr>
+          <w:rtl/>
+          <w:cs/>
           <w:lang w:val="ar_AE" w:bidi="ar_AE"/>
         </w:rPr>
         <w:t xml:space="preserve">; </w:t>
@@ -3442,6 +4312,8 @@
       <w:hyperlink r:id="rId101">
         <w:r>
           <w:rPr>
+            <w:rtl/>
+            <w:cs/>
             <w:lang w:val="ar_AE" w:bidi="ar_AE"/>
           </w:rPr>
           <w:rPr>
@@ -3453,6 +4325,8 @@
       </w:hyperlink>
       <w:r>
         <w:rPr>
+          <w:rtl/>
+          <w:cs/>
           <w:lang w:val="ar_AE" w:bidi="ar_AE"/>
         </w:rPr>
         <w:t xml:space="preserve">, </w:t>
@@ -3460,6 +4334,8 @@
       <w:hyperlink r:id="rId102">
         <w:r>
           <w:rPr>
+            <w:rtl/>
+            <w:cs/>
             <w:lang w:val="ar_AE" w:bidi="ar_AE"/>
           </w:rPr>
           <w:rPr>
@@ -3471,6 +4347,8 @@
       </w:hyperlink>
       <w:r>
         <w:rPr>
+          <w:rtl/>
+          <w:cs/>
           <w:lang w:val="ar_AE" w:bidi="ar_AE"/>
         </w:rPr>
         <w:t xml:space="preserve">, </w:t>
@@ -3478,6 +4356,8 @@
       <w:hyperlink r:id="rId103">
         <w:r>
           <w:rPr>
+            <w:rtl/>
+            <w:cs/>
             <w:lang w:val="ar_AE" w:bidi="ar_AE"/>
           </w:rPr>
           <w:rPr>
@@ -3489,6 +4369,8 @@
       </w:hyperlink>
       <w:r>
         <w:rPr>
+          <w:rtl/>
+          <w:cs/>
           <w:lang w:val="ar_AE" w:bidi="ar_AE"/>
         </w:rPr>
         <w:t>). يدعوهم سِفْرُ الرُّؤيَا إلى طاعَةِ الله، والتَّمَسُّكِ بشهادَتِهِم (</w:t>
@@ -3496,6 +4378,8 @@
       <w:hyperlink r:id="rId104">
         <w:r>
           <w:rPr>
+            <w:rtl/>
+            <w:cs/>
             <w:lang w:val="ar_AE" w:bidi="ar_AE"/>
           </w:rPr>
           <w:rPr>
@@ -3507,6 +4391,8 @@
       </w:hyperlink>
       <w:r>
         <w:rPr>
+          <w:rtl/>
+          <w:cs/>
           <w:lang w:val="ar_AE" w:bidi="ar_AE"/>
         </w:rPr>
         <w:t xml:space="preserve">; </w:t>
@@ -3514,6 +4400,8 @@
       <w:hyperlink r:id="rId54">
         <w:r>
           <w:rPr>
+            <w:rtl/>
+            <w:cs/>
             <w:lang w:val="ar_AE" w:bidi="ar_AE"/>
           </w:rPr>
           <w:rPr>
@@ -3525,6 +4413,8 @@
       </w:hyperlink>
       <w:r>
         <w:rPr>
+          <w:rtl/>
+          <w:cs/>
           <w:lang w:val="ar_AE" w:bidi="ar_AE"/>
         </w:rPr>
         <w:t>)، والاحتمالِ بِصَبْرٍ (</w:t>
@@ -3532,6 +4422,8 @@
       <w:hyperlink r:id="rId70">
         <w:r>
           <w:rPr>
+            <w:rtl/>
+            <w:cs/>
             <w:lang w:val="ar_AE" w:bidi="ar_AE"/>
           </w:rPr>
           <w:rPr>
@@ -3543,6 +4435,8 @@
       </w:hyperlink>
       <w:r>
         <w:rPr>
+          <w:rtl/>
+          <w:cs/>
           <w:lang w:val="ar_AE" w:bidi="ar_AE"/>
         </w:rPr>
         <w:t xml:space="preserve">; </w:t>
@@ -3550,6 +4444,8 @@
       <w:hyperlink r:id="rId105">
         <w:r>
           <w:rPr>
+            <w:rtl/>
+            <w:cs/>
             <w:lang w:val="ar_AE" w:bidi="ar_AE"/>
           </w:rPr>
           <w:rPr>
@@ -3561,6 +4457,8 @@
       </w:hyperlink>
       <w:r>
         <w:rPr>
+          <w:rtl/>
+          <w:cs/>
           <w:lang w:val="ar_AE" w:bidi="ar_AE"/>
         </w:rPr>
         <w:t>)، والبقاءِ ساهِرين (</w:t>
@@ -3568,6 +4466,8 @@
       <w:hyperlink r:id="rId106">
         <w:r>
           <w:rPr>
+            <w:rtl/>
+            <w:cs/>
             <w:lang w:val="ar_AE" w:bidi="ar_AE"/>
           </w:rPr>
           <w:rPr>
@@ -3579,6 +4479,8 @@
       </w:hyperlink>
       <w:r>
         <w:rPr>
+          <w:rtl/>
+          <w:cs/>
           <w:lang w:val="ar_AE" w:bidi="ar_AE"/>
         </w:rPr>
         <w:t xml:space="preserve">; </w:t>
@@ -3586,6 +4488,8 @@
       <w:hyperlink r:id="rId107">
         <w:r>
           <w:rPr>
+            <w:rtl/>
+            <w:cs/>
             <w:lang w:val="ar_AE" w:bidi="ar_AE"/>
           </w:rPr>
           <w:rPr>
@@ -3597,6 +4501,8 @@
       </w:hyperlink>
       <w:r>
         <w:rPr>
+          <w:rtl/>
+          <w:cs/>
           <w:lang w:val="ar_AE" w:bidi="ar_AE"/>
         </w:rPr>
         <w:t>) في مواجَهَةِ الاضطهاد، وهم يدركون تمامًا أن الجُبَنَاءَ سيواجهون عقابًا أَبَدِيًّا مع فَعَلَةِ الشَّرِّ (</w:t>
@@ -3604,6 +4510,8 @@
       <w:hyperlink r:id="rId108">
         <w:r>
           <w:rPr>
+            <w:rtl/>
+            <w:cs/>
             <w:lang w:val="ar_AE" w:bidi="ar_AE"/>
           </w:rPr>
           <w:rPr>
@@ -3615,17 +4523,23 @@
       </w:hyperlink>
       <w:r>
         <w:rPr>
+          <w:rtl/>
+          <w:cs/>
           <w:lang w:val="ar_AE" w:bidi="ar_AE"/>
         </w:rPr>
         <w:t>).</w:t>
       </w:r>
       <w:r>
         <w:rPr>
-          <w:lang w:val="ar_AE" w:bidi="ar_AE"/>
-        </w:rPr>
-      </w:r>
-      <w:r>
-        <w:rPr>
+          <w:rtl/>
+          <w:cs/>
+          <w:lang w:val="ar_AE" w:bidi="ar_AE"/>
+        </w:rPr>
+      </w:r>
+      <w:r>
+        <w:rPr>
+          <w:rtl/>
+          <w:cs/>
           <w:lang w:val="ar_AE" w:bidi="ar_AE"/>
         </w:rPr>
       </w:r>

--- a/arb/docx/66.content.docx
+++ b/arb/docx/66.content.docx
@@ -447,20 +447,14 @@
         </w:rPr>
         <w:t xml:space="preserve"> (</w:t>
       </w:r>
-      <w:hyperlink r:id="rId13">
-        <w:r>
-          <w:rPr>
-            <w:rtl/>
-            <w:cs/>
-            <w:lang w:val="ar_AE" w:bidi="ar_AE"/>
-          </w:rPr>
-          <w:rPr>
-            <w:color w:val="0000EE"/>
-            <w:u w:val="single"/>
-          </w:rPr>
-          <w:t>1:1–3</w:t>
-        </w:r>
-      </w:hyperlink>
+      <w:r>
+        <w:rPr>
+          <w:rtl/>
+          <w:cs/>
+          <w:lang w:val="ar_AE" w:bidi="ar_AE"/>
+        </w:rPr>
+        <w:t>1:1–3</w:t>
+      </w:r>
       <w:r>
         <w:rPr>
           <w:rtl/>
@@ -485,20 +479,14 @@
         </w:rPr>
         <w:t xml:space="preserve"> (</w:t>
       </w:r>
-      <w:hyperlink r:id="rId14">
-        <w:r>
-          <w:rPr>
-            <w:rtl/>
-            <w:cs/>
-            <w:lang w:val="ar_AE" w:bidi="ar_AE"/>
-          </w:rPr>
-          <w:rPr>
-            <w:color w:val="0000EE"/>
-            <w:u w:val="single"/>
-          </w:rPr>
-          <w:t>1:4–8</w:t>
-        </w:r>
-      </w:hyperlink>
+      <w:r>
+        <w:rPr>
+          <w:rtl/>
+          <w:cs/>
+          <w:lang w:val="ar_AE" w:bidi="ar_AE"/>
+        </w:rPr>
+        <w:t>1:4–8</w:t>
+      </w:r>
       <w:r>
         <w:rPr>
           <w:rtl/>
@@ -523,20 +511,14 @@
         </w:rPr>
         <w:t xml:space="preserve"> (</w:t>
       </w:r>
-      <w:hyperlink r:id="rId15">
-        <w:r>
-          <w:rPr>
-            <w:rtl/>
-            <w:cs/>
-            <w:lang w:val="ar_AE" w:bidi="ar_AE"/>
-          </w:rPr>
-          <w:rPr>
-            <w:color w:val="0000EE"/>
-            <w:u w:val="single"/>
-          </w:rPr>
-          <w:t>1:9–11</w:t>
-        </w:r>
-      </w:hyperlink>
+      <w:r>
+        <w:rPr>
+          <w:rtl/>
+          <w:cs/>
+          <w:lang w:val="ar_AE" w:bidi="ar_AE"/>
+        </w:rPr>
+        <w:t>1:9–11</w:t>
+      </w:r>
       <w:r>
         <w:rPr>
           <w:rtl/>
@@ -573,20 +555,14 @@
         </w:rPr>
         <w:t xml:space="preserve"> (</w:t>
       </w:r>
-      <w:hyperlink r:id="rId16">
-        <w:r>
-          <w:rPr>
-            <w:rtl/>
-            <w:cs/>
-            <w:lang w:val="ar_AE" w:bidi="ar_AE"/>
-          </w:rPr>
-          <w:rPr>
-            <w:color w:val="0000EE"/>
-            <w:u w:val="single"/>
-          </w:rPr>
-          <w:t>1:12–20</w:t>
-        </w:r>
-      </w:hyperlink>
+      <w:r>
+        <w:rPr>
+          <w:rtl/>
+          <w:cs/>
+          <w:lang w:val="ar_AE" w:bidi="ar_AE"/>
+        </w:rPr>
+        <w:t>1:12–20</w:t>
+      </w:r>
       <w:r>
         <w:rPr>
           <w:rtl/>
@@ -611,20 +587,14 @@
         </w:rPr>
         <w:t xml:space="preserve"> (</w:t>
       </w:r>
-      <w:hyperlink r:id="rId17">
-        <w:r>
-          <w:rPr>
-            <w:rtl/>
-            <w:cs/>
-            <w:lang w:val="ar_AE" w:bidi="ar_AE"/>
-          </w:rPr>
-          <w:rPr>
-            <w:color w:val="0000EE"/>
-            <w:u w:val="single"/>
-          </w:rPr>
-          <w:t>الرُّؤيَا 2–3</w:t>
-        </w:r>
-      </w:hyperlink>
+      <w:r>
+        <w:rPr>
+          <w:rtl/>
+          <w:cs/>
+          <w:lang w:val="ar_AE" w:bidi="ar_AE"/>
+        </w:rPr>
+        <w:t>الرُّؤيَا 2–3</w:t>
+      </w:r>
       <w:r>
         <w:rPr>
           <w:rtl/>
@@ -649,20 +619,14 @@
         </w:rPr>
         <w:t>، تُهَيِّئُ فصول (</w:t>
       </w:r>
-      <w:hyperlink r:id="rId18">
-        <w:r>
-          <w:rPr>
-            <w:rtl/>
-            <w:cs/>
-            <w:lang w:val="ar_AE" w:bidi="ar_AE"/>
-          </w:rPr>
-          <w:rPr>
-            <w:color w:val="0000EE"/>
-            <w:u w:val="single"/>
-          </w:rPr>
-          <w:t>الرُّؤيا 4–5</w:t>
-        </w:r>
-      </w:hyperlink>
+      <w:r>
+        <w:rPr>
+          <w:rtl/>
+          <w:cs/>
+          <w:lang w:val="ar_AE" w:bidi="ar_AE"/>
+        </w:rPr>
+        <w:t>الرُّؤيا 4–5</w:t>
+      </w:r>
       <w:r>
         <w:rPr>
           <w:rtl/>
@@ -691,20 +655,14 @@
         </w:rPr>
         <w:t>يَصِفُ قَلْبُ السِّفْرُ، في فصولِ (</w:t>
       </w:r>
-      <w:hyperlink r:id="rId19">
-        <w:r>
-          <w:rPr>
-            <w:rtl/>
-            <w:cs/>
-            <w:lang w:val="ar_AE" w:bidi="ar_AE"/>
-          </w:rPr>
-          <w:rPr>
-            <w:color w:val="0000EE"/>
-            <w:u w:val="single"/>
-          </w:rPr>
-          <w:t>الرُّؤيَا 6–16</w:t>
-        </w:r>
-      </w:hyperlink>
+      <w:r>
+        <w:rPr>
+          <w:rtl/>
+          <w:cs/>
+          <w:lang w:val="ar_AE" w:bidi="ar_AE"/>
+        </w:rPr>
+        <w:t>الرُّؤيَا 6–16</w:t>
+      </w:r>
       <w:r>
         <w:rPr>
           <w:rtl/>
@@ -729,20 +687,14 @@
         </w:rPr>
         <w:t xml:space="preserve"> (</w:t>
       </w:r>
-      <w:hyperlink r:id="rId20">
-        <w:r>
-          <w:rPr>
-            <w:rtl/>
-            <w:cs/>
-            <w:lang w:val="ar_AE" w:bidi="ar_AE"/>
-          </w:rPr>
-          <w:rPr>
-            <w:color w:val="0000EE"/>
-            <w:u w:val="single"/>
-          </w:rPr>
-          <w:t>6:1–8:1</w:t>
-        </w:r>
-      </w:hyperlink>
+      <w:r>
+        <w:rPr>
+          <w:rtl/>
+          <w:cs/>
+          <w:lang w:val="ar_AE" w:bidi="ar_AE"/>
+        </w:rPr>
+        <w:t>6:1–8:1</w:t>
+      </w:r>
       <w:r>
         <w:rPr>
           <w:rtl/>
@@ -783,20 +735,14 @@
         </w:rPr>
         <w:t>(</w:t>
       </w:r>
-      <w:hyperlink r:id="rId21">
-        <w:r>
-          <w:rPr>
-            <w:rtl/>
-            <w:cs/>
-            <w:lang w:val="ar_AE" w:bidi="ar_AE"/>
-          </w:rPr>
-          <w:rPr>
-            <w:color w:val="0000EE"/>
-            <w:u w:val="single"/>
-          </w:rPr>
-          <w:t>الرُّؤيَا 7</w:t>
-        </w:r>
-      </w:hyperlink>
+      <w:r>
+        <w:rPr>
+          <w:rtl/>
+          <w:cs/>
+          <w:lang w:val="ar_AE" w:bidi="ar_AE"/>
+        </w:rPr>
+        <w:t>الرُّؤيَا 7</w:t>
+      </w:r>
       <w:r>
         <w:rPr>
           <w:rtl/>
@@ -833,20 +779,14 @@
         </w:rPr>
         <w:t>(</w:t>
       </w:r>
-      <w:hyperlink r:id="rId22">
-        <w:r>
-          <w:rPr>
-            <w:rtl/>
-            <w:cs/>
-            <w:lang w:val="ar_AE" w:bidi="ar_AE"/>
-          </w:rPr>
-          <w:rPr>
-            <w:color w:val="0000EE"/>
-            <w:u w:val="single"/>
-          </w:rPr>
-          <w:t>8:2–11:19</w:t>
-        </w:r>
-      </w:hyperlink>
+      <w:r>
+        <w:rPr>
+          <w:rtl/>
+          <w:cs/>
+          <w:lang w:val="ar_AE" w:bidi="ar_AE"/>
+        </w:rPr>
+        <w:t>8:2–11:19</w:t>
+      </w:r>
       <w:r>
         <w:rPr>
           <w:rtl/>
@@ -871,20 +811,14 @@
         </w:rPr>
         <w:t xml:space="preserve"> (</w:t>
       </w:r>
-      <w:hyperlink r:id="rId23">
-        <w:r>
-          <w:rPr>
-            <w:rtl/>
-            <w:cs/>
-            <w:lang w:val="ar_AE" w:bidi="ar_AE"/>
-          </w:rPr>
-          <w:rPr>
-            <w:color w:val="0000EE"/>
-            <w:u w:val="single"/>
-          </w:rPr>
-          <w:t>10:1–10</w:t>
-        </w:r>
-      </w:hyperlink>
+      <w:r>
+        <w:rPr>
+          <w:rtl/>
+          <w:cs/>
+          <w:lang w:val="ar_AE" w:bidi="ar_AE"/>
+        </w:rPr>
+        <w:t>10:1–10</w:t>
+      </w:r>
       <w:r>
         <w:rPr>
           <w:rtl/>
@@ -909,20 +843,14 @@
         </w:rPr>
         <w:t>(</w:t>
       </w:r>
-      <w:hyperlink r:id="rId24">
-        <w:r>
-          <w:rPr>
-            <w:rtl/>
-            <w:cs/>
-            <w:lang w:val="ar_AE" w:bidi="ar_AE"/>
-          </w:rPr>
-          <w:rPr>
-            <w:color w:val="0000EE"/>
-            <w:u w:val="single"/>
-          </w:rPr>
-          <w:t>11:1–14</w:t>
-        </w:r>
-      </w:hyperlink>
+      <w:r>
+        <w:rPr>
+          <w:rtl/>
+          <w:cs/>
+          <w:lang w:val="ar_AE" w:bidi="ar_AE"/>
+        </w:rPr>
+        <w:t>11:1–14</w:t>
+      </w:r>
       <w:r>
         <w:rPr>
           <w:rtl/>
@@ -947,20 +875,14 @@
         </w:rPr>
         <w:t xml:space="preserve"> (</w:t>
       </w:r>
-      <w:hyperlink r:id="rId25">
-        <w:r>
-          <w:rPr>
-            <w:rtl/>
-            <w:cs/>
-            <w:lang w:val="ar_AE" w:bidi="ar_AE"/>
-          </w:rPr>
-          <w:rPr>
-            <w:color w:val="0000EE"/>
-            <w:u w:val="single"/>
-          </w:rPr>
-          <w:t>11:15–19</w:t>
-        </w:r>
-      </w:hyperlink>
+      <w:r>
+        <w:rPr>
+          <w:rtl/>
+          <w:cs/>
+          <w:lang w:val="ar_AE" w:bidi="ar_AE"/>
+        </w:rPr>
+        <w:t>11:15–19</w:t>
+      </w:r>
       <w:r>
         <w:rPr>
           <w:rtl/>
@@ -997,20 +919,14 @@
         </w:rPr>
         <w:t xml:space="preserve"> لنا فَصْلُ (</w:t>
       </w:r>
-      <w:hyperlink r:id="rId26">
-        <w:r>
-          <w:rPr>
-            <w:rtl/>
-            <w:cs/>
-            <w:lang w:val="ar_AE" w:bidi="ar_AE"/>
-          </w:rPr>
-          <w:rPr>
-            <w:color w:val="0000EE"/>
-            <w:u w:val="single"/>
-          </w:rPr>
-          <w:t>الرُّؤيَا 12</w:t>
-        </w:r>
-      </w:hyperlink>
+      <w:r>
+        <w:rPr>
+          <w:rtl/>
+          <w:cs/>
+          <w:lang w:val="ar_AE" w:bidi="ar_AE"/>
+        </w:rPr>
+        <w:t>الرُّؤيَا 12</w:t>
+      </w:r>
       <w:r>
         <w:rPr>
           <w:rtl/>
@@ -1035,20 +951,14 @@
         </w:rPr>
         <w:t xml:space="preserve"> (</w:t>
       </w:r>
-      <w:hyperlink r:id="rId27">
-        <w:r>
-          <w:rPr>
-            <w:rtl/>
-            <w:cs/>
-            <w:lang w:val="ar_AE" w:bidi="ar_AE"/>
-          </w:rPr>
-          <w:rPr>
-            <w:color w:val="0000EE"/>
-            <w:u w:val="single"/>
-          </w:rPr>
-          <w:t>12:1–10</w:t>
-        </w:r>
-      </w:hyperlink>
+      <w:r>
+        <w:rPr>
+          <w:rtl/>
+          <w:cs/>
+          <w:lang w:val="ar_AE" w:bidi="ar_AE"/>
+        </w:rPr>
+        <w:t>12:1–10</w:t>
+      </w:r>
       <w:r>
         <w:rPr>
           <w:rtl/>
@@ -1073,20 +983,14 @@
         </w:rPr>
         <w:t xml:space="preserve"> (</w:t>
       </w:r>
-      <w:hyperlink r:id="rId28">
-        <w:r>
-          <w:rPr>
-            <w:rtl/>
-            <w:cs/>
-            <w:lang w:val="ar_AE" w:bidi="ar_AE"/>
-          </w:rPr>
-          <w:rPr>
-            <w:color w:val="0000EE"/>
-            <w:u w:val="single"/>
-          </w:rPr>
-          <w:t>12:11–17</w:t>
-        </w:r>
-      </w:hyperlink>
+      <w:r>
+        <w:rPr>
+          <w:rtl/>
+          <w:cs/>
+          <w:lang w:val="ar_AE" w:bidi="ar_AE"/>
+        </w:rPr>
+        <w:t>12:11–17</w:t>
+      </w:r>
       <w:r>
         <w:rPr>
           <w:rtl/>
@@ -1111,20 +1015,14 @@
         </w:rPr>
         <w:t xml:space="preserve"> (</w:t>
       </w:r>
-      <w:hyperlink r:id="rId29">
-        <w:r>
-          <w:rPr>
-            <w:rtl/>
-            <w:cs/>
-            <w:lang w:val="ar_AE" w:bidi="ar_AE"/>
-          </w:rPr>
-          <w:rPr>
-            <w:color w:val="0000EE"/>
-            <w:u w:val="single"/>
-          </w:rPr>
-          <w:t>الرُّؤيَا 13</w:t>
-        </w:r>
-      </w:hyperlink>
+      <w:r>
+        <w:rPr>
+          <w:rtl/>
+          <w:cs/>
+          <w:lang w:val="ar_AE" w:bidi="ar_AE"/>
+        </w:rPr>
+        <w:t>الرُّؤيَا 13</w:t>
+      </w:r>
       <w:r>
         <w:rPr>
           <w:rtl/>
@@ -1149,20 +1047,14 @@
         </w:rPr>
         <w:t xml:space="preserve"> (</w:t>
       </w:r>
-      <w:hyperlink r:id="rId30">
-        <w:r>
-          <w:rPr>
-            <w:rtl/>
-            <w:cs/>
-            <w:lang w:val="ar_AE" w:bidi="ar_AE"/>
-          </w:rPr>
-          <w:rPr>
-            <w:color w:val="0000EE"/>
-            <w:u w:val="single"/>
-          </w:rPr>
-          <w:t>14:1–5</w:t>
-        </w:r>
-      </w:hyperlink>
+      <w:r>
+        <w:rPr>
+          <w:rtl/>
+          <w:cs/>
+          <w:lang w:val="ar_AE" w:bidi="ar_AE"/>
+        </w:rPr>
+        <w:t>14:1–5</w:t>
+      </w:r>
       <w:r>
         <w:rPr>
           <w:rtl/>
@@ -1187,20 +1079,14 @@
         </w:rPr>
         <w:t xml:space="preserve"> (</w:t>
       </w:r>
-      <w:hyperlink r:id="rId31">
-        <w:r>
-          <w:rPr>
-            <w:rtl/>
-            <w:cs/>
-            <w:lang w:val="ar_AE" w:bidi="ar_AE"/>
-          </w:rPr>
-          <w:rPr>
-            <w:color w:val="0000EE"/>
-            <w:u w:val="single"/>
-          </w:rPr>
-          <w:t>14:6–20</w:t>
-        </w:r>
-      </w:hyperlink>
+      <w:r>
+        <w:rPr>
+          <w:rtl/>
+          <w:cs/>
+          <w:lang w:val="ar_AE" w:bidi="ar_AE"/>
+        </w:rPr>
+        <w:t>14:6–20</w:t>
+      </w:r>
       <w:r>
         <w:rPr>
           <w:rtl/>
@@ -1237,20 +1123,14 @@
         </w:rPr>
         <w:t xml:space="preserve"> (</w:t>
       </w:r>
-      <w:hyperlink r:id="rId32">
-        <w:r>
-          <w:rPr>
-            <w:rtl/>
-            <w:cs/>
-            <w:lang w:val="ar_AE" w:bidi="ar_AE"/>
-          </w:rPr>
-          <w:rPr>
-            <w:color w:val="0000EE"/>
-            <w:u w:val="single"/>
-          </w:rPr>
-          <w:t>الرُّؤيَا 16</w:t>
-        </w:r>
-      </w:hyperlink>
+      <w:r>
+        <w:rPr>
+          <w:rtl/>
+          <w:cs/>
+          <w:lang w:val="ar_AE" w:bidi="ar_AE"/>
+        </w:rPr>
+        <w:t>الرُّؤيَا 16</w:t>
+      </w:r>
       <w:r>
         <w:rPr>
           <w:rtl/>
@@ -1275,20 +1155,14 @@
         </w:rPr>
         <w:t xml:space="preserve"> (</w:t>
       </w:r>
-      <w:hyperlink r:id="rId33">
-        <w:r>
-          <w:rPr>
-            <w:rtl/>
-            <w:cs/>
-            <w:lang w:val="ar_AE" w:bidi="ar_AE"/>
-          </w:rPr>
-          <w:rPr>
-            <w:color w:val="0000EE"/>
-            <w:u w:val="single"/>
-          </w:rPr>
-          <w:t>الرُّؤيَا 15</w:t>
-        </w:r>
-      </w:hyperlink>
+      <w:r>
+        <w:rPr>
+          <w:rtl/>
+          <w:cs/>
+          <w:lang w:val="ar_AE" w:bidi="ar_AE"/>
+        </w:rPr>
+        <w:t>الرُّؤيَا 15</w:t>
+      </w:r>
       <w:r>
         <w:rPr>
           <w:rtl/>
@@ -1325,20 +1199,14 @@
         </w:rPr>
         <w:t xml:space="preserve">، </w:t>
       </w:r>
-      <w:hyperlink r:id="rId34">
-        <w:r>
-          <w:rPr>
-            <w:rtl/>
-            <w:cs/>
-            <w:lang w:val="ar_AE" w:bidi="ar_AE"/>
-          </w:rPr>
-          <w:rPr>
-            <w:color w:val="0000EE"/>
-            <w:u w:val="single"/>
-          </w:rPr>
-          <w:t>الرُّؤيَا 17</w:t>
-        </w:r>
-      </w:hyperlink>
+      <w:r>
+        <w:rPr>
+          <w:rtl/>
+          <w:cs/>
+          <w:lang w:val="ar_AE" w:bidi="ar_AE"/>
+        </w:rPr>
+        <w:t>الرُّؤيَا 17</w:t>
+      </w:r>
       <w:r>
         <w:rPr>
           <w:rtl/>
@@ -1363,20 +1231,14 @@
         </w:rPr>
         <w:t xml:space="preserve"> (</w:t>
       </w:r>
-      <w:hyperlink r:id="rId35">
-        <w:r>
-          <w:rPr>
-            <w:rtl/>
-            <w:cs/>
-            <w:lang w:val="ar_AE" w:bidi="ar_AE"/>
-          </w:rPr>
-          <w:rPr>
-            <w:color w:val="0000EE"/>
-            <w:u w:val="single"/>
-          </w:rPr>
-          <w:t>18:1–19</w:t>
-        </w:r>
-      </w:hyperlink>
+      <w:r>
+        <w:rPr>
+          <w:rtl/>
+          <w:cs/>
+          <w:lang w:val="ar_AE" w:bidi="ar_AE"/>
+        </w:rPr>
+        <w:t>18:1–19</w:t>
+      </w:r>
       <w:r>
         <w:rPr>
           <w:rtl/>
@@ -1401,20 +1263,14 @@
         </w:rPr>
         <w:t xml:space="preserve"> (</w:t>
       </w:r>
-      <w:hyperlink r:id="rId36">
-        <w:r>
-          <w:rPr>
-            <w:rtl/>
-            <w:cs/>
-            <w:lang w:val="ar_AE" w:bidi="ar_AE"/>
-          </w:rPr>
-          <w:rPr>
-            <w:color w:val="0000EE"/>
-            <w:u w:val="single"/>
-          </w:rPr>
-          <w:t>18:20–24</w:t>
-        </w:r>
-      </w:hyperlink>
+      <w:r>
+        <w:rPr>
+          <w:rtl/>
+          <w:cs/>
+          <w:lang w:val="ar_AE" w:bidi="ar_AE"/>
+        </w:rPr>
+        <w:t>18:20–24</w:t>
+      </w:r>
       <w:r>
         <w:rPr>
           <w:rtl/>
@@ -1423,20 +1279,14 @@
         </w:rPr>
         <w:t>) وهم يرنِّمون ترانيم النُّصرَة الإلهية (</w:t>
       </w:r>
-      <w:hyperlink r:id="rId37">
-        <w:r>
-          <w:rPr>
-            <w:rtl/>
-            <w:cs/>
-            <w:lang w:val="ar_AE" w:bidi="ar_AE"/>
-          </w:rPr>
-          <w:rPr>
-            <w:color w:val="0000EE"/>
-            <w:u w:val="single"/>
-          </w:rPr>
-          <w:t>19:1–10</w:t>
-        </w:r>
-      </w:hyperlink>
+      <w:r>
+        <w:rPr>
+          <w:rtl/>
+          <w:cs/>
+          <w:lang w:val="ar_AE" w:bidi="ar_AE"/>
+        </w:rPr>
+        <w:t>19:1–10</w:t>
+      </w:r>
       <w:r>
         <w:rPr>
           <w:rtl/>
@@ -1493,20 +1343,14 @@
         </w:rPr>
         <w:t>(</w:t>
       </w:r>
-      <w:hyperlink r:id="rId38">
-        <w:r>
-          <w:rPr>
-            <w:rtl/>
-            <w:cs/>
-            <w:lang w:val="ar_AE" w:bidi="ar_AE"/>
-          </w:rPr>
-          <w:rPr>
-            <w:color w:val="0000EE"/>
-            <w:u w:val="single"/>
-          </w:rPr>
-          <w:t>19:11–21</w:t>
-        </w:r>
-      </w:hyperlink>
+      <w:r>
+        <w:rPr>
+          <w:rtl/>
+          <w:cs/>
+          <w:lang w:val="ar_AE" w:bidi="ar_AE"/>
+        </w:rPr>
+        <w:t>19:11–21</w:t>
+      </w:r>
       <w:r>
         <w:rPr>
           <w:rtl/>
@@ -1531,20 +1375,14 @@
         </w:rPr>
         <w:t xml:space="preserve"> (</w:t>
       </w:r>
-      <w:hyperlink r:id="rId39">
-        <w:r>
-          <w:rPr>
-            <w:rtl/>
-            <w:cs/>
-            <w:lang w:val="ar_AE" w:bidi="ar_AE"/>
-          </w:rPr>
-          <w:rPr>
-            <w:color w:val="0000EE"/>
-            <w:u w:val="single"/>
-          </w:rPr>
-          <w:t>20:1–3</w:t>
-        </w:r>
-      </w:hyperlink>
+      <w:r>
+        <w:rPr>
+          <w:rtl/>
+          <w:cs/>
+          <w:lang w:val="ar_AE" w:bidi="ar_AE"/>
+        </w:rPr>
+        <w:t>20:1–3</w:t>
+      </w:r>
       <w:r>
         <w:rPr>
           <w:rtl/>
@@ -1569,20 +1407,14 @@
         </w:rPr>
         <w:t xml:space="preserve"> (</w:t>
       </w:r>
-      <w:hyperlink r:id="rId40">
-        <w:r>
-          <w:rPr>
-            <w:rtl/>
-            <w:cs/>
-            <w:lang w:val="ar_AE" w:bidi="ar_AE"/>
-          </w:rPr>
-          <w:rPr>
-            <w:color w:val="0000EE"/>
-            <w:u w:val="single"/>
-          </w:rPr>
-          <w:t>20:4–6</w:t>
-        </w:r>
-      </w:hyperlink>
+      <w:r>
+        <w:rPr>
+          <w:rtl/>
+          <w:cs/>
+          <w:lang w:val="ar_AE" w:bidi="ar_AE"/>
+        </w:rPr>
+        <w:t>20:4–6</w:t>
+      </w:r>
       <w:r>
         <w:rPr>
           <w:rtl/>
@@ -1607,20 +1439,14 @@
         </w:rPr>
         <w:t xml:space="preserve"> (</w:t>
       </w:r>
-      <w:hyperlink r:id="rId41">
-        <w:r>
-          <w:rPr>
-            <w:rtl/>
-            <w:cs/>
-            <w:lang w:val="ar_AE" w:bidi="ar_AE"/>
-          </w:rPr>
-          <w:rPr>
-            <w:color w:val="0000EE"/>
-            <w:u w:val="single"/>
-          </w:rPr>
-          <w:t>20:7–10</w:t>
-        </w:r>
-      </w:hyperlink>
+      <w:r>
+        <w:rPr>
+          <w:rtl/>
+          <w:cs/>
+          <w:lang w:val="ar_AE" w:bidi="ar_AE"/>
+        </w:rPr>
+        <w:t>20:7–10</w:t>
+      </w:r>
       <w:r>
         <w:rPr>
           <w:rtl/>
@@ -1645,20 +1471,14 @@
         </w:rPr>
         <w:t xml:space="preserve"> (</w:t>
       </w:r>
-      <w:hyperlink r:id="rId42">
-        <w:r>
-          <w:rPr>
-            <w:rtl/>
-            <w:cs/>
-            <w:lang w:val="ar_AE" w:bidi="ar_AE"/>
-          </w:rPr>
-          <w:rPr>
-            <w:color w:val="0000EE"/>
-            <w:u w:val="single"/>
-          </w:rPr>
-          <w:t>20:11–15</w:t>
-        </w:r>
-      </w:hyperlink>
+      <w:r>
+        <w:rPr>
+          <w:rtl/>
+          <w:cs/>
+          <w:lang w:val="ar_AE" w:bidi="ar_AE"/>
+        </w:rPr>
+        <w:t>20:11–15</w:t>
+      </w:r>
       <w:r>
         <w:rPr>
           <w:rtl/>
@@ -1695,20 +1515,14 @@
         </w:rPr>
         <w:t xml:space="preserve"> (</w:t>
       </w:r>
-      <w:hyperlink r:id="rId43">
-        <w:r>
-          <w:rPr>
-            <w:rtl/>
-            <w:cs/>
-            <w:lang w:val="ar_AE" w:bidi="ar_AE"/>
-          </w:rPr>
-          <w:rPr>
-            <w:color w:val="0000EE"/>
-            <w:u w:val="single"/>
-          </w:rPr>
-          <w:t>الرُّؤيا 21–22</w:t>
-        </w:r>
-      </w:hyperlink>
+      <w:r>
+        <w:rPr>
+          <w:rtl/>
+          <w:cs/>
+          <w:lang w:val="ar_AE" w:bidi="ar_AE"/>
+        </w:rPr>
+        <w:t>الرُّؤيا 21–22</w:t>
+      </w:r>
       <w:r>
         <w:rPr>
           <w:rtl/>
@@ -1733,20 +1547,14 @@
         </w:rPr>
         <w:t xml:space="preserve"> (</w:t>
       </w:r>
-      <w:hyperlink r:id="rId44">
-        <w:r>
-          <w:rPr>
-            <w:rtl/>
-            <w:cs/>
-            <w:lang w:val="ar_AE" w:bidi="ar_AE"/>
-          </w:rPr>
-          <w:rPr>
-            <w:color w:val="0000EE"/>
-            <w:u w:val="single"/>
-          </w:rPr>
-          <w:t>22:17</w:t>
-        </w:r>
-      </w:hyperlink>
+      <w:r>
+        <w:rPr>
+          <w:rtl/>
+          <w:cs/>
+          <w:lang w:val="ar_AE" w:bidi="ar_AE"/>
+        </w:rPr>
+        <w:t>22:17</w:t>
+      </w:r>
       <w:r>
         <w:rPr>
           <w:rtl/>
@@ -1787,20 +1595,14 @@
         </w:rPr>
         <w:t>!" (</w:t>
       </w:r>
-      <w:hyperlink r:id="rId45">
-        <w:r>
-          <w:rPr>
-            <w:rtl/>
-            <w:cs/>
-            <w:lang w:val="ar_AE" w:bidi="ar_AE"/>
-          </w:rPr>
-          <w:rPr>
-            <w:color w:val="0000EE"/>
-            <w:u w:val="single"/>
-          </w:rPr>
-          <w:t>22:20</w:t>
-        </w:r>
-      </w:hyperlink>
+      <w:r>
+        <w:rPr>
+          <w:rtl/>
+          <w:cs/>
+          <w:lang w:val="ar_AE" w:bidi="ar_AE"/>
+        </w:rPr>
+        <w:t>22:20</w:t>
+      </w:r>
       <w:r>
         <w:rPr>
           <w:rtl/>
@@ -1852,20 +1654,14 @@
         </w:rPr>
         <w:t xml:space="preserve"> (</w:t>
       </w:r>
-      <w:hyperlink r:id="rId17">
-        <w:r>
-          <w:rPr>
-            <w:rtl/>
-            <w:cs/>
-            <w:lang w:val="ar_AE" w:bidi="ar_AE"/>
-          </w:rPr>
-          <w:rPr>
-            <w:color w:val="0000EE"/>
-            <w:u w:val="single"/>
-          </w:rPr>
-          <w:t>الرُّؤيَا 2–3</w:t>
-        </w:r>
-      </w:hyperlink>
+      <w:r>
+        <w:rPr>
+          <w:rtl/>
+          <w:cs/>
+          <w:lang w:val="ar_AE" w:bidi="ar_AE"/>
+        </w:rPr>
+        <w:t>الرُّؤيَا 2–3</w:t>
+      </w:r>
       <w:r>
         <w:rPr>
           <w:rtl/>
@@ -1945,20 +1741,14 @@
         </w:rPr>
         <w:t>(</w:t>
       </w:r>
-      <w:hyperlink r:id="rId46">
-        <w:r>
-          <w:rPr>
-            <w:rtl/>
-            <w:cs/>
-            <w:lang w:val="ar_AE" w:bidi="ar_AE"/>
-          </w:rPr>
-          <w:rPr>
-            <w:color w:val="0000EE"/>
-            <w:u w:val="single"/>
-          </w:rPr>
-          <w:t>2 تِيمُوثاوس 3:15–17</w:t>
-        </w:r>
-      </w:hyperlink>
+      <w:r>
+        <w:rPr>
+          <w:rtl/>
+          <w:cs/>
+          <w:lang w:val="ar_AE" w:bidi="ar_AE"/>
+        </w:rPr>
+        <w:t>2 تِيمُوثاوس 3:15–17</w:t>
+      </w:r>
       <w:r>
         <w:rPr>
           <w:rtl/>
@@ -1967,20 +1757,14 @@
         </w:rPr>
         <w:t xml:space="preserve">؛ </w:t>
       </w:r>
-      <w:hyperlink r:id="rId47">
-        <w:r>
-          <w:rPr>
-            <w:rtl/>
-            <w:cs/>
-            <w:lang w:val="ar_AE" w:bidi="ar_AE"/>
-          </w:rPr>
-          <w:rPr>
-            <w:color w:val="0000EE"/>
-            <w:u w:val="single"/>
-          </w:rPr>
-          <w:t>2 بُطْرُس 1:20–21</w:t>
-        </w:r>
-      </w:hyperlink>
+      <w:r>
+        <w:rPr>
+          <w:rtl/>
+          <w:cs/>
+          <w:lang w:val="ar_AE" w:bidi="ar_AE"/>
+        </w:rPr>
+        <w:t>2 بُطْرُس 1:20–21</w:t>
+      </w:r>
       <w:r>
         <w:rPr>
           <w:rtl/>
@@ -2100,20 +1884,14 @@
         </w:rPr>
         <w:t>" (</w:t>
       </w:r>
-      <w:hyperlink r:id="rId48">
-        <w:r>
-          <w:rPr>
-            <w:rtl/>
-            <w:cs/>
-            <w:lang w:val="ar_AE" w:bidi="ar_AE"/>
-          </w:rPr>
-          <w:rPr>
-            <w:color w:val="0000EE"/>
-            <w:u w:val="single"/>
-          </w:rPr>
-          <w:t>8:7</w:t>
-        </w:r>
-      </w:hyperlink>
+      <w:r>
+        <w:rPr>
+          <w:rtl/>
+          <w:cs/>
+          <w:lang w:val="ar_AE" w:bidi="ar_AE"/>
+        </w:rPr>
+        <w:t>8:7</w:t>
+      </w:r>
       <w:r>
         <w:rPr>
           <w:rtl/>
@@ -2138,20 +1916,14 @@
         </w:rPr>
         <w:t>" (</w:t>
       </w:r>
-      <w:hyperlink r:id="rId49">
-        <w:r>
-          <w:rPr>
-            <w:rtl/>
-            <w:cs/>
-            <w:lang w:val="ar_AE" w:bidi="ar_AE"/>
-          </w:rPr>
-          <w:rPr>
-            <w:color w:val="0000EE"/>
-            <w:u w:val="single"/>
-          </w:rPr>
-          <w:t>9:4</w:t>
-        </w:r>
-      </w:hyperlink>
+      <w:r>
+        <w:rPr>
+          <w:rtl/>
+          <w:cs/>
+          <w:lang w:val="ar_AE" w:bidi="ar_AE"/>
+        </w:rPr>
+        <w:t>9:4</w:t>
+      </w:r>
       <w:r>
         <w:rPr>
           <w:rtl/>
@@ -2192,20 +1964,14 @@
         </w:rPr>
         <w:t>" (</w:t>
       </w:r>
-      <w:hyperlink r:id="rId50">
-        <w:r>
-          <w:rPr>
-            <w:rtl/>
-            <w:cs/>
-            <w:lang w:val="ar_AE" w:bidi="ar_AE"/>
-          </w:rPr>
-          <w:rPr>
-            <w:color w:val="0000EE"/>
-            <w:u w:val="single"/>
-          </w:rPr>
-          <w:t>11:19</w:t>
-        </w:r>
-      </w:hyperlink>
+      <w:r>
+        <w:rPr>
+          <w:rtl/>
+          <w:cs/>
+          <w:lang w:val="ar_AE" w:bidi="ar_AE"/>
+        </w:rPr>
+        <w:t>11:19</w:t>
+      </w:r>
       <w:r>
         <w:rPr>
           <w:rtl/>
@@ -2230,20 +1996,14 @@
         </w:rPr>
         <w:t>" (</w:t>
       </w:r>
-      <w:hyperlink r:id="rId51">
-        <w:r>
-          <w:rPr>
-            <w:rtl/>
-            <w:cs/>
-            <w:lang w:val="ar_AE" w:bidi="ar_AE"/>
-          </w:rPr>
-          <w:rPr>
-            <w:color w:val="0000EE"/>
-            <w:u w:val="single"/>
-          </w:rPr>
-          <w:t>21:22</w:t>
-        </w:r>
-      </w:hyperlink>
+      <w:r>
+        <w:rPr>
+          <w:rtl/>
+          <w:cs/>
+          <w:lang w:val="ar_AE" w:bidi="ar_AE"/>
+        </w:rPr>
+        <w:t>21:22</w:t>
+      </w:r>
       <w:r>
         <w:rPr>
           <w:rtl/>
@@ -2311,20 +2071,14 @@
         </w:rPr>
         <w:t xml:space="preserve"> (</w:t>
       </w:r>
-      <w:hyperlink r:id="rId52">
-        <w:r>
-          <w:rPr>
-            <w:rtl/>
-            <w:cs/>
-            <w:lang w:val="ar_AE" w:bidi="ar_AE"/>
-          </w:rPr>
-          <w:rPr>
-            <w:color w:val="0000EE"/>
-            <w:u w:val="single"/>
-          </w:rPr>
-          <w:t>17:5–9</w:t>
-        </w:r>
-      </w:hyperlink>
+      <w:r>
+        <w:rPr>
+          <w:rtl/>
+          <w:cs/>
+          <w:lang w:val="ar_AE" w:bidi="ar_AE"/>
+        </w:rPr>
+        <w:t>17:5–9</w:t>
+      </w:r>
       <w:r>
         <w:rPr>
           <w:rtl/>
@@ -2429,20 +2183,14 @@
         </w:rPr>
         <w:t xml:space="preserve"> (</w:t>
       </w:r>
-      <w:hyperlink r:id="rId53">
-        <w:r>
-          <w:rPr>
-            <w:rtl/>
-            <w:cs/>
-            <w:lang w:val="ar_AE" w:bidi="ar_AE"/>
-          </w:rPr>
-          <w:rPr>
-            <w:color w:val="0000EE"/>
-            <w:u w:val="single"/>
-          </w:rPr>
-          <w:t>1:3</w:t>
-        </w:r>
-      </w:hyperlink>
+      <w:r>
+        <w:rPr>
+          <w:rtl/>
+          <w:cs/>
+          <w:lang w:val="ar_AE" w:bidi="ar_AE"/>
+        </w:rPr>
+        <w:t>1:3</w:t>
+      </w:r>
       <w:r>
         <w:rPr>
           <w:rtl/>
@@ -2451,20 +2199,14 @@
         </w:rPr>
         <w:t xml:space="preserve">; </w:t>
       </w:r>
-      <w:hyperlink r:id="rId54">
-        <w:r>
-          <w:rPr>
-            <w:rtl/>
-            <w:cs/>
-            <w:lang w:val="ar_AE" w:bidi="ar_AE"/>
-          </w:rPr>
-          <w:rPr>
-            <w:color w:val="0000EE"/>
-            <w:u w:val="single"/>
-          </w:rPr>
-          <w:t>22:7</w:t>
-        </w:r>
-      </w:hyperlink>
+      <w:r>
+        <w:rPr>
+          <w:rtl/>
+          <w:cs/>
+          <w:lang w:val="ar_AE" w:bidi="ar_AE"/>
+        </w:rPr>
+        <w:t>22:7</w:t>
+      </w:r>
       <w:r>
         <w:rPr>
           <w:rtl/>
@@ -2552,20 +2294,14 @@
         </w:rPr>
         <w:t>بخلاف ذلك، الأسفارُ التي جُمِعَتْ في العَهْدِ الجَدِيدِ كُتِبَتْ بأسماء مؤلفيها، انْظُرْ (</w:t>
       </w:r>
-      <w:hyperlink r:id="rId55">
-        <w:r>
-          <w:rPr>
-            <w:rtl/>
-            <w:cs/>
-            <w:lang w:val="ar_AE" w:bidi="ar_AE"/>
-          </w:rPr>
-          <w:rPr>
-            <w:color w:val="0000EE"/>
-            <w:u w:val="single"/>
-          </w:rPr>
-          <w:t>رومية 1:1</w:t>
-        </w:r>
-      </w:hyperlink>
+      <w:r>
+        <w:rPr>
+          <w:rtl/>
+          <w:cs/>
+          <w:lang w:val="ar_AE" w:bidi="ar_AE"/>
+        </w:rPr>
+        <w:t>رومية 1:1</w:t>
+      </w:r>
       <w:r>
         <w:rPr>
           <w:rtl/>
@@ -2574,20 +2310,14 @@
         </w:rPr>
         <w:t xml:space="preserve">؛ </w:t>
       </w:r>
-      <w:hyperlink r:id="rId56">
-        <w:r>
-          <w:rPr>
-            <w:rtl/>
-            <w:cs/>
-            <w:lang w:val="ar_AE" w:bidi="ar_AE"/>
-          </w:rPr>
-          <w:rPr>
-            <w:color w:val="0000EE"/>
-            <w:u w:val="single"/>
-          </w:rPr>
-          <w:t>2 تَسَالُونِيكِي 3:17</w:t>
-        </w:r>
-      </w:hyperlink>
+      <w:r>
+        <w:rPr>
+          <w:rtl/>
+          <w:cs/>
+          <w:lang w:val="ar_AE" w:bidi="ar_AE"/>
+        </w:rPr>
+        <w:t>2 تَسَالُونِيكِي 3:17</w:t>
+      </w:r>
       <w:r>
         <w:rPr>
           <w:rtl/>
@@ -2644,20 +2374,14 @@
         </w:rPr>
         <w:t xml:space="preserve"> (</w:t>
       </w:r>
-      <w:hyperlink r:id="rId57">
-        <w:r>
-          <w:rPr>
-            <w:rtl/>
-            <w:cs/>
-            <w:lang w:val="ar_AE" w:bidi="ar_AE"/>
-          </w:rPr>
-          <w:rPr>
-            <w:color w:val="0000EE"/>
-            <w:u w:val="single"/>
-          </w:rPr>
-          <w:t>1:1</w:t>
-        </w:r>
-      </w:hyperlink>
+      <w:r>
+        <w:rPr>
+          <w:rtl/>
+          <w:cs/>
+          <w:lang w:val="ar_AE" w:bidi="ar_AE"/>
+        </w:rPr>
+        <w:t>1:1</w:t>
+      </w:r>
       <w:r>
         <w:rPr>
           <w:rtl/>
@@ -2666,20 +2390,14 @@
         </w:rPr>
         <w:t xml:space="preserve">، </w:t>
       </w:r>
-      <w:hyperlink r:id="rId58">
-        <w:r>
-          <w:rPr>
-            <w:rtl/>
-            <w:cs/>
-            <w:lang w:val="ar_AE" w:bidi="ar_AE"/>
-          </w:rPr>
-          <w:rPr>
-            <w:color w:val="0000EE"/>
-            <w:u w:val="single"/>
-          </w:rPr>
-          <w:t>4</w:t>
-        </w:r>
-      </w:hyperlink>
+      <w:r>
+        <w:rPr>
+          <w:rtl/>
+          <w:cs/>
+          <w:lang w:val="ar_AE" w:bidi="ar_AE"/>
+        </w:rPr>
+        <w:t>4</w:t>
+      </w:r>
       <w:r>
         <w:rPr>
           <w:rtl/>
@@ -2688,20 +2406,14 @@
         </w:rPr>
         <w:t xml:space="preserve">، </w:t>
       </w:r>
-      <w:hyperlink r:id="rId59">
-        <w:r>
-          <w:rPr>
-            <w:rtl/>
-            <w:cs/>
-            <w:lang w:val="ar_AE" w:bidi="ar_AE"/>
-          </w:rPr>
-          <w:rPr>
-            <w:color w:val="0000EE"/>
-            <w:u w:val="single"/>
-          </w:rPr>
-          <w:t>9</w:t>
-        </w:r>
-      </w:hyperlink>
+      <w:r>
+        <w:rPr>
+          <w:rtl/>
+          <w:cs/>
+          <w:lang w:val="ar_AE" w:bidi="ar_AE"/>
+        </w:rPr>
+        <w:t>9</w:t>
+      </w:r>
       <w:r>
         <w:rPr>
           <w:rtl/>
@@ -2742,20 +2454,14 @@
         </w:rPr>
         <w:t>" (</w:t>
       </w:r>
-      <w:hyperlink r:id="rId60">
-        <w:r>
-          <w:rPr>
-            <w:rtl/>
-            <w:cs/>
-            <w:lang w:val="ar_AE" w:bidi="ar_AE"/>
-          </w:rPr>
-          <w:rPr>
-            <w:color w:val="0000EE"/>
-            <w:u w:val="single"/>
-          </w:rPr>
-          <w:t>يُوحَنَّا 13:23</w:t>
-        </w:r>
-      </w:hyperlink>
+      <w:r>
+        <w:rPr>
+          <w:rtl/>
+          <w:cs/>
+          <w:lang w:val="ar_AE" w:bidi="ar_AE"/>
+        </w:rPr>
+        <w:t>يُوحَنَّا 13:23</w:t>
+      </w:r>
       <w:r>
         <w:rPr>
           <w:rtl/>
@@ -2764,20 +2470,14 @@
         </w:rPr>
         <w:t xml:space="preserve">؛ </w:t>
       </w:r>
-      <w:hyperlink r:id="rId61">
-        <w:r>
-          <w:rPr>
-            <w:rtl/>
-            <w:cs/>
-            <w:lang w:val="ar_AE" w:bidi="ar_AE"/>
-          </w:rPr>
-          <w:rPr>
-            <w:color w:val="0000EE"/>
-            <w:u w:val="single"/>
-          </w:rPr>
-          <w:t>19:26</w:t>
-        </w:r>
-      </w:hyperlink>
+      <w:r>
+        <w:rPr>
+          <w:rtl/>
+          <w:cs/>
+          <w:lang w:val="ar_AE" w:bidi="ar_AE"/>
+        </w:rPr>
+        <w:t>19:26</w:t>
+      </w:r>
       <w:r>
         <w:rPr>
           <w:rtl/>
@@ -2786,20 +2486,14 @@
         </w:rPr>
         <w:t xml:space="preserve">؛ </w:t>
       </w:r>
-      <w:hyperlink r:id="rId62">
-        <w:r>
-          <w:rPr>
-            <w:rtl/>
-            <w:cs/>
-            <w:lang w:val="ar_AE" w:bidi="ar_AE"/>
-          </w:rPr>
-          <w:rPr>
-            <w:color w:val="0000EE"/>
-            <w:u w:val="single"/>
-          </w:rPr>
-          <w:t>20:2</w:t>
-        </w:r>
-      </w:hyperlink>
+      <w:r>
+        <w:rPr>
+          <w:rtl/>
+          <w:cs/>
+          <w:lang w:val="ar_AE" w:bidi="ar_AE"/>
+        </w:rPr>
+        <w:t>20:2</w:t>
+      </w:r>
       <w:r>
         <w:rPr>
           <w:rtl/>
@@ -2808,20 +2502,14 @@
         </w:rPr>
         <w:t xml:space="preserve">؛ </w:t>
       </w:r>
-      <w:hyperlink r:id="rId63">
-        <w:r>
-          <w:rPr>
-            <w:rtl/>
-            <w:cs/>
-            <w:lang w:val="ar_AE" w:bidi="ar_AE"/>
-          </w:rPr>
-          <w:rPr>
-            <w:color w:val="0000EE"/>
-            <w:u w:val="single"/>
-          </w:rPr>
-          <w:t>21:7</w:t>
-        </w:r>
-      </w:hyperlink>
+      <w:r>
+        <w:rPr>
+          <w:rtl/>
+          <w:cs/>
+          <w:lang w:val="ar_AE" w:bidi="ar_AE"/>
+        </w:rPr>
+        <w:t>21:7</w:t>
+      </w:r>
       <w:r>
         <w:rPr>
           <w:rtl/>
@@ -2830,20 +2518,14 @@
         </w:rPr>
         <w:t>)؛ وفي رسائِلِهِ، يُطْلِقُ على نفسِهِ لقبَ "الشَّيْخ" (</w:t>
       </w:r>
-      <w:hyperlink r:id="rId64">
-        <w:r>
-          <w:rPr>
-            <w:rtl/>
-            <w:cs/>
-            <w:lang w:val="ar_AE" w:bidi="ar_AE"/>
-          </w:rPr>
-          <w:rPr>
-            <w:color w:val="0000EE"/>
-            <w:u w:val="single"/>
-          </w:rPr>
-          <w:t>3 يوحَنَّا 1:1</w:t>
-        </w:r>
-      </w:hyperlink>
+      <w:r>
+        <w:rPr>
+          <w:rtl/>
+          <w:cs/>
+          <w:lang w:val="ar_AE" w:bidi="ar_AE"/>
+        </w:rPr>
+        <w:t>3 يوحَنَّا 1:1</w:t>
+      </w:r>
       <w:r>
         <w:rPr>
           <w:rtl/>
@@ -2894,20 +2576,14 @@
         </w:rPr>
         <w:t xml:space="preserve"> (</w:t>
       </w:r>
-      <w:hyperlink r:id="rId59">
-        <w:r>
-          <w:rPr>
-            <w:rtl/>
-            <w:cs/>
-            <w:lang w:val="ar_AE" w:bidi="ar_AE"/>
-          </w:rPr>
-          <w:rPr>
-            <w:color w:val="0000EE"/>
-            <w:u w:val="single"/>
-          </w:rPr>
-          <w:t>الرُّؤيَا 1:9</w:t>
-        </w:r>
-      </w:hyperlink>
+      <w:r>
+        <w:rPr>
+          <w:rtl/>
+          <w:cs/>
+          <w:lang w:val="ar_AE" w:bidi="ar_AE"/>
+        </w:rPr>
+        <w:t>الرُّؤيَا 1:9</w:t>
+      </w:r>
       <w:r>
         <w:rPr>
           <w:rtl/>
@@ -2944,20 +2620,14 @@
         </w:rPr>
         <w:t xml:space="preserve"> في (</w:t>
       </w:r>
-      <w:hyperlink r:id="rId65">
-        <w:r>
-          <w:rPr>
-            <w:rtl/>
-            <w:cs/>
-            <w:lang w:val="ar_AE" w:bidi="ar_AE"/>
-          </w:rPr>
-          <w:rPr>
-            <w:color w:val="0000EE"/>
-            <w:u w:val="single"/>
-          </w:rPr>
-          <w:t>17:7–11</w:t>
-        </w:r>
-      </w:hyperlink>
+      <w:r>
+        <w:rPr>
+          <w:rtl/>
+          <w:cs/>
+          <w:lang w:val="ar_AE" w:bidi="ar_AE"/>
+        </w:rPr>
+        <w:t>17:7–11</w:t>
+      </w:r>
       <w:r>
         <w:rPr>
           <w:rtl/>
@@ -3010,20 +2680,14 @@
         </w:rPr>
         <w:t>(</w:t>
       </w:r>
-      <w:hyperlink r:id="rId66">
-        <w:r>
-          <w:rPr>
-            <w:rtl/>
-            <w:cs/>
-            <w:lang w:val="ar_AE" w:bidi="ar_AE"/>
-          </w:rPr>
-          <w:rPr>
-            <w:color w:val="0000EE"/>
-            <w:u w:val="single"/>
-          </w:rPr>
-          <w:t>2:9</w:t>
-        </w:r>
-      </w:hyperlink>
+      <w:r>
+        <w:rPr>
+          <w:rtl/>
+          <w:cs/>
+          <w:lang w:val="ar_AE" w:bidi="ar_AE"/>
+        </w:rPr>
+        <w:t>2:9</w:t>
+      </w:r>
       <w:r>
         <w:rPr>
           <w:rtl/>
@@ -3032,20 +2696,14 @@
         </w:rPr>
         <w:t xml:space="preserve">, </w:t>
       </w:r>
-      <w:hyperlink r:id="rId67">
-        <w:r>
-          <w:rPr>
-            <w:rtl/>
-            <w:cs/>
-            <w:lang w:val="ar_AE" w:bidi="ar_AE"/>
-          </w:rPr>
-          <w:rPr>
-            <w:color w:val="0000EE"/>
-            <w:u w:val="single"/>
-          </w:rPr>
-          <w:t>13</w:t>
-        </w:r>
-      </w:hyperlink>
+      <w:r>
+        <w:rPr>
+          <w:rtl/>
+          <w:cs/>
+          <w:lang w:val="ar_AE" w:bidi="ar_AE"/>
+        </w:rPr>
+        <w:t>13</w:t>
+      </w:r>
       <w:r>
         <w:rPr>
           <w:rtl/>
@@ -3054,20 +2712,14 @@
         </w:rPr>
         <w:t xml:space="preserve">; </w:t>
       </w:r>
-      <w:hyperlink r:id="rId68">
-        <w:r>
-          <w:rPr>
-            <w:rtl/>
-            <w:cs/>
-            <w:lang w:val="ar_AE" w:bidi="ar_AE"/>
-          </w:rPr>
-          <w:rPr>
-            <w:color w:val="0000EE"/>
-            <w:u w:val="single"/>
-          </w:rPr>
-          <w:t>3:9</w:t>
-        </w:r>
-      </w:hyperlink>
+      <w:r>
+        <w:rPr>
+          <w:rtl/>
+          <w:cs/>
+          <w:lang w:val="ar_AE" w:bidi="ar_AE"/>
+        </w:rPr>
+        <w:t>3:9</w:t>
+      </w:r>
       <w:r>
         <w:rPr>
           <w:rtl/>
@@ -3076,20 +2728,14 @@
         </w:rPr>
         <w:t xml:space="preserve">; </w:t>
       </w:r>
-      <w:hyperlink r:id="rId69">
-        <w:r>
-          <w:rPr>
-            <w:rtl/>
-            <w:cs/>
-            <w:lang w:val="ar_AE" w:bidi="ar_AE"/>
-          </w:rPr>
-          <w:rPr>
-            <w:color w:val="0000EE"/>
-            <w:u w:val="single"/>
-          </w:rPr>
-          <w:t>13:7</w:t>
-        </w:r>
-      </w:hyperlink>
+      <w:r>
+        <w:rPr>
+          <w:rtl/>
+          <w:cs/>
+          <w:lang w:val="ar_AE" w:bidi="ar_AE"/>
+        </w:rPr>
+        <w:t>13:7</w:t>
+      </w:r>
       <w:r>
         <w:rPr>
           <w:rtl/>
@@ -3098,20 +2744,14 @@
         </w:rPr>
         <w:t>). وهكذا، يدعو الرَّائي قراءَهُ إلى التَّحَلِّي بالصَّبْرِ والأمانَةِ (</w:t>
       </w:r>
-      <w:hyperlink r:id="rId70">
-        <w:r>
-          <w:rPr>
-            <w:rtl/>
-            <w:cs/>
-            <w:lang w:val="ar_AE" w:bidi="ar_AE"/>
-          </w:rPr>
-          <w:rPr>
-            <w:color w:val="0000EE"/>
-            <w:u w:val="single"/>
-          </w:rPr>
-          <w:t>13:10</w:t>
-        </w:r>
-      </w:hyperlink>
+      <w:r>
+        <w:rPr>
+          <w:rtl/>
+          <w:cs/>
+          <w:lang w:val="ar_AE" w:bidi="ar_AE"/>
+        </w:rPr>
+        <w:t>13:10</w:t>
+      </w:r>
       <w:r>
         <w:rPr>
           <w:rtl/>
@@ -3179,20 +2819,14 @@
         </w:rPr>
         <w:t xml:space="preserve"> </w:t>
       </w:r>
-      <w:hyperlink r:id="rId71">
-        <w:r>
-          <w:rPr>
-            <w:rtl/>
-            <w:cs/>
-            <w:lang w:val="ar_AE" w:bidi="ar_AE"/>
-          </w:rPr>
-          <w:rPr>
-            <w:color w:val="0000EE"/>
-            <w:u w:val="single"/>
-          </w:rPr>
-          <w:t>الرُّؤيَا 1–3</w:t>
-        </w:r>
-      </w:hyperlink>
+      <w:r>
+        <w:rPr>
+          <w:rtl/>
+          <w:cs/>
+          <w:lang w:val="ar_AE" w:bidi="ar_AE"/>
+        </w:rPr>
+        <w:t>الرُّؤيَا 1–3</w:t>
+      </w:r>
       <w:r>
         <w:rPr>
           <w:rtl/>
@@ -3259,20 +2893,14 @@
         </w:rPr>
         <w:t xml:space="preserve"> (</w:t>
       </w:r>
-      <w:hyperlink r:id="rId72">
-        <w:r>
-          <w:rPr>
-            <w:rtl/>
-            <w:cs/>
-            <w:lang w:val="ar_AE" w:bidi="ar_AE"/>
-          </w:rPr>
-          <w:rPr>
-            <w:color w:val="0000EE"/>
-            <w:u w:val="single"/>
-          </w:rPr>
-          <w:t>6:3–4</w:t>
-        </w:r>
-      </w:hyperlink>
+      <w:r>
+        <w:rPr>
+          <w:rtl/>
+          <w:cs/>
+          <w:lang w:val="ar_AE" w:bidi="ar_AE"/>
+        </w:rPr>
+        <w:t>6:3–4</w:t>
+      </w:r>
       <w:r>
         <w:rPr>
           <w:rtl/>
@@ -3281,20 +2909,14 @@
         </w:rPr>
         <w:t xml:space="preserve">، </w:t>
       </w:r>
-      <w:hyperlink r:id="rId73">
-        <w:r>
-          <w:rPr>
-            <w:rtl/>
-            <w:cs/>
-            <w:lang w:val="ar_AE" w:bidi="ar_AE"/>
-          </w:rPr>
-          <w:rPr>
-            <w:color w:val="0000EE"/>
-            <w:u w:val="single"/>
-          </w:rPr>
-          <w:t>7–8</w:t>
-        </w:r>
-      </w:hyperlink>
+      <w:r>
+        <w:rPr>
+          <w:rtl/>
+          <w:cs/>
+          <w:lang w:val="ar_AE" w:bidi="ar_AE"/>
+        </w:rPr>
+        <w:t>7–8</w:t>
+      </w:r>
       <w:r>
         <w:rPr>
           <w:rtl/>
@@ -3303,20 +2925,14 @@
         </w:rPr>
         <w:t xml:space="preserve">؛ </w:t>
       </w:r>
-      <w:hyperlink r:id="rId74">
-        <w:r>
-          <w:rPr>
-            <w:rtl/>
-            <w:cs/>
-            <w:lang w:val="ar_AE" w:bidi="ar_AE"/>
-          </w:rPr>
-          <w:rPr>
-            <w:color w:val="0000EE"/>
-            <w:u w:val="single"/>
-          </w:rPr>
-          <w:t>13:5–7</w:t>
-        </w:r>
-      </w:hyperlink>
+      <w:r>
+        <w:rPr>
+          <w:rtl/>
+          <w:cs/>
+          <w:lang w:val="ar_AE" w:bidi="ar_AE"/>
+        </w:rPr>
+        <w:t>13:5–7</w:t>
+      </w:r>
       <w:r>
         <w:rPr>
           <w:rtl/>
@@ -3357,20 +2973,14 @@
         </w:rPr>
         <w:t>" (</w:t>
       </w:r>
-      <w:hyperlink r:id="rId75">
-        <w:r>
-          <w:rPr>
-            <w:rtl/>
-            <w:cs/>
-            <w:lang w:val="ar_AE" w:bidi="ar_AE"/>
-          </w:rPr>
-          <w:rPr>
-            <w:color w:val="0000EE"/>
-            <w:u w:val="single"/>
-          </w:rPr>
-          <w:t>1:8</w:t>
-        </w:r>
-      </w:hyperlink>
+      <w:r>
+        <w:rPr>
+          <w:rtl/>
+          <w:cs/>
+          <w:lang w:val="ar_AE" w:bidi="ar_AE"/>
+        </w:rPr>
+        <w:t>1:8</w:t>
+      </w:r>
       <w:r>
         <w:rPr>
           <w:rtl/>
@@ -3411,20 +3021,14 @@
         </w:rPr>
         <w:t xml:space="preserve"> (</w:t>
       </w:r>
-      <w:hyperlink r:id="rId76">
-        <w:r>
-          <w:rPr>
-            <w:rtl/>
-            <w:cs/>
-            <w:lang w:val="ar_AE" w:bidi="ar_AE"/>
-          </w:rPr>
-          <w:rPr>
-            <w:color w:val="0000EE"/>
-            <w:u w:val="single"/>
-          </w:rPr>
-          <w:t>12:12</w:t>
-        </w:r>
-      </w:hyperlink>
+      <w:r>
+        <w:rPr>
+          <w:rtl/>
+          <w:cs/>
+          <w:lang w:val="ar_AE" w:bidi="ar_AE"/>
+        </w:rPr>
+        <w:t>12:12</w:t>
+      </w:r>
       <w:r>
         <w:rPr>
           <w:rtl/>
@@ -3477,20 +3081,14 @@
         </w:rPr>
         <w:t xml:space="preserve"> (</w:t>
       </w:r>
-      <w:hyperlink r:id="rId77">
-        <w:r>
-          <w:rPr>
-            <w:rtl/>
-            <w:cs/>
-            <w:lang w:val="ar_AE" w:bidi="ar_AE"/>
-          </w:rPr>
-          <w:rPr>
-            <w:color w:val="0000EE"/>
-            <w:u w:val="single"/>
-          </w:rPr>
-          <w:t>6:9–10</w:t>
-        </w:r>
-      </w:hyperlink>
+      <w:r>
+        <w:rPr>
+          <w:rtl/>
+          <w:cs/>
+          <w:lang w:val="ar_AE" w:bidi="ar_AE"/>
+        </w:rPr>
+        <w:t>6:9–10</w:t>
+      </w:r>
       <w:r>
         <w:rPr>
           <w:rtl/>
@@ -3515,20 +3113,14 @@
         </w:rPr>
         <w:t xml:space="preserve"> (</w:t>
       </w:r>
-      <w:hyperlink r:id="rId78">
-        <w:r>
-          <w:rPr>
-            <w:rtl/>
-            <w:cs/>
-            <w:lang w:val="ar_AE" w:bidi="ar_AE"/>
-          </w:rPr>
-          <w:rPr>
-            <w:color w:val="0000EE"/>
-            <w:u w:val="single"/>
-          </w:rPr>
-          <w:t>5:5–6</w:t>
-        </w:r>
-      </w:hyperlink>
+      <w:r>
+        <w:rPr>
+          <w:rtl/>
+          <w:cs/>
+          <w:lang w:val="ar_AE" w:bidi="ar_AE"/>
+        </w:rPr>
+        <w:t>5:5–6</w:t>
+      </w:r>
       <w:r>
         <w:rPr>
           <w:rtl/>
@@ -3537,20 +3129,14 @@
         </w:rPr>
         <w:t>). هو المستَحِقُّ بالتمام أن يَنْعَمَ بتسبيحِنا (</w:t>
       </w:r>
-      <w:hyperlink r:id="rId79">
-        <w:r>
-          <w:rPr>
-            <w:rtl/>
-            <w:cs/>
-            <w:lang w:val="ar_AE" w:bidi="ar_AE"/>
-          </w:rPr>
-          <w:rPr>
-            <w:color w:val="0000EE"/>
-            <w:u w:val="single"/>
-          </w:rPr>
-          <w:t>5:12</w:t>
-        </w:r>
-      </w:hyperlink>
+      <w:r>
+        <w:rPr>
+          <w:rtl/>
+          <w:cs/>
+          <w:lang w:val="ar_AE" w:bidi="ar_AE"/>
+        </w:rPr>
+        <w:t>5:12</w:t>
+      </w:r>
       <w:r>
         <w:rPr>
           <w:rtl/>
@@ -3559,20 +3145,14 @@
         </w:rPr>
         <w:t>)، هو الواحدُ مع الله الأبدي (</w:t>
       </w:r>
-      <w:hyperlink r:id="rId80">
-        <w:r>
-          <w:rPr>
-            <w:rtl/>
-            <w:cs/>
-            <w:lang w:val="ar_AE" w:bidi="ar_AE"/>
-          </w:rPr>
-          <w:rPr>
-            <w:color w:val="0000EE"/>
-            <w:u w:val="single"/>
-          </w:rPr>
-          <w:t>5:13–14</w:t>
-        </w:r>
-      </w:hyperlink>
+      <w:r>
+        <w:rPr>
+          <w:rtl/>
+          <w:cs/>
+          <w:lang w:val="ar_AE" w:bidi="ar_AE"/>
+        </w:rPr>
+        <w:t>5:13–14</w:t>
+      </w:r>
       <w:r>
         <w:rPr>
           <w:rtl/>
@@ -3597,20 +3177,14 @@
         </w:rPr>
         <w:t xml:space="preserve"> (</w:t>
       </w:r>
-      <w:hyperlink r:id="rId81">
-        <w:r>
-          <w:rPr>
-            <w:rtl/>
-            <w:cs/>
-            <w:lang w:val="ar_AE" w:bidi="ar_AE"/>
-          </w:rPr>
-          <w:rPr>
-            <w:color w:val="0000EE"/>
-            <w:u w:val="single"/>
-          </w:rPr>
-          <w:t>6:1–8</w:t>
-        </w:r>
-      </w:hyperlink>
+      <w:r>
+        <w:rPr>
+          <w:rtl/>
+          <w:cs/>
+          <w:lang w:val="ar_AE" w:bidi="ar_AE"/>
+        </w:rPr>
+        <w:t>6:1–8</w:t>
+      </w:r>
       <w:r>
         <w:rPr>
           <w:rtl/>
@@ -3635,20 +3209,14 @@
         </w:rPr>
         <w:t xml:space="preserve"> (</w:t>
       </w:r>
-      <w:hyperlink r:id="rId82">
-        <w:r>
-          <w:rPr>
-            <w:rtl/>
-            <w:cs/>
-            <w:lang w:val="ar_AE" w:bidi="ar_AE"/>
-          </w:rPr>
-          <w:rPr>
-            <w:color w:val="0000EE"/>
-            <w:u w:val="single"/>
-          </w:rPr>
-          <w:t>13:15–17</w:t>
-        </w:r>
-      </w:hyperlink>
+      <w:r>
+        <w:rPr>
+          <w:rtl/>
+          <w:cs/>
+          <w:lang w:val="ar_AE" w:bidi="ar_AE"/>
+        </w:rPr>
+        <w:t>13:15–17</w:t>
+      </w:r>
       <w:r>
         <w:rPr>
           <w:rtl/>
@@ -3673,20 +3241,14 @@
         </w:rPr>
         <w:t xml:space="preserve"> (</w:t>
       </w:r>
-      <w:hyperlink r:id="rId83">
-        <w:r>
-          <w:rPr>
-            <w:rtl/>
-            <w:cs/>
-            <w:lang w:val="ar_AE" w:bidi="ar_AE"/>
-          </w:rPr>
-          <w:rPr>
-            <w:color w:val="0000EE"/>
-            <w:u w:val="single"/>
-          </w:rPr>
-          <w:t>18:9–24</w:t>
-        </w:r>
-      </w:hyperlink>
+      <w:r>
+        <w:rPr>
+          <w:rtl/>
+          <w:cs/>
+          <w:lang w:val="ar_AE" w:bidi="ar_AE"/>
+        </w:rPr>
+        <w:t>18:9–24</w:t>
+      </w:r>
       <w:r>
         <w:rPr>
           <w:rtl/>
@@ -3695,20 +3257,14 @@
         </w:rPr>
         <w:t>). قد يتعرَّض شعبُ الله للاضطهادِ والموتِ من أجل إيمانِهم (</w:t>
       </w:r>
-      <w:hyperlink r:id="rId69">
-        <w:r>
-          <w:rPr>
-            <w:rtl/>
-            <w:cs/>
-            <w:lang w:val="ar_AE" w:bidi="ar_AE"/>
-          </w:rPr>
-          <w:rPr>
-            <w:color w:val="0000EE"/>
-            <w:u w:val="single"/>
-          </w:rPr>
-          <w:t>13:7</w:t>
-        </w:r>
-      </w:hyperlink>
+      <w:r>
+        <w:rPr>
+          <w:rtl/>
+          <w:cs/>
+          <w:lang w:val="ar_AE" w:bidi="ar_AE"/>
+        </w:rPr>
+        <w:t>13:7</w:t>
+      </w:r>
       <w:r>
         <w:rPr>
           <w:rtl/>
@@ -3733,20 +3289,14 @@
         </w:rPr>
         <w:t xml:space="preserve"> (</w:t>
       </w:r>
-      <w:hyperlink r:id="rId84">
-        <w:r>
-          <w:rPr>
-            <w:rtl/>
-            <w:cs/>
-            <w:lang w:val="ar_AE" w:bidi="ar_AE"/>
-          </w:rPr>
-          <w:rPr>
-            <w:color w:val="0000EE"/>
-            <w:u w:val="single"/>
-          </w:rPr>
-          <w:t>14:1–3</w:t>
-        </w:r>
-      </w:hyperlink>
+      <w:r>
+        <w:rPr>
+          <w:rtl/>
+          <w:cs/>
+          <w:lang w:val="ar_AE" w:bidi="ar_AE"/>
+        </w:rPr>
+        <w:t>14:1–3</w:t>
+      </w:r>
       <w:r>
         <w:rPr>
           <w:rtl/>
@@ -3755,20 +3305,14 @@
         </w:rPr>
         <w:t>) لأنهم خُتِموا على جباههم بِخَتْمِ الله (</w:t>
       </w:r>
-      <w:hyperlink r:id="rId85">
-        <w:r>
-          <w:rPr>
-            <w:rtl/>
-            <w:cs/>
-            <w:lang w:val="ar_AE" w:bidi="ar_AE"/>
-          </w:rPr>
-          <w:rPr>
-            <w:color w:val="0000EE"/>
-            <w:u w:val="single"/>
-          </w:rPr>
-          <w:t>7:4</w:t>
-        </w:r>
-      </w:hyperlink>
+      <w:r>
+        <w:rPr>
+          <w:rtl/>
+          <w:cs/>
+          <w:lang w:val="ar_AE" w:bidi="ar_AE"/>
+        </w:rPr>
+        <w:t>7:4</w:t>
+      </w:r>
       <w:r>
         <w:rPr>
           <w:rtl/>
@@ -3793,20 +3337,14 @@
         </w:rPr>
         <w:t>النُّصْرَةِ البيضاء (</w:t>
       </w:r>
-      <w:hyperlink r:id="rId86">
-        <w:r>
-          <w:rPr>
-            <w:rtl/>
-            <w:cs/>
-            <w:lang w:val="ar_AE" w:bidi="ar_AE"/>
-          </w:rPr>
-          <w:rPr>
-            <w:color w:val="0000EE"/>
-            <w:u w:val="single"/>
-          </w:rPr>
-          <w:t>6:11</w:t>
-        </w:r>
-      </w:hyperlink>
+      <w:r>
+        <w:rPr>
+          <w:rtl/>
+          <w:cs/>
+          <w:lang w:val="ar_AE" w:bidi="ar_AE"/>
+        </w:rPr>
+        <w:t>6:11</w:t>
+      </w:r>
       <w:r>
         <w:rPr>
           <w:rtl/>
@@ -3815,20 +3353,14 @@
         </w:rPr>
         <w:t xml:space="preserve">; </w:t>
       </w:r>
-      <w:hyperlink r:id="rId87">
-        <w:r>
-          <w:rPr>
-            <w:rtl/>
-            <w:cs/>
-            <w:lang w:val="ar_AE" w:bidi="ar_AE"/>
-          </w:rPr>
-          <w:rPr>
-            <w:color w:val="0000EE"/>
-            <w:u w:val="single"/>
-          </w:rPr>
-          <w:t>7:9</w:t>
-        </w:r>
-      </w:hyperlink>
+      <w:r>
+        <w:rPr>
+          <w:rtl/>
+          <w:cs/>
+          <w:lang w:val="ar_AE" w:bidi="ar_AE"/>
+        </w:rPr>
+        <w:t>7:9</w:t>
+      </w:r>
       <w:r>
         <w:rPr>
           <w:rtl/>
@@ -3837,20 +3369,14 @@
         </w:rPr>
         <w:t>). ومتاحٌ لهم الدُّخول إلى مسكنِهم السماوي (</w:t>
       </w:r>
-      <w:hyperlink r:id="rId88">
-        <w:r>
-          <w:rPr>
-            <w:rtl/>
-            <w:cs/>
-            <w:lang w:val="ar_AE" w:bidi="ar_AE"/>
-          </w:rPr>
-          <w:rPr>
-            <w:color w:val="0000EE"/>
-            <w:u w:val="single"/>
-          </w:rPr>
-          <w:t>21:7</w:t>
-        </w:r>
-      </w:hyperlink>
+      <w:r>
+        <w:rPr>
+          <w:rtl/>
+          <w:cs/>
+          <w:lang w:val="ar_AE" w:bidi="ar_AE"/>
+        </w:rPr>
+        <w:t>21:7</w:t>
+      </w:r>
       <w:r>
         <w:rPr>
           <w:rtl/>
@@ -3859,20 +3385,14 @@
         </w:rPr>
         <w:t>)، هناك يسبِّحُون اللهَ والحَمَلَ على الدَّوامِ (</w:t>
       </w:r>
-      <w:hyperlink r:id="rId89">
-        <w:r>
-          <w:rPr>
-            <w:rtl/>
-            <w:cs/>
-            <w:lang w:val="ar_AE" w:bidi="ar_AE"/>
-          </w:rPr>
-          <w:rPr>
-            <w:color w:val="0000EE"/>
-            <w:u w:val="single"/>
-          </w:rPr>
-          <w:t>7:10</w:t>
-        </w:r>
-      </w:hyperlink>
+      <w:r>
+        <w:rPr>
+          <w:rtl/>
+          <w:cs/>
+          <w:lang w:val="ar_AE" w:bidi="ar_AE"/>
+        </w:rPr>
+        <w:t>7:10</w:t>
+      </w:r>
       <w:r>
         <w:rPr>
           <w:rtl/>
@@ -3881,20 +3401,14 @@
         </w:rPr>
         <w:t>)، لأنهم سَيَحْيُون إلى الأَبَدِ (</w:t>
       </w:r>
-      <w:hyperlink r:id="rId90">
-        <w:r>
-          <w:rPr>
-            <w:rtl/>
-            <w:cs/>
-            <w:lang w:val="ar_AE" w:bidi="ar_AE"/>
-          </w:rPr>
-          <w:rPr>
-            <w:color w:val="0000EE"/>
-            <w:u w:val="single"/>
-          </w:rPr>
-          <w:t>22:5</w:t>
-        </w:r>
-      </w:hyperlink>
+      <w:r>
+        <w:rPr>
+          <w:rtl/>
+          <w:cs/>
+          <w:lang w:val="ar_AE" w:bidi="ar_AE"/>
+        </w:rPr>
+        <w:t>22:5</w:t>
+      </w:r>
       <w:r>
         <w:rPr>
           <w:rtl/>
@@ -3919,20 +3433,14 @@
         </w:rPr>
         <w:t xml:space="preserve"> (</w:t>
       </w:r>
-      <w:hyperlink r:id="rId78">
-        <w:r>
-          <w:rPr>
-            <w:rtl/>
-            <w:cs/>
-            <w:lang w:val="ar_AE" w:bidi="ar_AE"/>
-          </w:rPr>
-          <w:rPr>
-            <w:color w:val="0000EE"/>
-            <w:u w:val="single"/>
-          </w:rPr>
-          <w:t>5:5–6</w:t>
-        </w:r>
-      </w:hyperlink>
+      <w:r>
+        <w:rPr>
+          <w:rtl/>
+          <w:cs/>
+          <w:lang w:val="ar_AE" w:bidi="ar_AE"/>
+        </w:rPr>
+        <w:t>5:5–6</w:t>
+      </w:r>
       <w:r>
         <w:rPr>
           <w:rtl/>
@@ -3973,20 +3481,14 @@
         </w:rPr>
         <w:t xml:space="preserve"> (</w:t>
       </w:r>
-      <w:hyperlink r:id="rId69">
-        <w:r>
-          <w:rPr>
-            <w:rtl/>
-            <w:cs/>
-            <w:lang w:val="ar_AE" w:bidi="ar_AE"/>
-          </w:rPr>
-          <w:rPr>
-            <w:color w:val="0000EE"/>
-            <w:u w:val="single"/>
-          </w:rPr>
-          <w:t>13:7</w:t>
-        </w:r>
-      </w:hyperlink>
+      <w:r>
+        <w:rPr>
+          <w:rtl/>
+          <w:cs/>
+          <w:lang w:val="ar_AE" w:bidi="ar_AE"/>
+        </w:rPr>
+        <w:t>13:7</w:t>
+      </w:r>
       <w:r>
         <w:rPr>
           <w:rtl/>
@@ -3995,20 +3497,14 @@
         </w:rPr>
         <w:t>)، إلا أنهم قد غَلَبُوه بالفِعْلِ بالمسيح وبشهادَتِهم عنه (</w:t>
       </w:r>
-      <w:hyperlink r:id="rId91">
-        <w:r>
-          <w:rPr>
-            <w:rtl/>
-            <w:cs/>
-            <w:lang w:val="ar_AE" w:bidi="ar_AE"/>
-          </w:rPr>
-          <w:rPr>
-            <w:color w:val="0000EE"/>
-            <w:u w:val="single"/>
-          </w:rPr>
-          <w:t>12:11</w:t>
-        </w:r>
-      </w:hyperlink>
+      <w:r>
+        <w:rPr>
+          <w:rtl/>
+          <w:cs/>
+          <w:lang w:val="ar_AE" w:bidi="ar_AE"/>
+        </w:rPr>
+        <w:t>12:11</w:t>
+      </w:r>
       <w:r>
         <w:rPr>
           <w:rtl/>
@@ -4045,20 +3541,14 @@
         </w:rPr>
         <w:t xml:space="preserve"> (</w:t>
       </w:r>
-      <w:hyperlink r:id="rId92">
-        <w:r>
-          <w:rPr>
-            <w:rtl/>
-            <w:cs/>
-            <w:lang w:val="ar_AE" w:bidi="ar_AE"/>
-          </w:rPr>
-          <w:rPr>
-            <w:color w:val="0000EE"/>
-            <w:u w:val="single"/>
-          </w:rPr>
-          <w:t>1:17–18</w:t>
-        </w:r>
-      </w:hyperlink>
+      <w:r>
+        <w:rPr>
+          <w:rtl/>
+          <w:cs/>
+          <w:lang w:val="ar_AE" w:bidi="ar_AE"/>
+        </w:rPr>
+        <w:t>1:17–18</w:t>
+      </w:r>
       <w:r>
         <w:rPr>
           <w:rtl/>
@@ -4067,20 +3557,14 @@
         </w:rPr>
         <w:t xml:space="preserve">; </w:t>
       </w:r>
-      <w:hyperlink r:id="rId93">
-        <w:r>
-          <w:rPr>
-            <w:rtl/>
-            <w:cs/>
-            <w:lang w:val="ar_AE" w:bidi="ar_AE"/>
-          </w:rPr>
-          <w:rPr>
-            <w:color w:val="0000EE"/>
-            <w:u w:val="single"/>
-          </w:rPr>
-          <w:t>5:5</w:t>
-        </w:r>
-      </w:hyperlink>
+      <w:r>
+        <w:rPr>
+          <w:rtl/>
+          <w:cs/>
+          <w:lang w:val="ar_AE" w:bidi="ar_AE"/>
+        </w:rPr>
+        <w:t>5:5</w:t>
+      </w:r>
       <w:r>
         <w:rPr>
           <w:rtl/>
@@ -4089,20 +3573,14 @@
         </w:rPr>
         <w:t>) بل يَتَحَمَّلُوا آلامَهم بِكُلِّ أمانَةٍ (</w:t>
       </w:r>
-      <w:hyperlink r:id="rId70">
-        <w:r>
-          <w:rPr>
-            <w:rtl/>
-            <w:cs/>
-            <w:lang w:val="ar_AE" w:bidi="ar_AE"/>
-          </w:rPr>
-          <w:rPr>
-            <w:color w:val="0000EE"/>
-            <w:u w:val="single"/>
-          </w:rPr>
-          <w:t>13:10</w:t>
-        </w:r>
-      </w:hyperlink>
+      <w:r>
+        <w:rPr>
+          <w:rtl/>
+          <w:cs/>
+          <w:lang w:val="ar_AE" w:bidi="ar_AE"/>
+        </w:rPr>
+        <w:t>13:10</w:t>
+      </w:r>
       <w:r>
         <w:rPr>
           <w:rtl/>
@@ -4111,20 +3589,14 @@
         </w:rPr>
         <w:t>). مع الله سَتَكُون لَهُم السِّيَادَة (</w:t>
       </w:r>
-      <w:hyperlink r:id="rId94">
-        <w:r>
-          <w:rPr>
-            <w:rtl/>
-            <w:cs/>
-            <w:lang w:val="ar_AE" w:bidi="ar_AE"/>
-          </w:rPr>
-          <w:rPr>
-            <w:color w:val="0000EE"/>
-            <w:u w:val="single"/>
-          </w:rPr>
-          <w:t>1:6–7</w:t>
-        </w:r>
-      </w:hyperlink>
+      <w:r>
+        <w:rPr>
+          <w:rtl/>
+          <w:cs/>
+          <w:lang w:val="ar_AE" w:bidi="ar_AE"/>
+        </w:rPr>
+        <w:t>1:6–7</w:t>
+      </w:r>
       <w:r>
         <w:rPr>
           <w:rtl/>
@@ -4133,20 +3605,14 @@
         </w:rPr>
         <w:t xml:space="preserve">; </w:t>
       </w:r>
-      <w:hyperlink r:id="rId95">
-        <w:r>
-          <w:rPr>
-            <w:rtl/>
-            <w:cs/>
-            <w:lang w:val="ar_AE" w:bidi="ar_AE"/>
-          </w:rPr>
-          <w:rPr>
-            <w:color w:val="0000EE"/>
-            <w:u w:val="single"/>
-          </w:rPr>
-          <w:t>11:17–18</w:t>
-        </w:r>
-      </w:hyperlink>
+      <w:r>
+        <w:rPr>
+          <w:rtl/>
+          <w:cs/>
+          <w:lang w:val="ar_AE" w:bidi="ar_AE"/>
+        </w:rPr>
+        <w:t>11:17–18</w:t>
+      </w:r>
       <w:r>
         <w:rPr>
           <w:rtl/>
@@ -4155,20 +3621,14 @@
         </w:rPr>
         <w:t>). في النهايةِ، سَيُدَان النَّاسُ بناءً عَلَى أفعالِهم وطريقَةِ قيامِهِم بها (</w:t>
       </w:r>
-      <w:hyperlink r:id="rId96">
-        <w:r>
-          <w:rPr>
-            <w:rtl/>
-            <w:cs/>
-            <w:lang w:val="ar_AE" w:bidi="ar_AE"/>
-          </w:rPr>
-          <w:rPr>
-            <w:color w:val="0000EE"/>
-            <w:u w:val="single"/>
-          </w:rPr>
-          <w:t>20:12</w:t>
-        </w:r>
-      </w:hyperlink>
+      <w:r>
+        <w:rPr>
+          <w:rtl/>
+          <w:cs/>
+          <w:lang w:val="ar_AE" w:bidi="ar_AE"/>
+        </w:rPr>
+        <w:t>20:12</w:t>
+      </w:r>
       <w:r>
         <w:rPr>
           <w:rtl/>
@@ -4177,20 +3637,14 @@
         </w:rPr>
         <w:t>)، سَيُبَارِكُ الله من ينتبهون لِنُبُوَّةِ هذا الكتابِ (</w:t>
       </w:r>
-      <w:hyperlink r:id="rId53">
-        <w:r>
-          <w:rPr>
-            <w:rtl/>
-            <w:cs/>
-            <w:lang w:val="ar_AE" w:bidi="ar_AE"/>
-          </w:rPr>
-          <w:rPr>
-            <w:color w:val="0000EE"/>
-            <w:u w:val="single"/>
-          </w:rPr>
-          <w:t>1:3</w:t>
-        </w:r>
-      </w:hyperlink>
+      <w:r>
+        <w:rPr>
+          <w:rtl/>
+          <w:cs/>
+          <w:lang w:val="ar_AE" w:bidi="ar_AE"/>
+        </w:rPr>
+        <w:t>1:3</w:t>
+      </w:r>
       <w:r>
         <w:rPr>
           <w:rtl/>
@@ -4199,20 +3653,14 @@
         </w:rPr>
         <w:t xml:space="preserve">; </w:t>
       </w:r>
-      <w:hyperlink r:id="rId54">
-        <w:r>
-          <w:rPr>
-            <w:rtl/>
-            <w:cs/>
-            <w:lang w:val="ar_AE" w:bidi="ar_AE"/>
-          </w:rPr>
-          <w:rPr>
-            <w:color w:val="0000EE"/>
-            <w:u w:val="single"/>
-          </w:rPr>
-          <w:t>22:7</w:t>
-        </w:r>
-      </w:hyperlink>
+      <w:r>
+        <w:rPr>
+          <w:rtl/>
+          <w:cs/>
+          <w:lang w:val="ar_AE" w:bidi="ar_AE"/>
+        </w:rPr>
+        <w:t>22:7</w:t>
+      </w:r>
       <w:r>
         <w:rPr>
           <w:rtl/>
@@ -4221,20 +3669,14 @@
         </w:rPr>
         <w:t>). ولذلك، فإن شعْبَ الله المقدَّس مدعوٌّ إلى المثابرةِ بكلِّ أمانةٍ ليكونوا مُنْتَصِرين (</w:t>
       </w:r>
-      <w:hyperlink r:id="rId97">
-        <w:r>
-          <w:rPr>
-            <w:rtl/>
-            <w:cs/>
-            <w:lang w:val="ar_AE" w:bidi="ar_AE"/>
-          </w:rPr>
-          <w:rPr>
-            <w:color w:val="0000EE"/>
-            <w:u w:val="single"/>
-          </w:rPr>
-          <w:t>2:7</w:t>
-        </w:r>
-      </w:hyperlink>
+      <w:r>
+        <w:rPr>
+          <w:rtl/>
+          <w:cs/>
+          <w:lang w:val="ar_AE" w:bidi="ar_AE"/>
+        </w:rPr>
+        <w:t>2:7</w:t>
+      </w:r>
       <w:r>
         <w:rPr>
           <w:rtl/>
@@ -4243,20 +3685,14 @@
         </w:rPr>
         <w:t xml:space="preserve">, </w:t>
       </w:r>
-      <w:hyperlink r:id="rId98">
-        <w:r>
-          <w:rPr>
-            <w:rtl/>
-            <w:cs/>
-            <w:lang w:val="ar_AE" w:bidi="ar_AE"/>
-          </w:rPr>
-          <w:rPr>
-            <w:color w:val="0000EE"/>
-            <w:u w:val="single"/>
-          </w:rPr>
-          <w:t>11</w:t>
-        </w:r>
-      </w:hyperlink>
+      <w:r>
+        <w:rPr>
+          <w:rtl/>
+          <w:cs/>
+          <w:lang w:val="ar_AE" w:bidi="ar_AE"/>
+        </w:rPr>
+        <w:t>11</w:t>
+      </w:r>
       <w:r>
         <w:rPr>
           <w:rtl/>
@@ -4265,20 +3701,14 @@
         </w:rPr>
         <w:t xml:space="preserve">, </w:t>
       </w:r>
-      <w:hyperlink r:id="rId99">
-        <w:r>
-          <w:rPr>
-            <w:rtl/>
-            <w:cs/>
-            <w:lang w:val="ar_AE" w:bidi="ar_AE"/>
-          </w:rPr>
-          <w:rPr>
-            <w:color w:val="0000EE"/>
-            <w:u w:val="single"/>
-          </w:rPr>
-          <w:t>17</w:t>
-        </w:r>
-      </w:hyperlink>
+      <w:r>
+        <w:rPr>
+          <w:rtl/>
+          <w:cs/>
+          <w:lang w:val="ar_AE" w:bidi="ar_AE"/>
+        </w:rPr>
+        <w:t>17</w:t>
+      </w:r>
       <w:r>
         <w:rPr>
           <w:rtl/>
@@ -4287,20 +3717,14 @@
         </w:rPr>
         <w:t xml:space="preserve">, </w:t>
       </w:r>
-      <w:hyperlink r:id="rId100">
-        <w:r>
-          <w:rPr>
-            <w:rtl/>
-            <w:cs/>
-            <w:lang w:val="ar_AE" w:bidi="ar_AE"/>
-          </w:rPr>
-          <w:rPr>
-            <w:color w:val="0000EE"/>
-            <w:u w:val="single"/>
-          </w:rPr>
-          <w:t>26</w:t>
-        </w:r>
-      </w:hyperlink>
+      <w:r>
+        <w:rPr>
+          <w:rtl/>
+          <w:cs/>
+          <w:lang w:val="ar_AE" w:bidi="ar_AE"/>
+        </w:rPr>
+        <w:t>26</w:t>
+      </w:r>
       <w:r>
         <w:rPr>
           <w:rtl/>
@@ -4309,20 +3733,14 @@
         </w:rPr>
         <w:t xml:space="preserve">; </w:t>
       </w:r>
-      <w:hyperlink r:id="rId101">
-        <w:r>
-          <w:rPr>
-            <w:rtl/>
-            <w:cs/>
-            <w:lang w:val="ar_AE" w:bidi="ar_AE"/>
-          </w:rPr>
-          <w:rPr>
-            <w:color w:val="0000EE"/>
-            <w:u w:val="single"/>
-          </w:rPr>
-          <w:t>3:5</w:t>
-        </w:r>
-      </w:hyperlink>
+      <w:r>
+        <w:rPr>
+          <w:rtl/>
+          <w:cs/>
+          <w:lang w:val="ar_AE" w:bidi="ar_AE"/>
+        </w:rPr>
+        <w:t>3:5</w:t>
+      </w:r>
       <w:r>
         <w:rPr>
           <w:rtl/>
@@ -4331,20 +3749,14 @@
         </w:rPr>
         <w:t xml:space="preserve">, </w:t>
       </w:r>
-      <w:hyperlink r:id="rId102">
-        <w:r>
-          <w:rPr>
-            <w:rtl/>
-            <w:cs/>
-            <w:lang w:val="ar_AE" w:bidi="ar_AE"/>
-          </w:rPr>
-          <w:rPr>
-            <w:color w:val="0000EE"/>
-            <w:u w:val="single"/>
-          </w:rPr>
-          <w:t>12</w:t>
-        </w:r>
-      </w:hyperlink>
+      <w:r>
+        <w:rPr>
+          <w:rtl/>
+          <w:cs/>
+          <w:lang w:val="ar_AE" w:bidi="ar_AE"/>
+        </w:rPr>
+        <w:t>12</w:t>
+      </w:r>
       <w:r>
         <w:rPr>
           <w:rtl/>
@@ -4353,20 +3765,14 @@
         </w:rPr>
         <w:t xml:space="preserve">, </w:t>
       </w:r>
-      <w:hyperlink r:id="rId103">
-        <w:r>
-          <w:rPr>
-            <w:rtl/>
-            <w:cs/>
-            <w:lang w:val="ar_AE" w:bidi="ar_AE"/>
-          </w:rPr>
-          <w:rPr>
-            <w:color w:val="0000EE"/>
-            <w:u w:val="single"/>
-          </w:rPr>
-          <w:t>21</w:t>
-        </w:r>
-      </w:hyperlink>
+      <w:r>
+        <w:rPr>
+          <w:rtl/>
+          <w:cs/>
+          <w:lang w:val="ar_AE" w:bidi="ar_AE"/>
+        </w:rPr>
+        <w:t>21</w:t>
+      </w:r>
       <w:r>
         <w:rPr>
           <w:rtl/>
@@ -4375,20 +3781,14 @@
         </w:rPr>
         <w:t>). يدعوهم سِفْرُ الرُّؤيَا إلى طاعَةِ الله، والتَّمَسُّكِ بشهادَتِهِم (</w:t>
       </w:r>
-      <w:hyperlink r:id="rId104">
-        <w:r>
-          <w:rPr>
-            <w:rtl/>
-            <w:cs/>
-            <w:lang w:val="ar_AE" w:bidi="ar_AE"/>
-          </w:rPr>
-          <w:rPr>
-            <w:color w:val="0000EE"/>
-            <w:u w:val="single"/>
-          </w:rPr>
-          <w:t>12:17</w:t>
-        </w:r>
-      </w:hyperlink>
+      <w:r>
+        <w:rPr>
+          <w:rtl/>
+          <w:cs/>
+          <w:lang w:val="ar_AE" w:bidi="ar_AE"/>
+        </w:rPr>
+        <w:t>12:17</w:t>
+      </w:r>
       <w:r>
         <w:rPr>
           <w:rtl/>
@@ -4397,20 +3797,14 @@
         </w:rPr>
         <w:t xml:space="preserve">; </w:t>
       </w:r>
-      <w:hyperlink r:id="rId54">
-        <w:r>
-          <w:rPr>
-            <w:rtl/>
-            <w:cs/>
-            <w:lang w:val="ar_AE" w:bidi="ar_AE"/>
-          </w:rPr>
-          <w:rPr>
-            <w:color w:val="0000EE"/>
-            <w:u w:val="single"/>
-          </w:rPr>
-          <w:t>22:7</w:t>
-        </w:r>
-      </w:hyperlink>
+      <w:r>
+        <w:rPr>
+          <w:rtl/>
+          <w:cs/>
+          <w:lang w:val="ar_AE" w:bidi="ar_AE"/>
+        </w:rPr>
+        <w:t>22:7</w:t>
+      </w:r>
       <w:r>
         <w:rPr>
           <w:rtl/>
@@ -4419,20 +3813,14 @@
         </w:rPr>
         <w:t>)، والاحتمالِ بِصَبْرٍ (</w:t>
       </w:r>
-      <w:hyperlink r:id="rId70">
-        <w:r>
-          <w:rPr>
-            <w:rtl/>
-            <w:cs/>
-            <w:lang w:val="ar_AE" w:bidi="ar_AE"/>
-          </w:rPr>
-          <w:rPr>
-            <w:color w:val="0000EE"/>
-            <w:u w:val="single"/>
-          </w:rPr>
-          <w:t>13:10</w:t>
-        </w:r>
-      </w:hyperlink>
+      <w:r>
+        <w:rPr>
+          <w:rtl/>
+          <w:cs/>
+          <w:lang w:val="ar_AE" w:bidi="ar_AE"/>
+        </w:rPr>
+        <w:t>13:10</w:t>
+      </w:r>
       <w:r>
         <w:rPr>
           <w:rtl/>
@@ -4441,20 +3829,14 @@
         </w:rPr>
         <w:t xml:space="preserve">; </w:t>
       </w:r>
-      <w:hyperlink r:id="rId105">
-        <w:r>
-          <w:rPr>
-            <w:rtl/>
-            <w:cs/>
-            <w:lang w:val="ar_AE" w:bidi="ar_AE"/>
-          </w:rPr>
-          <w:rPr>
-            <w:color w:val="0000EE"/>
-            <w:u w:val="single"/>
-          </w:rPr>
-          <w:t>14:12</w:t>
-        </w:r>
-      </w:hyperlink>
+      <w:r>
+        <w:rPr>
+          <w:rtl/>
+          <w:cs/>
+          <w:lang w:val="ar_AE" w:bidi="ar_AE"/>
+        </w:rPr>
+        <w:t>14:12</w:t>
+      </w:r>
       <w:r>
         <w:rPr>
           <w:rtl/>
@@ -4463,20 +3845,14 @@
         </w:rPr>
         <w:t>)، والبقاءِ ساهِرين (</w:t>
       </w:r>
-      <w:hyperlink r:id="rId106">
-        <w:r>
-          <w:rPr>
-            <w:rtl/>
-            <w:cs/>
-            <w:lang w:val="ar_AE" w:bidi="ar_AE"/>
-          </w:rPr>
-          <w:rPr>
-            <w:color w:val="0000EE"/>
-            <w:u w:val="single"/>
-          </w:rPr>
-          <w:t>16:15</w:t>
-        </w:r>
-      </w:hyperlink>
+      <w:r>
+        <w:rPr>
+          <w:rtl/>
+          <w:cs/>
+          <w:lang w:val="ar_AE" w:bidi="ar_AE"/>
+        </w:rPr>
+        <w:t>16:15</w:t>
+      </w:r>
       <w:r>
         <w:rPr>
           <w:rtl/>
@@ -4485,20 +3861,14 @@
         </w:rPr>
         <w:t xml:space="preserve">; </w:t>
       </w:r>
-      <w:hyperlink r:id="rId107">
-        <w:r>
-          <w:rPr>
-            <w:rtl/>
-            <w:cs/>
-            <w:lang w:val="ar_AE" w:bidi="ar_AE"/>
-          </w:rPr>
-          <w:rPr>
-            <w:color w:val="0000EE"/>
-            <w:u w:val="single"/>
-          </w:rPr>
-          <w:t>17:14</w:t>
-        </w:r>
-      </w:hyperlink>
+      <w:r>
+        <w:rPr>
+          <w:rtl/>
+          <w:cs/>
+          <w:lang w:val="ar_AE" w:bidi="ar_AE"/>
+        </w:rPr>
+        <w:t>17:14</w:t>
+      </w:r>
       <w:r>
         <w:rPr>
           <w:rtl/>
@@ -4507,20 +3877,14 @@
         </w:rPr>
         <w:t>) في مواجَهَةِ الاضطهاد، وهم يدركون تمامًا أن الجُبَنَاءَ سيواجهون عقابًا أَبَدِيًّا مع فَعَلَةِ الشَّرِّ (</w:t>
       </w:r>
-      <w:hyperlink r:id="rId108">
-        <w:r>
-          <w:rPr>
-            <w:rtl/>
-            <w:cs/>
-            <w:lang w:val="ar_AE" w:bidi="ar_AE"/>
-          </w:rPr>
-          <w:rPr>
-            <w:color w:val="0000EE"/>
-            <w:u w:val="single"/>
-          </w:rPr>
-          <w:t>21:8</w:t>
-        </w:r>
-      </w:hyperlink>
+      <w:r>
+        <w:rPr>
+          <w:rtl/>
+          <w:cs/>
+          <w:lang w:val="ar_AE" w:bidi="ar_AE"/>
+        </w:rPr>
+        <w:t>21:8</w:t>
+      </w:r>
       <w:r>
         <w:rPr>
           <w:rtl/>
